--- a/plan.docx
+++ b/plan.docx
@@ -3870,6 +3870,2270 @@
       <w:r>
         <w:t>We'll complete these modules one by one.</w:t>
       </w:r>
+    </w:p>
+    <w:tbl>
+      <w:tblPr>
+        <w:tblStyle w:val="6"/>
+        <w:tblW w:w="0" w:type="auto"/>
+        <w:tblCellSpacing w:w="15" w:type="dxa"/>
+        <w:tblInd w:w="0" w:type="dxa"/>
+        <w:tblBorders>
+          <w:top w:val="none" w:color="auto" w:sz="0" w:space="0"/>
+          <w:left w:val="none" w:color="auto" w:sz="0" w:space="0"/>
+          <w:bottom w:val="none" w:color="auto" w:sz="0" w:space="0"/>
+          <w:right w:val="none" w:color="auto" w:sz="0" w:space="0"/>
+          <w:insideH w:val="none" w:color="auto" w:sz="0" w:space="0"/>
+          <w:insideV w:val="none" w:color="auto" w:sz="0" w:space="0"/>
+        </w:tblBorders>
+        <w:shd w:val="clear" w:color="auto" w:fill="auto"/>
+        <w:tblLayout w:type="autofit"/>
+        <w:tblCellMar>
+          <w:top w:w="15" w:type="dxa"/>
+          <w:left w:w="15" w:type="dxa"/>
+          <w:bottom w:w="15" w:type="dxa"/>
+          <w:right w:w="15" w:type="dxa"/>
+        </w:tblCellMar>
+      </w:tblPr>
+      <w:tblGrid>
+        <w:gridCol w:w="680"/>
+        <w:gridCol w:w="3060"/>
+        <w:gridCol w:w="801"/>
+      </w:tblGrid>
+      <w:tr>
+        <w:tblPrEx>
+          <w:tblBorders>
+            <w:top w:val="none" w:color="auto" w:sz="0" w:space="0"/>
+            <w:left w:val="none" w:color="auto" w:sz="0" w:space="0"/>
+            <w:bottom w:val="none" w:color="auto" w:sz="0" w:space="0"/>
+            <w:right w:val="none" w:color="auto" w:sz="0" w:space="0"/>
+            <w:insideH w:val="none" w:color="auto" w:sz="0" w:space="0"/>
+            <w:insideV w:val="none" w:color="auto" w:sz="0" w:space="0"/>
+          </w:tblBorders>
+          <w:shd w:val="clear" w:color="auto" w:fill="auto"/>
+          <w:tblCellMar>
+            <w:top w:w="15" w:type="dxa"/>
+            <w:left w:w="15" w:type="dxa"/>
+            <w:bottom w:w="15" w:type="dxa"/>
+            <w:right w:w="15" w:type="dxa"/>
+          </w:tblCellMar>
+        </w:tblPrEx>
+        <w:trPr>
+          <w:tblHeader/>
+          <w:tblCellSpacing w:w="15" w:type="dxa"/>
+        </w:trPr>
+        <w:tc>
+          <w:tcPr>
+            <w:tcW w:w="0" w:type="auto"/>
+            <w:shd w:val="clear" w:color="auto" w:fill="auto"/>
+            <w:vAlign w:val="center"/>
+          </w:tcPr>
+          <w:p>
+            <w:pPr>
+              <w:keepNext w:val="0"/>
+              <w:keepLines w:val="0"/>
+              <w:widowControl/>
+              <w:suppressLineNumbers w:val="0"/>
+              <w:jc w:val="center"/>
+              <w:rPr>
+                <w:b/>
+                <w:bCs/>
+              </w:rPr>
+            </w:pPr>
+            <w:r>
+              <w:rPr>
+                <w:rFonts w:ascii="SimSun" w:hAnsi="SimSun" w:eastAsia="SimSun" w:cs="SimSun"/>
+                <w:b/>
+                <w:bCs/>
+                <w:kern w:val="0"/>
+                <w:sz w:val="24"/>
+                <w:szCs w:val="24"/>
+                <w:lang w:val="en-US" w:eastAsia="zh-CN" w:bidi="ar"/>
+              </w:rPr>
+              <w:t>Phase</w:t>
+            </w:r>
+          </w:p>
+        </w:tc>
+        <w:tc>
+          <w:tcPr>
+            <w:tcW w:w="0" w:type="auto"/>
+            <w:shd w:val="clear" w:color="auto" w:fill="auto"/>
+            <w:vAlign w:val="center"/>
+          </w:tcPr>
+          <w:p>
+            <w:pPr>
+              <w:keepNext w:val="0"/>
+              <w:keepLines w:val="0"/>
+              <w:widowControl/>
+              <w:suppressLineNumbers w:val="0"/>
+              <w:jc w:val="center"/>
+              <w:rPr>
+                <w:b/>
+                <w:bCs/>
+              </w:rPr>
+            </w:pPr>
+            <w:r>
+              <w:rPr>
+                <w:rFonts w:ascii="SimSun" w:hAnsi="SimSun" w:eastAsia="SimSun" w:cs="SimSun"/>
+                <w:b/>
+                <w:bCs/>
+                <w:kern w:val="0"/>
+                <w:sz w:val="24"/>
+                <w:szCs w:val="24"/>
+                <w:lang w:val="en-US" w:eastAsia="zh-CN" w:bidi="ar"/>
+              </w:rPr>
+              <w:t>Module</w:t>
+            </w:r>
+          </w:p>
+        </w:tc>
+        <w:tc>
+          <w:tcPr>
+            <w:tcW w:w="0" w:type="auto"/>
+            <w:shd w:val="clear" w:color="auto" w:fill="auto"/>
+            <w:vAlign w:val="center"/>
+          </w:tcPr>
+          <w:p>
+            <w:pPr>
+              <w:keepNext w:val="0"/>
+              <w:keepLines w:val="0"/>
+              <w:widowControl/>
+              <w:suppressLineNumbers w:val="0"/>
+              <w:jc w:val="center"/>
+              <w:rPr>
+                <w:b/>
+                <w:bCs/>
+              </w:rPr>
+            </w:pPr>
+            <w:r>
+              <w:rPr>
+                <w:rFonts w:ascii="SimSun" w:hAnsi="SimSun" w:eastAsia="SimSun" w:cs="SimSun"/>
+                <w:b/>
+                <w:bCs/>
+                <w:kern w:val="0"/>
+                <w:sz w:val="24"/>
+                <w:szCs w:val="24"/>
+                <w:lang w:val="en-US" w:eastAsia="zh-CN" w:bidi="ar"/>
+              </w:rPr>
+              <w:t>Status</w:t>
+            </w:r>
+          </w:p>
+        </w:tc>
+      </w:tr>
+      <w:tr>
+        <w:tblPrEx>
+          <w:tblBorders>
+            <w:top w:val="none" w:color="auto" w:sz="0" w:space="0"/>
+            <w:left w:val="none" w:color="auto" w:sz="0" w:space="0"/>
+            <w:bottom w:val="none" w:color="auto" w:sz="0" w:space="0"/>
+            <w:right w:val="none" w:color="auto" w:sz="0" w:space="0"/>
+            <w:insideH w:val="none" w:color="auto" w:sz="0" w:space="0"/>
+            <w:insideV w:val="none" w:color="auto" w:sz="0" w:space="0"/>
+          </w:tblBorders>
+          <w:shd w:val="clear" w:color="auto" w:fill="auto"/>
+          <w:tblCellMar>
+            <w:top w:w="15" w:type="dxa"/>
+            <w:left w:w="15" w:type="dxa"/>
+            <w:bottom w:w="15" w:type="dxa"/>
+            <w:right w:w="15" w:type="dxa"/>
+          </w:tblCellMar>
+        </w:tblPrEx>
+        <w:trPr>
+          <w:tblCellSpacing w:w="15" w:type="dxa"/>
+        </w:trPr>
+        <w:tc>
+          <w:tcPr>
+            <w:tcW w:w="0" w:type="auto"/>
+            <w:shd w:val="clear" w:color="auto" w:fill="auto"/>
+            <w:vAlign w:val="center"/>
+          </w:tcPr>
+          <w:p>
+            <w:pPr>
+              <w:keepNext w:val="0"/>
+              <w:keepLines w:val="0"/>
+              <w:widowControl/>
+              <w:suppressLineNumbers w:val="0"/>
+              <w:jc w:val="left"/>
+            </w:pPr>
+            <w:r>
+              <w:rPr>
+                <w:rFonts w:ascii="SimSun" w:hAnsi="SimSun" w:eastAsia="SimSun" w:cs="SimSun"/>
+                <w:kern w:val="0"/>
+                <w:sz w:val="24"/>
+                <w:szCs w:val="24"/>
+                <w:lang w:val="en-US" w:eastAsia="zh-CN" w:bidi="ar"/>
+              </w:rPr>
+              <w:t>1</w:t>
+            </w:r>
+          </w:p>
+        </w:tc>
+        <w:tc>
+          <w:tcPr>
+            <w:tcW w:w="0" w:type="auto"/>
+            <w:shd w:val="clear" w:color="auto" w:fill="auto"/>
+            <w:vAlign w:val="center"/>
+          </w:tcPr>
+          <w:p>
+            <w:pPr>
+              <w:keepNext w:val="0"/>
+              <w:keepLines w:val="0"/>
+              <w:widowControl/>
+              <w:suppressLineNumbers w:val="0"/>
+              <w:jc w:val="left"/>
+            </w:pPr>
+            <w:r>
+              <w:rPr>
+                <w:rFonts w:ascii="SimSun" w:hAnsi="SimSun" w:eastAsia="SimSun" w:cs="SimSun"/>
+                <w:kern w:val="0"/>
+                <w:sz w:val="24"/>
+                <w:szCs w:val="24"/>
+                <w:lang w:val="en-US" w:eastAsia="zh-CN" w:bidi="ar"/>
+              </w:rPr>
+              <w:t>Create Django Project</w:t>
+            </w:r>
+          </w:p>
+        </w:tc>
+        <w:tc>
+          <w:tcPr>
+            <w:tcW w:w="0" w:type="auto"/>
+            <w:shd w:val="clear" w:color="auto" w:fill="auto"/>
+            <w:vAlign w:val="center"/>
+          </w:tcPr>
+          <w:p>
+            <w:pPr>
+              <w:keepNext w:val="0"/>
+              <w:keepLines w:val="0"/>
+              <w:widowControl/>
+              <w:suppressLineNumbers w:val="0"/>
+              <w:jc w:val="left"/>
+            </w:pPr>
+            <w:r>
+              <w:rPr>
+                <w:rFonts w:ascii="SimSun" w:hAnsi="SimSun" w:eastAsia="SimSun" w:cs="SimSun"/>
+                <w:kern w:val="0"/>
+                <w:sz w:val="24"/>
+                <w:szCs w:val="24"/>
+                <w:lang w:val="en-US" w:eastAsia="zh-CN" w:bidi="ar"/>
+              </w:rPr>
+              <w:t>⬜</w:t>
+            </w:r>
+          </w:p>
+        </w:tc>
+      </w:tr>
+      <w:tr>
+        <w:tblPrEx>
+          <w:tblBorders>
+            <w:top w:val="none" w:color="auto" w:sz="0" w:space="0"/>
+            <w:left w:val="none" w:color="auto" w:sz="0" w:space="0"/>
+            <w:bottom w:val="none" w:color="auto" w:sz="0" w:space="0"/>
+            <w:right w:val="none" w:color="auto" w:sz="0" w:space="0"/>
+            <w:insideH w:val="none" w:color="auto" w:sz="0" w:space="0"/>
+            <w:insideV w:val="none" w:color="auto" w:sz="0" w:space="0"/>
+          </w:tblBorders>
+          <w:shd w:val="clear" w:color="auto" w:fill="auto"/>
+          <w:tblCellMar>
+            <w:top w:w="15" w:type="dxa"/>
+            <w:left w:w="15" w:type="dxa"/>
+            <w:bottom w:w="15" w:type="dxa"/>
+            <w:right w:w="15" w:type="dxa"/>
+          </w:tblCellMar>
+        </w:tblPrEx>
+        <w:trPr>
+          <w:tblCellSpacing w:w="15" w:type="dxa"/>
+        </w:trPr>
+        <w:tc>
+          <w:tcPr>
+            <w:tcW w:w="0" w:type="auto"/>
+            <w:shd w:val="clear" w:color="auto" w:fill="auto"/>
+            <w:vAlign w:val="center"/>
+          </w:tcPr>
+          <w:p>
+            <w:pPr>
+              <w:keepNext w:val="0"/>
+              <w:keepLines w:val="0"/>
+              <w:widowControl/>
+              <w:suppressLineNumbers w:val="0"/>
+              <w:jc w:val="left"/>
+            </w:pPr>
+            <w:r>
+              <w:rPr>
+                <w:rFonts w:ascii="SimSun" w:hAnsi="SimSun" w:eastAsia="SimSun" w:cs="SimSun"/>
+                <w:kern w:val="0"/>
+                <w:sz w:val="24"/>
+                <w:szCs w:val="24"/>
+                <w:lang w:val="en-US" w:eastAsia="zh-CN" w:bidi="ar"/>
+              </w:rPr>
+              <w:t>2</w:t>
+            </w:r>
+          </w:p>
+        </w:tc>
+        <w:tc>
+          <w:tcPr>
+            <w:tcW w:w="0" w:type="auto"/>
+            <w:shd w:val="clear" w:color="auto" w:fill="auto"/>
+            <w:vAlign w:val="center"/>
+          </w:tcPr>
+          <w:p>
+            <w:pPr>
+              <w:keepNext w:val="0"/>
+              <w:keepLines w:val="0"/>
+              <w:widowControl/>
+              <w:suppressLineNumbers w:val="0"/>
+              <w:jc w:val="left"/>
+            </w:pPr>
+            <w:r>
+              <w:rPr>
+                <w:rFonts w:ascii="SimSun" w:hAnsi="SimSun" w:eastAsia="SimSun" w:cs="SimSun"/>
+                <w:kern w:val="0"/>
+                <w:sz w:val="24"/>
+                <w:szCs w:val="24"/>
+                <w:lang w:val="en-US" w:eastAsia="zh-CN" w:bidi="ar"/>
+              </w:rPr>
+              <w:t>User Authentication</w:t>
+            </w:r>
+          </w:p>
+        </w:tc>
+        <w:tc>
+          <w:tcPr>
+            <w:tcW w:w="0" w:type="auto"/>
+            <w:shd w:val="clear" w:color="auto" w:fill="auto"/>
+            <w:vAlign w:val="center"/>
+          </w:tcPr>
+          <w:p>
+            <w:pPr>
+              <w:keepNext w:val="0"/>
+              <w:keepLines w:val="0"/>
+              <w:widowControl/>
+              <w:suppressLineNumbers w:val="0"/>
+              <w:jc w:val="left"/>
+            </w:pPr>
+            <w:r>
+              <w:rPr>
+                <w:rFonts w:ascii="SimSun" w:hAnsi="SimSun" w:eastAsia="SimSun" w:cs="SimSun"/>
+                <w:kern w:val="0"/>
+                <w:sz w:val="24"/>
+                <w:szCs w:val="24"/>
+                <w:lang w:val="en-US" w:eastAsia="zh-CN" w:bidi="ar"/>
+              </w:rPr>
+              <w:t>⬜</w:t>
+            </w:r>
+          </w:p>
+        </w:tc>
+      </w:tr>
+      <w:tr>
+        <w:tblPrEx>
+          <w:tblBorders>
+            <w:top w:val="none" w:color="auto" w:sz="0" w:space="0"/>
+            <w:left w:val="none" w:color="auto" w:sz="0" w:space="0"/>
+            <w:bottom w:val="none" w:color="auto" w:sz="0" w:space="0"/>
+            <w:right w:val="none" w:color="auto" w:sz="0" w:space="0"/>
+            <w:insideH w:val="none" w:color="auto" w:sz="0" w:space="0"/>
+            <w:insideV w:val="none" w:color="auto" w:sz="0" w:space="0"/>
+          </w:tblBorders>
+          <w:shd w:val="clear" w:color="auto" w:fill="auto"/>
+          <w:tblCellMar>
+            <w:top w:w="15" w:type="dxa"/>
+            <w:left w:w="15" w:type="dxa"/>
+            <w:bottom w:w="15" w:type="dxa"/>
+            <w:right w:w="15" w:type="dxa"/>
+          </w:tblCellMar>
+        </w:tblPrEx>
+        <w:trPr>
+          <w:tblCellSpacing w:w="15" w:type="dxa"/>
+        </w:trPr>
+        <w:tc>
+          <w:tcPr>
+            <w:tcW w:w="0" w:type="auto"/>
+            <w:shd w:val="clear" w:color="auto" w:fill="auto"/>
+            <w:vAlign w:val="center"/>
+          </w:tcPr>
+          <w:p>
+            <w:pPr>
+              <w:keepNext w:val="0"/>
+              <w:keepLines w:val="0"/>
+              <w:widowControl/>
+              <w:suppressLineNumbers w:val="0"/>
+              <w:jc w:val="left"/>
+            </w:pPr>
+            <w:r>
+              <w:rPr>
+                <w:rFonts w:ascii="SimSun" w:hAnsi="SimSun" w:eastAsia="SimSun" w:cs="SimSun"/>
+                <w:kern w:val="0"/>
+                <w:sz w:val="24"/>
+                <w:szCs w:val="24"/>
+                <w:lang w:val="en-US" w:eastAsia="zh-CN" w:bidi="ar"/>
+              </w:rPr>
+              <w:t>3</w:t>
+            </w:r>
+          </w:p>
+        </w:tc>
+        <w:tc>
+          <w:tcPr>
+            <w:tcW w:w="0" w:type="auto"/>
+            <w:shd w:val="clear" w:color="auto" w:fill="auto"/>
+            <w:vAlign w:val="center"/>
+          </w:tcPr>
+          <w:p>
+            <w:pPr>
+              <w:keepNext w:val="0"/>
+              <w:keepLines w:val="0"/>
+              <w:widowControl/>
+              <w:suppressLineNumbers w:val="0"/>
+              <w:jc w:val="left"/>
+            </w:pPr>
+            <w:r>
+              <w:rPr>
+                <w:rFonts w:ascii="SimSun" w:hAnsi="SimSun" w:eastAsia="SimSun" w:cs="SimSun"/>
+                <w:kern w:val="0"/>
+                <w:sz w:val="24"/>
+                <w:szCs w:val="24"/>
+                <w:lang w:val="en-US" w:eastAsia="zh-CN" w:bidi="ar"/>
+              </w:rPr>
+              <w:t>Student Management</w:t>
+            </w:r>
+          </w:p>
+        </w:tc>
+        <w:tc>
+          <w:tcPr>
+            <w:tcW w:w="0" w:type="auto"/>
+            <w:shd w:val="clear" w:color="auto" w:fill="auto"/>
+            <w:vAlign w:val="center"/>
+          </w:tcPr>
+          <w:p>
+            <w:pPr>
+              <w:keepNext w:val="0"/>
+              <w:keepLines w:val="0"/>
+              <w:widowControl/>
+              <w:suppressLineNumbers w:val="0"/>
+              <w:jc w:val="left"/>
+            </w:pPr>
+            <w:r>
+              <w:rPr>
+                <w:rFonts w:ascii="SimSun" w:hAnsi="SimSun" w:eastAsia="SimSun" w:cs="SimSun"/>
+                <w:kern w:val="0"/>
+                <w:sz w:val="24"/>
+                <w:szCs w:val="24"/>
+                <w:lang w:val="en-US" w:eastAsia="zh-CN" w:bidi="ar"/>
+              </w:rPr>
+              <w:t>⬜</w:t>
+            </w:r>
+          </w:p>
+        </w:tc>
+      </w:tr>
+      <w:tr>
+        <w:tblPrEx>
+          <w:tblBorders>
+            <w:top w:val="none" w:color="auto" w:sz="0" w:space="0"/>
+            <w:left w:val="none" w:color="auto" w:sz="0" w:space="0"/>
+            <w:bottom w:val="none" w:color="auto" w:sz="0" w:space="0"/>
+            <w:right w:val="none" w:color="auto" w:sz="0" w:space="0"/>
+            <w:insideH w:val="none" w:color="auto" w:sz="0" w:space="0"/>
+            <w:insideV w:val="none" w:color="auto" w:sz="0" w:space="0"/>
+          </w:tblBorders>
+          <w:tblCellMar>
+            <w:top w:w="15" w:type="dxa"/>
+            <w:left w:w="15" w:type="dxa"/>
+            <w:bottom w:w="15" w:type="dxa"/>
+            <w:right w:w="15" w:type="dxa"/>
+          </w:tblCellMar>
+        </w:tblPrEx>
+        <w:trPr>
+          <w:tblCellSpacing w:w="15" w:type="dxa"/>
+        </w:trPr>
+        <w:tc>
+          <w:tcPr>
+            <w:tcW w:w="0" w:type="auto"/>
+            <w:shd w:val="clear" w:color="auto" w:fill="auto"/>
+            <w:vAlign w:val="center"/>
+          </w:tcPr>
+          <w:p>
+            <w:pPr>
+              <w:keepNext w:val="0"/>
+              <w:keepLines w:val="0"/>
+              <w:widowControl/>
+              <w:suppressLineNumbers w:val="0"/>
+              <w:jc w:val="left"/>
+            </w:pPr>
+            <w:r>
+              <w:rPr>
+                <w:rFonts w:ascii="SimSun" w:hAnsi="SimSun" w:eastAsia="SimSun" w:cs="SimSun"/>
+                <w:kern w:val="0"/>
+                <w:sz w:val="24"/>
+                <w:szCs w:val="24"/>
+                <w:lang w:val="en-US" w:eastAsia="zh-CN" w:bidi="ar"/>
+              </w:rPr>
+              <w:t>4</w:t>
+            </w:r>
+          </w:p>
+        </w:tc>
+        <w:tc>
+          <w:tcPr>
+            <w:tcW w:w="0" w:type="auto"/>
+            <w:shd w:val="clear" w:color="auto" w:fill="auto"/>
+            <w:vAlign w:val="center"/>
+          </w:tcPr>
+          <w:p>
+            <w:pPr>
+              <w:keepNext w:val="0"/>
+              <w:keepLines w:val="0"/>
+              <w:widowControl/>
+              <w:suppressLineNumbers w:val="0"/>
+              <w:jc w:val="left"/>
+            </w:pPr>
+            <w:r>
+              <w:rPr>
+                <w:rFonts w:ascii="SimSun" w:hAnsi="SimSun" w:eastAsia="SimSun" w:cs="SimSun"/>
+                <w:kern w:val="0"/>
+                <w:sz w:val="24"/>
+                <w:szCs w:val="24"/>
+                <w:lang w:val="en-US" w:eastAsia="zh-CN" w:bidi="ar"/>
+              </w:rPr>
+              <w:t>Teacher Management</w:t>
+            </w:r>
+          </w:p>
+        </w:tc>
+        <w:tc>
+          <w:tcPr>
+            <w:tcW w:w="0" w:type="auto"/>
+            <w:shd w:val="clear" w:color="auto" w:fill="auto"/>
+            <w:vAlign w:val="center"/>
+          </w:tcPr>
+          <w:p>
+            <w:pPr>
+              <w:keepNext w:val="0"/>
+              <w:keepLines w:val="0"/>
+              <w:widowControl/>
+              <w:suppressLineNumbers w:val="0"/>
+              <w:jc w:val="left"/>
+            </w:pPr>
+            <w:r>
+              <w:rPr>
+                <w:rFonts w:ascii="SimSun" w:hAnsi="SimSun" w:eastAsia="SimSun" w:cs="SimSun"/>
+                <w:kern w:val="0"/>
+                <w:sz w:val="24"/>
+                <w:szCs w:val="24"/>
+                <w:lang w:val="en-US" w:eastAsia="zh-CN" w:bidi="ar"/>
+              </w:rPr>
+              <w:t>⬜</w:t>
+            </w:r>
+          </w:p>
+        </w:tc>
+      </w:tr>
+      <w:tr>
+        <w:tblPrEx>
+          <w:tblBorders>
+            <w:top w:val="none" w:color="auto" w:sz="0" w:space="0"/>
+            <w:left w:val="none" w:color="auto" w:sz="0" w:space="0"/>
+            <w:bottom w:val="none" w:color="auto" w:sz="0" w:space="0"/>
+            <w:right w:val="none" w:color="auto" w:sz="0" w:space="0"/>
+            <w:insideH w:val="none" w:color="auto" w:sz="0" w:space="0"/>
+            <w:insideV w:val="none" w:color="auto" w:sz="0" w:space="0"/>
+          </w:tblBorders>
+          <w:shd w:val="clear" w:color="auto" w:fill="auto"/>
+          <w:tblCellMar>
+            <w:top w:w="15" w:type="dxa"/>
+            <w:left w:w="15" w:type="dxa"/>
+            <w:bottom w:w="15" w:type="dxa"/>
+            <w:right w:w="15" w:type="dxa"/>
+          </w:tblCellMar>
+        </w:tblPrEx>
+        <w:trPr>
+          <w:tblCellSpacing w:w="15" w:type="dxa"/>
+        </w:trPr>
+        <w:tc>
+          <w:tcPr>
+            <w:tcW w:w="0" w:type="auto"/>
+            <w:shd w:val="clear" w:color="auto" w:fill="auto"/>
+            <w:vAlign w:val="center"/>
+          </w:tcPr>
+          <w:p>
+            <w:pPr>
+              <w:keepNext w:val="0"/>
+              <w:keepLines w:val="0"/>
+              <w:widowControl/>
+              <w:suppressLineNumbers w:val="0"/>
+              <w:jc w:val="left"/>
+            </w:pPr>
+            <w:r>
+              <w:rPr>
+                <w:rFonts w:ascii="SimSun" w:hAnsi="SimSun" w:eastAsia="SimSun" w:cs="SimSun"/>
+                <w:kern w:val="0"/>
+                <w:sz w:val="24"/>
+                <w:szCs w:val="24"/>
+                <w:lang w:val="en-US" w:eastAsia="zh-CN" w:bidi="ar"/>
+              </w:rPr>
+              <w:t>5</w:t>
+            </w:r>
+          </w:p>
+        </w:tc>
+        <w:tc>
+          <w:tcPr>
+            <w:tcW w:w="0" w:type="auto"/>
+            <w:shd w:val="clear" w:color="auto" w:fill="auto"/>
+            <w:vAlign w:val="center"/>
+          </w:tcPr>
+          <w:p>
+            <w:pPr>
+              <w:keepNext w:val="0"/>
+              <w:keepLines w:val="0"/>
+              <w:widowControl/>
+              <w:suppressLineNumbers w:val="0"/>
+              <w:jc w:val="left"/>
+            </w:pPr>
+            <w:r>
+              <w:rPr>
+                <w:rFonts w:ascii="SimSun" w:hAnsi="SimSun" w:eastAsia="SimSun" w:cs="SimSun"/>
+                <w:kern w:val="0"/>
+                <w:sz w:val="24"/>
+                <w:szCs w:val="24"/>
+                <w:lang w:val="en-US" w:eastAsia="zh-CN" w:bidi="ar"/>
+              </w:rPr>
+              <w:t>Class Management</w:t>
+            </w:r>
+          </w:p>
+        </w:tc>
+        <w:tc>
+          <w:tcPr>
+            <w:tcW w:w="0" w:type="auto"/>
+            <w:shd w:val="clear" w:color="auto" w:fill="auto"/>
+            <w:vAlign w:val="center"/>
+          </w:tcPr>
+          <w:p>
+            <w:pPr>
+              <w:keepNext w:val="0"/>
+              <w:keepLines w:val="0"/>
+              <w:widowControl/>
+              <w:suppressLineNumbers w:val="0"/>
+              <w:jc w:val="left"/>
+            </w:pPr>
+            <w:r>
+              <w:rPr>
+                <w:rFonts w:ascii="SimSun" w:hAnsi="SimSun" w:eastAsia="SimSun" w:cs="SimSun"/>
+                <w:kern w:val="0"/>
+                <w:sz w:val="24"/>
+                <w:szCs w:val="24"/>
+                <w:lang w:val="en-US" w:eastAsia="zh-CN" w:bidi="ar"/>
+              </w:rPr>
+              <w:t>⬜</w:t>
+            </w:r>
+          </w:p>
+        </w:tc>
+      </w:tr>
+      <w:tr>
+        <w:tblPrEx>
+          <w:tblBorders>
+            <w:top w:val="none" w:color="auto" w:sz="0" w:space="0"/>
+            <w:left w:val="none" w:color="auto" w:sz="0" w:space="0"/>
+            <w:bottom w:val="none" w:color="auto" w:sz="0" w:space="0"/>
+            <w:right w:val="none" w:color="auto" w:sz="0" w:space="0"/>
+            <w:insideH w:val="none" w:color="auto" w:sz="0" w:space="0"/>
+            <w:insideV w:val="none" w:color="auto" w:sz="0" w:space="0"/>
+          </w:tblBorders>
+          <w:tblCellMar>
+            <w:top w:w="15" w:type="dxa"/>
+            <w:left w:w="15" w:type="dxa"/>
+            <w:bottom w:w="15" w:type="dxa"/>
+            <w:right w:w="15" w:type="dxa"/>
+          </w:tblCellMar>
+        </w:tblPrEx>
+        <w:trPr>
+          <w:tblCellSpacing w:w="15" w:type="dxa"/>
+        </w:trPr>
+        <w:tc>
+          <w:tcPr>
+            <w:tcW w:w="0" w:type="auto"/>
+            <w:shd w:val="clear" w:color="auto" w:fill="auto"/>
+            <w:vAlign w:val="center"/>
+          </w:tcPr>
+          <w:p>
+            <w:pPr>
+              <w:keepNext w:val="0"/>
+              <w:keepLines w:val="0"/>
+              <w:widowControl/>
+              <w:suppressLineNumbers w:val="0"/>
+              <w:jc w:val="left"/>
+            </w:pPr>
+            <w:r>
+              <w:rPr>
+                <w:rFonts w:ascii="SimSun" w:hAnsi="SimSun" w:eastAsia="SimSun" w:cs="SimSun"/>
+                <w:kern w:val="0"/>
+                <w:sz w:val="24"/>
+                <w:szCs w:val="24"/>
+                <w:lang w:val="en-US" w:eastAsia="zh-CN" w:bidi="ar"/>
+              </w:rPr>
+              <w:t>6</w:t>
+            </w:r>
+          </w:p>
+        </w:tc>
+        <w:tc>
+          <w:tcPr>
+            <w:tcW w:w="0" w:type="auto"/>
+            <w:shd w:val="clear" w:color="auto" w:fill="auto"/>
+            <w:vAlign w:val="center"/>
+          </w:tcPr>
+          <w:p>
+            <w:pPr>
+              <w:keepNext w:val="0"/>
+              <w:keepLines w:val="0"/>
+              <w:widowControl/>
+              <w:suppressLineNumbers w:val="0"/>
+              <w:jc w:val="left"/>
+            </w:pPr>
+            <w:r>
+              <w:rPr>
+                <w:rFonts w:ascii="SimSun" w:hAnsi="SimSun" w:eastAsia="SimSun" w:cs="SimSun"/>
+                <w:kern w:val="0"/>
+                <w:sz w:val="24"/>
+                <w:szCs w:val="24"/>
+                <w:lang w:val="en-US" w:eastAsia="zh-CN" w:bidi="ar"/>
+              </w:rPr>
+              <w:t>Subject Management</w:t>
+            </w:r>
+          </w:p>
+        </w:tc>
+        <w:tc>
+          <w:tcPr>
+            <w:tcW w:w="0" w:type="auto"/>
+            <w:shd w:val="clear" w:color="auto" w:fill="auto"/>
+            <w:vAlign w:val="center"/>
+          </w:tcPr>
+          <w:p>
+            <w:pPr>
+              <w:keepNext w:val="0"/>
+              <w:keepLines w:val="0"/>
+              <w:widowControl/>
+              <w:suppressLineNumbers w:val="0"/>
+              <w:jc w:val="left"/>
+            </w:pPr>
+            <w:r>
+              <w:rPr>
+                <w:rFonts w:ascii="SimSun" w:hAnsi="SimSun" w:eastAsia="SimSun" w:cs="SimSun"/>
+                <w:kern w:val="0"/>
+                <w:sz w:val="24"/>
+                <w:szCs w:val="24"/>
+                <w:lang w:val="en-US" w:eastAsia="zh-CN" w:bidi="ar"/>
+              </w:rPr>
+              <w:t>⬜</w:t>
+            </w:r>
+          </w:p>
+        </w:tc>
+      </w:tr>
+      <w:tr>
+        <w:tblPrEx>
+          <w:tblBorders>
+            <w:top w:val="none" w:color="auto" w:sz="0" w:space="0"/>
+            <w:left w:val="none" w:color="auto" w:sz="0" w:space="0"/>
+            <w:bottom w:val="none" w:color="auto" w:sz="0" w:space="0"/>
+            <w:right w:val="none" w:color="auto" w:sz="0" w:space="0"/>
+            <w:insideH w:val="none" w:color="auto" w:sz="0" w:space="0"/>
+            <w:insideV w:val="none" w:color="auto" w:sz="0" w:space="0"/>
+          </w:tblBorders>
+          <w:shd w:val="clear" w:color="auto" w:fill="auto"/>
+          <w:tblCellMar>
+            <w:top w:w="15" w:type="dxa"/>
+            <w:left w:w="15" w:type="dxa"/>
+            <w:bottom w:w="15" w:type="dxa"/>
+            <w:right w:w="15" w:type="dxa"/>
+          </w:tblCellMar>
+        </w:tblPrEx>
+        <w:trPr>
+          <w:tblCellSpacing w:w="15" w:type="dxa"/>
+        </w:trPr>
+        <w:tc>
+          <w:tcPr>
+            <w:tcW w:w="0" w:type="auto"/>
+            <w:shd w:val="clear" w:color="auto" w:fill="auto"/>
+            <w:vAlign w:val="center"/>
+          </w:tcPr>
+          <w:p>
+            <w:pPr>
+              <w:keepNext w:val="0"/>
+              <w:keepLines w:val="0"/>
+              <w:widowControl/>
+              <w:suppressLineNumbers w:val="0"/>
+              <w:jc w:val="left"/>
+            </w:pPr>
+            <w:r>
+              <w:rPr>
+                <w:rFonts w:ascii="SimSun" w:hAnsi="SimSun" w:eastAsia="SimSun" w:cs="SimSun"/>
+                <w:kern w:val="0"/>
+                <w:sz w:val="24"/>
+                <w:szCs w:val="24"/>
+                <w:lang w:val="en-US" w:eastAsia="zh-CN" w:bidi="ar"/>
+              </w:rPr>
+              <w:t>7</w:t>
+            </w:r>
+          </w:p>
+        </w:tc>
+        <w:tc>
+          <w:tcPr>
+            <w:tcW w:w="0" w:type="auto"/>
+            <w:shd w:val="clear" w:color="auto" w:fill="auto"/>
+            <w:vAlign w:val="center"/>
+          </w:tcPr>
+          <w:p>
+            <w:pPr>
+              <w:keepNext w:val="0"/>
+              <w:keepLines w:val="0"/>
+              <w:widowControl/>
+              <w:suppressLineNumbers w:val="0"/>
+              <w:jc w:val="left"/>
+            </w:pPr>
+            <w:r>
+              <w:rPr>
+                <w:rFonts w:ascii="SimSun" w:hAnsi="SimSun" w:eastAsia="SimSun" w:cs="SimSun"/>
+                <w:kern w:val="0"/>
+                <w:sz w:val="24"/>
+                <w:szCs w:val="24"/>
+                <w:lang w:val="en-US" w:eastAsia="zh-CN" w:bidi="ar"/>
+              </w:rPr>
+              <w:t>Session &amp; Term Management</w:t>
+            </w:r>
+          </w:p>
+        </w:tc>
+        <w:tc>
+          <w:tcPr>
+            <w:tcW w:w="0" w:type="auto"/>
+            <w:shd w:val="clear" w:color="auto" w:fill="auto"/>
+            <w:vAlign w:val="center"/>
+          </w:tcPr>
+          <w:p>
+            <w:pPr>
+              <w:keepNext w:val="0"/>
+              <w:keepLines w:val="0"/>
+              <w:widowControl/>
+              <w:suppressLineNumbers w:val="0"/>
+              <w:jc w:val="left"/>
+            </w:pPr>
+            <w:r>
+              <w:rPr>
+                <w:rFonts w:ascii="SimSun" w:hAnsi="SimSun" w:eastAsia="SimSun" w:cs="SimSun"/>
+                <w:kern w:val="0"/>
+                <w:sz w:val="24"/>
+                <w:szCs w:val="24"/>
+                <w:lang w:val="en-US" w:eastAsia="zh-CN" w:bidi="ar"/>
+              </w:rPr>
+              <w:t>⬜</w:t>
+            </w:r>
+          </w:p>
+        </w:tc>
+      </w:tr>
+      <w:tr>
+        <w:tblPrEx>
+          <w:tblBorders>
+            <w:top w:val="none" w:color="auto" w:sz="0" w:space="0"/>
+            <w:left w:val="none" w:color="auto" w:sz="0" w:space="0"/>
+            <w:bottom w:val="none" w:color="auto" w:sz="0" w:space="0"/>
+            <w:right w:val="none" w:color="auto" w:sz="0" w:space="0"/>
+            <w:insideH w:val="none" w:color="auto" w:sz="0" w:space="0"/>
+            <w:insideV w:val="none" w:color="auto" w:sz="0" w:space="0"/>
+          </w:tblBorders>
+          <w:tblCellMar>
+            <w:top w:w="15" w:type="dxa"/>
+            <w:left w:w="15" w:type="dxa"/>
+            <w:bottom w:w="15" w:type="dxa"/>
+            <w:right w:w="15" w:type="dxa"/>
+          </w:tblCellMar>
+        </w:tblPrEx>
+        <w:trPr>
+          <w:tblCellSpacing w:w="15" w:type="dxa"/>
+        </w:trPr>
+        <w:tc>
+          <w:tcPr>
+            <w:tcW w:w="0" w:type="auto"/>
+            <w:shd w:val="clear" w:color="auto" w:fill="auto"/>
+            <w:vAlign w:val="center"/>
+          </w:tcPr>
+          <w:p>
+            <w:pPr>
+              <w:keepNext w:val="0"/>
+              <w:keepLines w:val="0"/>
+              <w:widowControl/>
+              <w:suppressLineNumbers w:val="0"/>
+              <w:jc w:val="left"/>
+            </w:pPr>
+            <w:r>
+              <w:rPr>
+                <w:rFonts w:ascii="SimSun" w:hAnsi="SimSun" w:eastAsia="SimSun" w:cs="SimSun"/>
+                <w:kern w:val="0"/>
+                <w:sz w:val="24"/>
+                <w:szCs w:val="24"/>
+                <w:lang w:val="en-US" w:eastAsia="zh-CN" w:bidi="ar"/>
+              </w:rPr>
+              <w:t>8</w:t>
+            </w:r>
+          </w:p>
+        </w:tc>
+        <w:tc>
+          <w:tcPr>
+            <w:tcW w:w="0" w:type="auto"/>
+            <w:shd w:val="clear" w:color="auto" w:fill="auto"/>
+            <w:vAlign w:val="center"/>
+          </w:tcPr>
+          <w:p>
+            <w:pPr>
+              <w:keepNext w:val="0"/>
+              <w:keepLines w:val="0"/>
+              <w:widowControl/>
+              <w:suppressLineNumbers w:val="0"/>
+              <w:jc w:val="left"/>
+            </w:pPr>
+            <w:r>
+              <w:rPr>
+                <w:rFonts w:ascii="SimSun" w:hAnsi="SimSun" w:eastAsia="SimSun" w:cs="SimSun"/>
+                <w:kern w:val="0"/>
+                <w:sz w:val="24"/>
+                <w:szCs w:val="24"/>
+                <w:lang w:val="en-US" w:eastAsia="zh-CN" w:bidi="ar"/>
+              </w:rPr>
+              <w:t>Subject Allocation</w:t>
+            </w:r>
+          </w:p>
+        </w:tc>
+        <w:tc>
+          <w:tcPr>
+            <w:tcW w:w="0" w:type="auto"/>
+            <w:shd w:val="clear" w:color="auto" w:fill="auto"/>
+            <w:vAlign w:val="center"/>
+          </w:tcPr>
+          <w:p>
+            <w:pPr>
+              <w:keepNext w:val="0"/>
+              <w:keepLines w:val="0"/>
+              <w:widowControl/>
+              <w:suppressLineNumbers w:val="0"/>
+              <w:jc w:val="left"/>
+            </w:pPr>
+            <w:r>
+              <w:rPr>
+                <w:rFonts w:ascii="SimSun" w:hAnsi="SimSun" w:eastAsia="SimSun" w:cs="SimSun"/>
+                <w:kern w:val="0"/>
+                <w:sz w:val="24"/>
+                <w:szCs w:val="24"/>
+                <w:lang w:val="en-US" w:eastAsia="zh-CN" w:bidi="ar"/>
+              </w:rPr>
+              <w:t>⬜</w:t>
+            </w:r>
+          </w:p>
+        </w:tc>
+      </w:tr>
+      <w:tr>
+        <w:tblPrEx>
+          <w:tblBorders>
+            <w:top w:val="none" w:color="auto" w:sz="0" w:space="0"/>
+            <w:left w:val="none" w:color="auto" w:sz="0" w:space="0"/>
+            <w:bottom w:val="none" w:color="auto" w:sz="0" w:space="0"/>
+            <w:right w:val="none" w:color="auto" w:sz="0" w:space="0"/>
+            <w:insideH w:val="none" w:color="auto" w:sz="0" w:space="0"/>
+            <w:insideV w:val="none" w:color="auto" w:sz="0" w:space="0"/>
+          </w:tblBorders>
+          <w:shd w:val="clear" w:color="auto" w:fill="auto"/>
+          <w:tblCellMar>
+            <w:top w:w="15" w:type="dxa"/>
+            <w:left w:w="15" w:type="dxa"/>
+            <w:bottom w:w="15" w:type="dxa"/>
+            <w:right w:w="15" w:type="dxa"/>
+          </w:tblCellMar>
+        </w:tblPrEx>
+        <w:trPr>
+          <w:tblCellSpacing w:w="15" w:type="dxa"/>
+        </w:trPr>
+        <w:tc>
+          <w:tcPr>
+            <w:tcW w:w="0" w:type="auto"/>
+            <w:shd w:val="clear" w:color="auto" w:fill="auto"/>
+            <w:vAlign w:val="center"/>
+          </w:tcPr>
+          <w:p>
+            <w:pPr>
+              <w:keepNext w:val="0"/>
+              <w:keepLines w:val="0"/>
+              <w:widowControl/>
+              <w:suppressLineNumbers w:val="0"/>
+              <w:jc w:val="left"/>
+            </w:pPr>
+            <w:r>
+              <w:rPr>
+                <w:rFonts w:ascii="SimSun" w:hAnsi="SimSun" w:eastAsia="SimSun" w:cs="SimSun"/>
+                <w:kern w:val="0"/>
+                <w:sz w:val="24"/>
+                <w:szCs w:val="24"/>
+                <w:lang w:val="en-US" w:eastAsia="zh-CN" w:bidi="ar"/>
+              </w:rPr>
+              <w:t>9</w:t>
+            </w:r>
+          </w:p>
+        </w:tc>
+        <w:tc>
+          <w:tcPr>
+            <w:tcW w:w="0" w:type="auto"/>
+            <w:shd w:val="clear" w:color="auto" w:fill="auto"/>
+            <w:vAlign w:val="center"/>
+          </w:tcPr>
+          <w:p>
+            <w:pPr>
+              <w:keepNext w:val="0"/>
+              <w:keepLines w:val="0"/>
+              <w:widowControl/>
+              <w:suppressLineNumbers w:val="0"/>
+              <w:jc w:val="left"/>
+            </w:pPr>
+            <w:r>
+              <w:rPr>
+                <w:rFonts w:ascii="SimSun" w:hAnsi="SimSun" w:eastAsia="SimSun" w:cs="SimSun"/>
+                <w:kern w:val="0"/>
+                <w:sz w:val="24"/>
+                <w:szCs w:val="24"/>
+                <w:lang w:val="en-US" w:eastAsia="zh-CN" w:bidi="ar"/>
+              </w:rPr>
+              <w:t>Score Entry</w:t>
+            </w:r>
+          </w:p>
+        </w:tc>
+        <w:tc>
+          <w:tcPr>
+            <w:tcW w:w="0" w:type="auto"/>
+            <w:shd w:val="clear" w:color="auto" w:fill="auto"/>
+            <w:vAlign w:val="center"/>
+          </w:tcPr>
+          <w:p>
+            <w:pPr>
+              <w:keepNext w:val="0"/>
+              <w:keepLines w:val="0"/>
+              <w:widowControl/>
+              <w:suppressLineNumbers w:val="0"/>
+              <w:jc w:val="left"/>
+            </w:pPr>
+            <w:r>
+              <w:rPr>
+                <w:rFonts w:ascii="SimSun" w:hAnsi="SimSun" w:eastAsia="SimSun" w:cs="SimSun"/>
+                <w:kern w:val="0"/>
+                <w:sz w:val="24"/>
+                <w:szCs w:val="24"/>
+                <w:lang w:val="en-US" w:eastAsia="zh-CN" w:bidi="ar"/>
+              </w:rPr>
+              <w:t>⬜</w:t>
+            </w:r>
+          </w:p>
+        </w:tc>
+      </w:tr>
+      <w:tr>
+        <w:tblPrEx>
+          <w:tblBorders>
+            <w:top w:val="none" w:color="auto" w:sz="0" w:space="0"/>
+            <w:left w:val="none" w:color="auto" w:sz="0" w:space="0"/>
+            <w:bottom w:val="none" w:color="auto" w:sz="0" w:space="0"/>
+            <w:right w:val="none" w:color="auto" w:sz="0" w:space="0"/>
+            <w:insideH w:val="none" w:color="auto" w:sz="0" w:space="0"/>
+            <w:insideV w:val="none" w:color="auto" w:sz="0" w:space="0"/>
+          </w:tblBorders>
+          <w:shd w:val="clear" w:color="auto" w:fill="auto"/>
+          <w:tblCellMar>
+            <w:top w:w="15" w:type="dxa"/>
+            <w:left w:w="15" w:type="dxa"/>
+            <w:bottom w:w="15" w:type="dxa"/>
+            <w:right w:w="15" w:type="dxa"/>
+          </w:tblCellMar>
+        </w:tblPrEx>
+        <w:trPr>
+          <w:tblCellSpacing w:w="15" w:type="dxa"/>
+        </w:trPr>
+        <w:tc>
+          <w:tcPr>
+            <w:tcW w:w="0" w:type="auto"/>
+            <w:shd w:val="clear" w:color="auto" w:fill="auto"/>
+            <w:vAlign w:val="center"/>
+          </w:tcPr>
+          <w:p>
+            <w:pPr>
+              <w:keepNext w:val="0"/>
+              <w:keepLines w:val="0"/>
+              <w:widowControl/>
+              <w:suppressLineNumbers w:val="0"/>
+              <w:jc w:val="left"/>
+            </w:pPr>
+            <w:r>
+              <w:rPr>
+                <w:rFonts w:ascii="SimSun" w:hAnsi="SimSun" w:eastAsia="SimSun" w:cs="SimSun"/>
+                <w:kern w:val="0"/>
+                <w:sz w:val="24"/>
+                <w:szCs w:val="24"/>
+                <w:lang w:val="en-US" w:eastAsia="zh-CN" w:bidi="ar"/>
+              </w:rPr>
+              <w:t>10</w:t>
+            </w:r>
+          </w:p>
+        </w:tc>
+        <w:tc>
+          <w:tcPr>
+            <w:tcW w:w="0" w:type="auto"/>
+            <w:shd w:val="clear" w:color="auto" w:fill="auto"/>
+            <w:vAlign w:val="center"/>
+          </w:tcPr>
+          <w:p>
+            <w:pPr>
+              <w:keepNext w:val="0"/>
+              <w:keepLines w:val="0"/>
+              <w:widowControl/>
+              <w:suppressLineNumbers w:val="0"/>
+              <w:jc w:val="left"/>
+            </w:pPr>
+            <w:r>
+              <w:rPr>
+                <w:rFonts w:ascii="SimSun" w:hAnsi="SimSun" w:eastAsia="SimSun" w:cs="SimSun"/>
+                <w:kern w:val="0"/>
+                <w:sz w:val="24"/>
+                <w:szCs w:val="24"/>
+                <w:lang w:val="en-US" w:eastAsia="zh-CN" w:bidi="ar"/>
+              </w:rPr>
+              <w:t>Automatic Calculations</w:t>
+            </w:r>
+          </w:p>
+        </w:tc>
+        <w:tc>
+          <w:tcPr>
+            <w:tcW w:w="0" w:type="auto"/>
+            <w:shd w:val="clear" w:color="auto" w:fill="auto"/>
+            <w:vAlign w:val="center"/>
+          </w:tcPr>
+          <w:p>
+            <w:pPr>
+              <w:keepNext w:val="0"/>
+              <w:keepLines w:val="0"/>
+              <w:widowControl/>
+              <w:suppressLineNumbers w:val="0"/>
+              <w:jc w:val="left"/>
+            </w:pPr>
+            <w:r>
+              <w:rPr>
+                <w:rFonts w:ascii="SimSun" w:hAnsi="SimSun" w:eastAsia="SimSun" w:cs="SimSun"/>
+                <w:kern w:val="0"/>
+                <w:sz w:val="24"/>
+                <w:szCs w:val="24"/>
+                <w:lang w:val="en-US" w:eastAsia="zh-CN" w:bidi="ar"/>
+              </w:rPr>
+              <w:t>⬜</w:t>
+            </w:r>
+          </w:p>
+        </w:tc>
+      </w:tr>
+      <w:tr>
+        <w:tblPrEx>
+          <w:tblBorders>
+            <w:top w:val="none" w:color="auto" w:sz="0" w:space="0"/>
+            <w:left w:val="none" w:color="auto" w:sz="0" w:space="0"/>
+            <w:bottom w:val="none" w:color="auto" w:sz="0" w:space="0"/>
+            <w:right w:val="none" w:color="auto" w:sz="0" w:space="0"/>
+            <w:insideH w:val="none" w:color="auto" w:sz="0" w:space="0"/>
+            <w:insideV w:val="none" w:color="auto" w:sz="0" w:space="0"/>
+          </w:tblBorders>
+          <w:tblCellMar>
+            <w:top w:w="15" w:type="dxa"/>
+            <w:left w:w="15" w:type="dxa"/>
+            <w:bottom w:w="15" w:type="dxa"/>
+            <w:right w:w="15" w:type="dxa"/>
+          </w:tblCellMar>
+        </w:tblPrEx>
+        <w:trPr>
+          <w:tblCellSpacing w:w="15" w:type="dxa"/>
+        </w:trPr>
+        <w:tc>
+          <w:tcPr>
+            <w:tcW w:w="0" w:type="auto"/>
+            <w:shd w:val="clear" w:color="auto" w:fill="auto"/>
+            <w:vAlign w:val="center"/>
+          </w:tcPr>
+          <w:p>
+            <w:pPr>
+              <w:keepNext w:val="0"/>
+              <w:keepLines w:val="0"/>
+              <w:widowControl/>
+              <w:suppressLineNumbers w:val="0"/>
+              <w:jc w:val="left"/>
+            </w:pPr>
+            <w:r>
+              <w:rPr>
+                <w:rFonts w:ascii="SimSun" w:hAnsi="SimSun" w:eastAsia="SimSun" w:cs="SimSun"/>
+                <w:kern w:val="0"/>
+                <w:sz w:val="24"/>
+                <w:szCs w:val="24"/>
+                <w:lang w:val="en-US" w:eastAsia="zh-CN" w:bidi="ar"/>
+              </w:rPr>
+              <w:t>11</w:t>
+            </w:r>
+          </w:p>
+        </w:tc>
+        <w:tc>
+          <w:tcPr>
+            <w:tcW w:w="0" w:type="auto"/>
+            <w:shd w:val="clear" w:color="auto" w:fill="auto"/>
+            <w:vAlign w:val="center"/>
+          </w:tcPr>
+          <w:p>
+            <w:pPr>
+              <w:keepNext w:val="0"/>
+              <w:keepLines w:val="0"/>
+              <w:widowControl/>
+              <w:suppressLineNumbers w:val="0"/>
+              <w:jc w:val="left"/>
+            </w:pPr>
+            <w:r>
+              <w:rPr>
+                <w:rFonts w:ascii="SimSun" w:hAnsi="SimSun" w:eastAsia="SimSun" w:cs="SimSun"/>
+                <w:kern w:val="0"/>
+                <w:sz w:val="24"/>
+                <w:szCs w:val="24"/>
+                <w:lang w:val="en-US" w:eastAsia="zh-CN" w:bidi="ar"/>
+              </w:rPr>
+              <w:t>Report Card</w:t>
+            </w:r>
+          </w:p>
+        </w:tc>
+        <w:tc>
+          <w:tcPr>
+            <w:tcW w:w="0" w:type="auto"/>
+            <w:shd w:val="clear" w:color="auto" w:fill="auto"/>
+            <w:vAlign w:val="center"/>
+          </w:tcPr>
+          <w:p>
+            <w:pPr>
+              <w:keepNext w:val="0"/>
+              <w:keepLines w:val="0"/>
+              <w:widowControl/>
+              <w:suppressLineNumbers w:val="0"/>
+              <w:jc w:val="left"/>
+            </w:pPr>
+            <w:r>
+              <w:rPr>
+                <w:rFonts w:ascii="SimSun" w:hAnsi="SimSun" w:eastAsia="SimSun" w:cs="SimSun"/>
+                <w:kern w:val="0"/>
+                <w:sz w:val="24"/>
+                <w:szCs w:val="24"/>
+                <w:lang w:val="en-US" w:eastAsia="zh-CN" w:bidi="ar"/>
+              </w:rPr>
+              <w:t>⬜</w:t>
+            </w:r>
+          </w:p>
+        </w:tc>
+      </w:tr>
+      <w:tr>
+        <w:tblPrEx>
+          <w:tblBorders>
+            <w:top w:val="none" w:color="auto" w:sz="0" w:space="0"/>
+            <w:left w:val="none" w:color="auto" w:sz="0" w:space="0"/>
+            <w:bottom w:val="none" w:color="auto" w:sz="0" w:space="0"/>
+            <w:right w:val="none" w:color="auto" w:sz="0" w:space="0"/>
+            <w:insideH w:val="none" w:color="auto" w:sz="0" w:space="0"/>
+            <w:insideV w:val="none" w:color="auto" w:sz="0" w:space="0"/>
+          </w:tblBorders>
+          <w:shd w:val="clear" w:color="auto" w:fill="auto"/>
+          <w:tblCellMar>
+            <w:top w:w="15" w:type="dxa"/>
+            <w:left w:w="15" w:type="dxa"/>
+            <w:bottom w:w="15" w:type="dxa"/>
+            <w:right w:w="15" w:type="dxa"/>
+          </w:tblCellMar>
+        </w:tblPrEx>
+        <w:trPr>
+          <w:tblCellSpacing w:w="15" w:type="dxa"/>
+        </w:trPr>
+        <w:tc>
+          <w:tcPr>
+            <w:tcW w:w="0" w:type="auto"/>
+            <w:shd w:val="clear" w:color="auto" w:fill="auto"/>
+            <w:vAlign w:val="center"/>
+          </w:tcPr>
+          <w:p>
+            <w:pPr>
+              <w:keepNext w:val="0"/>
+              <w:keepLines w:val="0"/>
+              <w:widowControl/>
+              <w:suppressLineNumbers w:val="0"/>
+              <w:jc w:val="left"/>
+            </w:pPr>
+            <w:r>
+              <w:rPr>
+                <w:rFonts w:ascii="SimSun" w:hAnsi="SimSun" w:eastAsia="SimSun" w:cs="SimSun"/>
+                <w:kern w:val="0"/>
+                <w:sz w:val="24"/>
+                <w:szCs w:val="24"/>
+                <w:lang w:val="en-US" w:eastAsia="zh-CN" w:bidi="ar"/>
+              </w:rPr>
+              <w:t>12</w:t>
+            </w:r>
+          </w:p>
+        </w:tc>
+        <w:tc>
+          <w:tcPr>
+            <w:tcW w:w="0" w:type="auto"/>
+            <w:shd w:val="clear" w:color="auto" w:fill="auto"/>
+            <w:vAlign w:val="center"/>
+          </w:tcPr>
+          <w:p>
+            <w:pPr>
+              <w:keepNext w:val="0"/>
+              <w:keepLines w:val="0"/>
+              <w:widowControl/>
+              <w:suppressLineNumbers w:val="0"/>
+              <w:jc w:val="left"/>
+            </w:pPr>
+            <w:r>
+              <w:rPr>
+                <w:rFonts w:ascii="SimSun" w:hAnsi="SimSun" w:eastAsia="SimSun" w:cs="SimSun"/>
+                <w:kern w:val="0"/>
+                <w:sz w:val="24"/>
+                <w:szCs w:val="24"/>
+                <w:lang w:val="en-US" w:eastAsia="zh-CN" w:bidi="ar"/>
+              </w:rPr>
+              <w:t>PDF Export</w:t>
+            </w:r>
+          </w:p>
+        </w:tc>
+        <w:tc>
+          <w:tcPr>
+            <w:tcW w:w="0" w:type="auto"/>
+            <w:shd w:val="clear" w:color="auto" w:fill="auto"/>
+            <w:vAlign w:val="center"/>
+          </w:tcPr>
+          <w:p>
+            <w:pPr>
+              <w:keepNext w:val="0"/>
+              <w:keepLines w:val="0"/>
+              <w:widowControl/>
+              <w:suppressLineNumbers w:val="0"/>
+              <w:jc w:val="left"/>
+            </w:pPr>
+            <w:r>
+              <w:rPr>
+                <w:rFonts w:ascii="SimSun" w:hAnsi="SimSun" w:eastAsia="SimSun" w:cs="SimSun"/>
+                <w:kern w:val="0"/>
+                <w:sz w:val="24"/>
+                <w:szCs w:val="24"/>
+                <w:lang w:val="en-US" w:eastAsia="zh-CN" w:bidi="ar"/>
+              </w:rPr>
+              <w:t>⬜</w:t>
+            </w:r>
+          </w:p>
+        </w:tc>
+      </w:tr>
+      <w:tr>
+        <w:tblPrEx>
+          <w:tblBorders>
+            <w:top w:val="none" w:color="auto" w:sz="0" w:space="0"/>
+            <w:left w:val="none" w:color="auto" w:sz="0" w:space="0"/>
+            <w:bottom w:val="none" w:color="auto" w:sz="0" w:space="0"/>
+            <w:right w:val="none" w:color="auto" w:sz="0" w:space="0"/>
+            <w:insideH w:val="none" w:color="auto" w:sz="0" w:space="0"/>
+            <w:insideV w:val="none" w:color="auto" w:sz="0" w:space="0"/>
+          </w:tblBorders>
+          <w:tblCellMar>
+            <w:top w:w="15" w:type="dxa"/>
+            <w:left w:w="15" w:type="dxa"/>
+            <w:bottom w:w="15" w:type="dxa"/>
+            <w:right w:w="15" w:type="dxa"/>
+          </w:tblCellMar>
+        </w:tblPrEx>
+        <w:trPr>
+          <w:tblCellSpacing w:w="15" w:type="dxa"/>
+        </w:trPr>
+        <w:tc>
+          <w:tcPr>
+            <w:tcW w:w="0" w:type="auto"/>
+            <w:shd w:val="clear" w:color="auto" w:fill="auto"/>
+            <w:vAlign w:val="center"/>
+          </w:tcPr>
+          <w:p>
+            <w:pPr>
+              <w:keepNext w:val="0"/>
+              <w:keepLines w:val="0"/>
+              <w:widowControl/>
+              <w:suppressLineNumbers w:val="0"/>
+              <w:jc w:val="left"/>
+            </w:pPr>
+            <w:r>
+              <w:rPr>
+                <w:rFonts w:ascii="SimSun" w:hAnsi="SimSun" w:eastAsia="SimSun" w:cs="SimSun"/>
+                <w:kern w:val="0"/>
+                <w:sz w:val="24"/>
+                <w:szCs w:val="24"/>
+                <w:lang w:val="en-US" w:eastAsia="zh-CN" w:bidi="ar"/>
+              </w:rPr>
+              <w:t>13</w:t>
+            </w:r>
+          </w:p>
+        </w:tc>
+        <w:tc>
+          <w:tcPr>
+            <w:tcW w:w="0" w:type="auto"/>
+            <w:shd w:val="clear" w:color="auto" w:fill="auto"/>
+            <w:vAlign w:val="center"/>
+          </w:tcPr>
+          <w:p>
+            <w:pPr>
+              <w:keepNext w:val="0"/>
+              <w:keepLines w:val="0"/>
+              <w:widowControl/>
+              <w:suppressLineNumbers w:val="0"/>
+              <w:jc w:val="left"/>
+            </w:pPr>
+            <w:r>
+              <w:rPr>
+                <w:rFonts w:ascii="SimSun" w:hAnsi="SimSun" w:eastAsia="SimSun" w:cs="SimSun"/>
+                <w:kern w:val="0"/>
+                <w:sz w:val="24"/>
+                <w:szCs w:val="24"/>
+                <w:lang w:val="en-US" w:eastAsia="zh-CN" w:bidi="ar"/>
+              </w:rPr>
+              <w:t>Dashboard &amp; Analytics</w:t>
+            </w:r>
+          </w:p>
+        </w:tc>
+        <w:tc>
+          <w:tcPr>
+            <w:tcW w:w="0" w:type="auto"/>
+            <w:shd w:val="clear" w:color="auto" w:fill="auto"/>
+            <w:vAlign w:val="center"/>
+          </w:tcPr>
+          <w:p>
+            <w:pPr>
+              <w:keepNext w:val="0"/>
+              <w:keepLines w:val="0"/>
+              <w:widowControl/>
+              <w:suppressLineNumbers w:val="0"/>
+              <w:jc w:val="left"/>
+            </w:pPr>
+            <w:r>
+              <w:rPr>
+                <w:rFonts w:ascii="SimSun" w:hAnsi="SimSun" w:eastAsia="SimSun" w:cs="SimSun"/>
+                <w:kern w:val="0"/>
+                <w:sz w:val="24"/>
+                <w:szCs w:val="24"/>
+                <w:lang w:val="en-US" w:eastAsia="zh-CN" w:bidi="ar"/>
+              </w:rPr>
+              <w:t>⬜</w:t>
+            </w:r>
+          </w:p>
+        </w:tc>
+      </w:tr>
+      <w:tr>
+        <w:tblPrEx>
+          <w:tblBorders>
+            <w:top w:val="none" w:color="auto" w:sz="0" w:space="0"/>
+            <w:left w:val="none" w:color="auto" w:sz="0" w:space="0"/>
+            <w:bottom w:val="none" w:color="auto" w:sz="0" w:space="0"/>
+            <w:right w:val="none" w:color="auto" w:sz="0" w:space="0"/>
+            <w:insideH w:val="none" w:color="auto" w:sz="0" w:space="0"/>
+            <w:insideV w:val="none" w:color="auto" w:sz="0" w:space="0"/>
+          </w:tblBorders>
+          <w:tblCellMar>
+            <w:top w:w="15" w:type="dxa"/>
+            <w:left w:w="15" w:type="dxa"/>
+            <w:bottom w:w="15" w:type="dxa"/>
+            <w:right w:w="15" w:type="dxa"/>
+          </w:tblCellMar>
+        </w:tblPrEx>
+        <w:trPr>
+          <w:tblCellSpacing w:w="15" w:type="dxa"/>
+        </w:trPr>
+        <w:tc>
+          <w:tcPr>
+            <w:tcW w:w="0" w:type="auto"/>
+            <w:shd w:val="clear" w:color="auto" w:fill="auto"/>
+            <w:vAlign w:val="center"/>
+          </w:tcPr>
+          <w:p>
+            <w:pPr>
+              <w:keepNext w:val="0"/>
+              <w:keepLines w:val="0"/>
+              <w:widowControl/>
+              <w:suppressLineNumbers w:val="0"/>
+              <w:jc w:val="left"/>
+            </w:pPr>
+            <w:r>
+              <w:rPr>
+                <w:rFonts w:ascii="SimSun" w:hAnsi="SimSun" w:eastAsia="SimSun" w:cs="SimSun"/>
+                <w:kern w:val="0"/>
+                <w:sz w:val="24"/>
+                <w:szCs w:val="24"/>
+                <w:lang w:val="en-US" w:eastAsia="zh-CN" w:bidi="ar"/>
+              </w:rPr>
+              <w:t>14</w:t>
+            </w:r>
+          </w:p>
+        </w:tc>
+        <w:tc>
+          <w:tcPr>
+            <w:tcW w:w="0" w:type="auto"/>
+            <w:shd w:val="clear" w:color="auto" w:fill="auto"/>
+            <w:vAlign w:val="center"/>
+          </w:tcPr>
+          <w:p>
+            <w:pPr>
+              <w:keepNext w:val="0"/>
+              <w:keepLines w:val="0"/>
+              <w:widowControl/>
+              <w:suppressLineNumbers w:val="0"/>
+              <w:jc w:val="left"/>
+            </w:pPr>
+            <w:r>
+              <w:rPr>
+                <w:rFonts w:ascii="SimSun" w:hAnsi="SimSun" w:eastAsia="SimSun" w:cs="SimSun"/>
+                <w:kern w:val="0"/>
+                <w:sz w:val="24"/>
+                <w:szCs w:val="24"/>
+                <w:lang w:val="en-US" w:eastAsia="zh-CN" w:bidi="ar"/>
+              </w:rPr>
+              <w:t>Deployment</w:t>
+            </w:r>
+          </w:p>
+        </w:tc>
+        <w:tc>
+          <w:tcPr>
+            <w:tcW w:w="0" w:type="auto"/>
+            <w:shd w:val="clear" w:color="auto" w:fill="auto"/>
+            <w:vAlign w:val="center"/>
+          </w:tcPr>
+          <w:p>
+            <w:pPr>
+              <w:keepNext w:val="0"/>
+              <w:keepLines w:val="0"/>
+              <w:widowControl/>
+              <w:suppressLineNumbers w:val="0"/>
+              <w:jc w:val="left"/>
+            </w:pPr>
+            <w:r>
+              <w:rPr>
+                <w:rFonts w:ascii="SimSun" w:hAnsi="SimSun" w:eastAsia="SimSun" w:cs="SimSun"/>
+                <w:kern w:val="0"/>
+                <w:sz w:val="24"/>
+                <w:szCs w:val="24"/>
+                <w:lang w:val="en-US" w:eastAsia="zh-CN" w:bidi="ar"/>
+              </w:rPr>
+              <w:t>⬜</w:t>
+            </w:r>
+          </w:p>
+        </w:tc>
+      </w:tr>
+    </w:tbl>
+    <w:p>
+      <w:pPr>
+        <w:rPr>
+          <w:sz w:val="18"/>
+          <w:szCs w:val="18"/>
+        </w:rPr>
+      </w:pPr>
+    </w:p>
+    <w:p>
+      <w:pPr>
+        <w:pStyle w:val="2"/>
+        <w:keepNext w:val="0"/>
+        <w:keepLines w:val="0"/>
+        <w:widowControl/>
+        <w:suppressLineNumbers w:val="0"/>
+      </w:pPr>
+      <w:r>
+        <w:t>Technology Stack</w:t>
+      </w:r>
+    </w:p>
+    <w:p>
+      <w:pPr>
+        <w:pStyle w:val="8"/>
+        <w:keepNext w:val="0"/>
+        <w:keepLines w:val="0"/>
+        <w:widowControl/>
+        <w:suppressLineNumbers w:val="0"/>
+      </w:pPr>
+      <w:r>
+        <w:t>We'll use:</w:t>
+      </w:r>
+    </w:p>
+    <w:p>
+      <w:pPr>
+        <w:keepNext w:val="0"/>
+        <w:keepLines w:val="0"/>
+        <w:widowControl/>
+        <w:numPr>
+          <w:ilvl w:val="0"/>
+          <w:numId w:val="15"/>
+        </w:numPr>
+        <w:suppressLineNumbers w:val="0"/>
+        <w:spacing w:before="0" w:beforeAutospacing="1" w:after="0" w:afterAutospacing="1"/>
+        <w:ind w:left="720" w:hanging="360"/>
+      </w:pPr>
+      <w:r>
+        <w:rPr>
+          <w:rStyle w:val="9"/>
+        </w:rPr>
+        <w:t>Backend:</w:t>
+      </w:r>
+      <w:r>
+        <w:t xml:space="preserve"> Django </w:t>
+      </w:r>
+    </w:p>
+    <w:p>
+      <w:pPr>
+        <w:keepNext w:val="0"/>
+        <w:keepLines w:val="0"/>
+        <w:widowControl/>
+        <w:numPr>
+          <w:ilvl w:val="0"/>
+          <w:numId w:val="15"/>
+        </w:numPr>
+        <w:suppressLineNumbers w:val="0"/>
+        <w:spacing w:before="0" w:beforeAutospacing="1" w:after="0" w:afterAutospacing="1"/>
+        <w:ind w:left="720" w:hanging="360"/>
+      </w:pPr>
+      <w:r>
+        <w:rPr>
+          <w:rStyle w:val="9"/>
+        </w:rPr>
+        <w:t>Database:</w:t>
+      </w:r>
+      <w:r>
+        <w:t xml:space="preserve"> PostgreSQL </w:t>
+      </w:r>
+    </w:p>
+    <w:p>
+      <w:pPr>
+        <w:keepNext w:val="0"/>
+        <w:keepLines w:val="0"/>
+        <w:widowControl/>
+        <w:numPr>
+          <w:ilvl w:val="0"/>
+          <w:numId w:val="15"/>
+        </w:numPr>
+        <w:suppressLineNumbers w:val="0"/>
+        <w:spacing w:before="0" w:beforeAutospacing="1" w:after="0" w:afterAutospacing="1"/>
+        <w:ind w:left="720" w:hanging="360"/>
+      </w:pPr>
+      <w:r>
+        <w:rPr>
+          <w:rStyle w:val="9"/>
+        </w:rPr>
+        <w:t>Frontend:</w:t>
+      </w:r>
+      <w:r>
+        <w:t xml:space="preserve"> HTML, Bootstrap, JavaScript </w:t>
+      </w:r>
+    </w:p>
+    <w:p>
+      <w:pPr>
+        <w:keepNext w:val="0"/>
+        <w:keepLines w:val="0"/>
+        <w:widowControl/>
+        <w:numPr>
+          <w:ilvl w:val="0"/>
+          <w:numId w:val="15"/>
+        </w:numPr>
+        <w:suppressLineNumbers w:val="0"/>
+        <w:spacing w:before="0" w:beforeAutospacing="1" w:after="0" w:afterAutospacing="1"/>
+        <w:ind w:left="720" w:hanging="360"/>
+      </w:pPr>
+      <w:r>
+        <w:rPr>
+          <w:rStyle w:val="9"/>
+        </w:rPr>
+        <w:t>Authentication:</w:t>
+      </w:r>
+      <w:r>
+        <w:t xml:space="preserve"> Django Authentication </w:t>
+      </w:r>
+    </w:p>
+    <w:p>
+      <w:pPr>
+        <w:keepNext w:val="0"/>
+        <w:keepLines w:val="0"/>
+        <w:widowControl/>
+        <w:numPr>
+          <w:ilvl w:val="0"/>
+          <w:numId w:val="15"/>
+        </w:numPr>
+        <w:suppressLineNumbers w:val="0"/>
+        <w:spacing w:before="0" w:beforeAutospacing="1" w:after="0" w:afterAutospacing="1"/>
+        <w:ind w:left="720" w:hanging="360"/>
+      </w:pPr>
+      <w:r>
+        <w:rPr>
+          <w:rStyle w:val="9"/>
+        </w:rPr>
+        <w:t>PDF Generation:</w:t>
+      </w:r>
+      <w:r>
+        <w:t xml:space="preserve"> WeasyPrint or ReportLab</w:t>
+      </w:r>
+    </w:p>
+    <w:p>
+      <w:pPr>
+        <w:pStyle w:val="2"/>
+        <w:keepNext w:val="0"/>
+        <w:keepLines w:val="0"/>
+        <w:widowControl/>
+        <w:suppressLineNumbers w:val="0"/>
+      </w:pPr>
+      <w:r>
+        <w:t>Course Outline</w:t>
+      </w:r>
+    </w:p>
+    <w:p>
+      <w:pPr>
+        <w:pStyle w:val="3"/>
+        <w:keepNext w:val="0"/>
+        <w:keepLines w:val="0"/>
+        <w:widowControl/>
+        <w:suppressLineNumbers w:val="0"/>
+      </w:pPr>
+      <w:r>
+        <w:t>Module 1 – Development Environment</w:t>
+      </w:r>
+    </w:p>
+    <w:p>
+      <w:pPr>
+        <w:keepNext w:val="0"/>
+        <w:keepLines w:val="0"/>
+        <w:widowControl/>
+        <w:numPr>
+          <w:ilvl w:val="0"/>
+          <w:numId w:val="16"/>
+        </w:numPr>
+        <w:suppressLineNumbers w:val="0"/>
+        <w:spacing w:before="0" w:beforeAutospacing="1" w:after="0" w:afterAutospacing="1"/>
+        <w:ind w:left="720" w:hanging="360"/>
+      </w:pPr>
+      <w:r>
+        <w:t xml:space="preserve">Install Python </w:t>
+      </w:r>
+    </w:p>
+    <w:p>
+      <w:pPr>
+        <w:keepNext w:val="0"/>
+        <w:keepLines w:val="0"/>
+        <w:widowControl/>
+        <w:numPr>
+          <w:ilvl w:val="0"/>
+          <w:numId w:val="16"/>
+        </w:numPr>
+        <w:suppressLineNumbers w:val="0"/>
+        <w:spacing w:before="0" w:beforeAutospacing="1" w:after="0" w:afterAutospacing="1"/>
+        <w:ind w:left="720" w:hanging="360"/>
+      </w:pPr>
+      <w:r>
+        <w:t xml:space="preserve">Install VS Code </w:t>
+      </w:r>
+    </w:p>
+    <w:p>
+      <w:pPr>
+        <w:keepNext w:val="0"/>
+        <w:keepLines w:val="0"/>
+        <w:widowControl/>
+        <w:numPr>
+          <w:ilvl w:val="0"/>
+          <w:numId w:val="16"/>
+        </w:numPr>
+        <w:suppressLineNumbers w:val="0"/>
+        <w:spacing w:before="0" w:beforeAutospacing="1" w:after="0" w:afterAutospacing="1"/>
+        <w:ind w:left="720" w:hanging="360"/>
+      </w:pPr>
+      <w:r>
+        <w:t xml:space="preserve">Install PostgreSQL </w:t>
+      </w:r>
+    </w:p>
+    <w:p>
+      <w:pPr>
+        <w:keepNext w:val="0"/>
+        <w:keepLines w:val="0"/>
+        <w:widowControl/>
+        <w:numPr>
+          <w:ilvl w:val="0"/>
+          <w:numId w:val="16"/>
+        </w:numPr>
+        <w:suppressLineNumbers w:val="0"/>
+        <w:spacing w:before="0" w:beforeAutospacing="1" w:after="0" w:afterAutospacing="1"/>
+        <w:ind w:left="720" w:hanging="360"/>
+      </w:pPr>
+      <w:r>
+        <w:t xml:space="preserve">Install Git </w:t>
+      </w:r>
+    </w:p>
+    <w:p>
+      <w:pPr>
+        <w:keepNext w:val="0"/>
+        <w:keepLines w:val="0"/>
+        <w:widowControl/>
+        <w:numPr>
+          <w:ilvl w:val="0"/>
+          <w:numId w:val="16"/>
+        </w:numPr>
+        <w:suppressLineNumbers w:val="0"/>
+        <w:spacing w:before="0" w:beforeAutospacing="1" w:after="0" w:afterAutospacing="1"/>
+        <w:ind w:left="720" w:hanging="360"/>
+      </w:pPr>
+      <w:r>
+        <w:t xml:space="preserve">Create your first Django project </w:t>
+      </w:r>
+    </w:p>
+    <w:p>
+      <w:pPr>
+        <w:keepNext w:val="0"/>
+        <w:keepLines w:val="0"/>
+        <w:widowControl/>
+        <w:numPr>
+          <w:ilvl w:val="0"/>
+          <w:numId w:val="16"/>
+        </w:numPr>
+        <w:suppressLineNumbers w:val="0"/>
+        <w:spacing w:before="0" w:beforeAutospacing="1" w:after="0" w:afterAutospacing="1"/>
+        <w:ind w:left="720" w:hanging="360"/>
+      </w:pPr>
+      <w:r>
+        <w:t xml:space="preserve">Configure PostgreSQL </w:t>
+      </w:r>
+    </w:p>
+    <w:p>
+      <w:pPr>
+        <w:keepNext w:val="0"/>
+        <w:keepLines w:val="0"/>
+        <w:widowControl/>
+        <w:numPr>
+          <w:ilvl w:val="0"/>
+          <w:numId w:val="16"/>
+        </w:numPr>
+        <w:suppressLineNumbers w:val="0"/>
+        <w:spacing w:before="0" w:beforeAutospacing="1" w:after="0" w:afterAutospacing="1"/>
+        <w:ind w:left="720" w:hanging="360"/>
+      </w:pPr>
+      <w:r>
+        <w:t xml:space="preserve">Create a custom User model </w:t>
+      </w:r>
+    </w:p>
+    <w:p>
+      <w:pPr>
+        <w:pStyle w:val="3"/>
+        <w:keepNext w:val="0"/>
+        <w:keepLines w:val="0"/>
+        <w:widowControl/>
+        <w:suppressLineNumbers w:val="0"/>
+      </w:pPr>
+      <w:r>
+        <w:t>Module 2 – Authentication</w:t>
+      </w:r>
+    </w:p>
+    <w:p>
+      <w:pPr>
+        <w:keepNext w:val="0"/>
+        <w:keepLines w:val="0"/>
+        <w:widowControl/>
+        <w:numPr>
+          <w:ilvl w:val="0"/>
+          <w:numId w:val="17"/>
+        </w:numPr>
+        <w:suppressLineNumbers w:val="0"/>
+        <w:spacing w:before="0" w:beforeAutospacing="1" w:after="0" w:afterAutospacing="1"/>
+        <w:ind w:left="720" w:hanging="360"/>
+      </w:pPr>
+      <w:r>
+        <w:t xml:space="preserve">Login </w:t>
+      </w:r>
+    </w:p>
+    <w:p>
+      <w:pPr>
+        <w:keepNext w:val="0"/>
+        <w:keepLines w:val="0"/>
+        <w:widowControl/>
+        <w:numPr>
+          <w:ilvl w:val="0"/>
+          <w:numId w:val="17"/>
+        </w:numPr>
+        <w:suppressLineNumbers w:val="0"/>
+        <w:spacing w:before="0" w:beforeAutospacing="1" w:after="0" w:afterAutospacing="1"/>
+        <w:ind w:left="720" w:hanging="360"/>
+      </w:pPr>
+      <w:r>
+        <w:t xml:space="preserve">Logout </w:t>
+      </w:r>
+    </w:p>
+    <w:p>
+      <w:pPr>
+        <w:keepNext w:val="0"/>
+        <w:keepLines w:val="0"/>
+        <w:widowControl/>
+        <w:numPr>
+          <w:ilvl w:val="0"/>
+          <w:numId w:val="17"/>
+        </w:numPr>
+        <w:suppressLineNumbers w:val="0"/>
+        <w:spacing w:before="0" w:beforeAutospacing="1" w:after="0" w:afterAutospacing="1"/>
+        <w:ind w:left="720" w:hanging="360"/>
+      </w:pPr>
+      <w:r>
+        <w:t xml:space="preserve">Roles </w:t>
+      </w:r>
+    </w:p>
+    <w:p>
+      <w:pPr>
+        <w:keepNext w:val="0"/>
+        <w:keepLines w:val="0"/>
+        <w:widowControl/>
+        <w:numPr>
+          <w:ilvl w:val="0"/>
+          <w:numId w:val="17"/>
+        </w:numPr>
+        <w:suppressLineNumbers w:val="0"/>
+        <w:spacing w:before="0" w:beforeAutospacing="1" w:after="0" w:afterAutospacing="1"/>
+        <w:ind w:left="720" w:hanging="360"/>
+      </w:pPr>
+      <w:r>
+        <w:t xml:space="preserve">Permissions </w:t>
+      </w:r>
+    </w:p>
+    <w:p>
+      <w:pPr>
+        <w:pStyle w:val="3"/>
+        <w:keepNext w:val="0"/>
+        <w:keepLines w:val="0"/>
+        <w:widowControl/>
+        <w:suppressLineNumbers w:val="0"/>
+      </w:pPr>
+      <w:r>
+        <w:t>Module 3 – School Setup</w:t>
+      </w:r>
+    </w:p>
+    <w:p>
+      <w:pPr>
+        <w:keepNext w:val="0"/>
+        <w:keepLines w:val="0"/>
+        <w:widowControl/>
+        <w:numPr>
+          <w:ilvl w:val="0"/>
+          <w:numId w:val="18"/>
+        </w:numPr>
+        <w:suppressLineNumbers w:val="0"/>
+        <w:spacing w:before="0" w:beforeAutospacing="1" w:after="0" w:afterAutospacing="1"/>
+        <w:ind w:left="720" w:hanging="360"/>
+      </w:pPr>
+      <w:r>
+        <w:t xml:space="preserve">Sessions </w:t>
+      </w:r>
+    </w:p>
+    <w:p>
+      <w:pPr>
+        <w:keepNext w:val="0"/>
+        <w:keepLines w:val="0"/>
+        <w:widowControl/>
+        <w:numPr>
+          <w:ilvl w:val="0"/>
+          <w:numId w:val="18"/>
+        </w:numPr>
+        <w:suppressLineNumbers w:val="0"/>
+        <w:spacing w:before="0" w:beforeAutospacing="1" w:after="0" w:afterAutospacing="1"/>
+        <w:ind w:left="720" w:hanging="360"/>
+      </w:pPr>
+      <w:r>
+        <w:t xml:space="preserve">Terms </w:t>
+      </w:r>
+    </w:p>
+    <w:p>
+      <w:pPr>
+        <w:keepNext w:val="0"/>
+        <w:keepLines w:val="0"/>
+        <w:widowControl/>
+        <w:numPr>
+          <w:ilvl w:val="0"/>
+          <w:numId w:val="18"/>
+        </w:numPr>
+        <w:suppressLineNumbers w:val="0"/>
+        <w:spacing w:before="0" w:beforeAutospacing="1" w:after="0" w:afterAutospacing="1"/>
+        <w:ind w:left="720" w:hanging="360"/>
+      </w:pPr>
+      <w:r>
+        <w:t xml:space="preserve">Classes </w:t>
+      </w:r>
+    </w:p>
+    <w:p>
+      <w:pPr>
+        <w:keepNext w:val="0"/>
+        <w:keepLines w:val="0"/>
+        <w:widowControl/>
+        <w:numPr>
+          <w:ilvl w:val="0"/>
+          <w:numId w:val="18"/>
+        </w:numPr>
+        <w:suppressLineNumbers w:val="0"/>
+        <w:spacing w:before="0" w:beforeAutospacing="1" w:after="0" w:afterAutospacing="1"/>
+        <w:ind w:left="720" w:hanging="360"/>
+      </w:pPr>
+      <w:r>
+        <w:t xml:space="preserve">Arms </w:t>
+      </w:r>
+    </w:p>
+    <w:p>
+      <w:pPr>
+        <w:keepNext w:val="0"/>
+        <w:keepLines w:val="0"/>
+        <w:widowControl/>
+        <w:numPr>
+          <w:ilvl w:val="0"/>
+          <w:numId w:val="18"/>
+        </w:numPr>
+        <w:suppressLineNumbers w:val="0"/>
+        <w:spacing w:before="0" w:beforeAutospacing="1" w:after="0" w:afterAutospacing="1"/>
+        <w:ind w:left="720" w:hanging="360"/>
+      </w:pPr>
+      <w:r>
+        <w:t xml:space="preserve">Departments </w:t>
+      </w:r>
+    </w:p>
+    <w:p>
+      <w:pPr>
+        <w:keepNext w:val="0"/>
+        <w:keepLines w:val="0"/>
+        <w:widowControl/>
+        <w:numPr>
+          <w:ilvl w:val="0"/>
+          <w:numId w:val="18"/>
+        </w:numPr>
+        <w:suppressLineNumbers w:val="0"/>
+        <w:spacing w:before="0" w:beforeAutospacing="1" w:after="0" w:afterAutospacing="1"/>
+        <w:ind w:left="720" w:hanging="360"/>
+      </w:pPr>
+      <w:r>
+        <w:t xml:space="preserve">Subjects </w:t>
+      </w:r>
+    </w:p>
+    <w:p>
+      <w:pPr>
+        <w:pStyle w:val="3"/>
+        <w:keepNext w:val="0"/>
+        <w:keepLines w:val="0"/>
+        <w:widowControl/>
+        <w:suppressLineNumbers w:val="0"/>
+      </w:pPr>
+      <w:r>
+        <w:t>Module 4 – Student Management</w:t>
+      </w:r>
+    </w:p>
+    <w:p>
+      <w:pPr>
+        <w:keepNext w:val="0"/>
+        <w:keepLines w:val="0"/>
+        <w:widowControl/>
+        <w:numPr>
+          <w:ilvl w:val="0"/>
+          <w:numId w:val="19"/>
+        </w:numPr>
+        <w:suppressLineNumbers w:val="0"/>
+        <w:spacing w:before="0" w:beforeAutospacing="1" w:after="0" w:afterAutospacing="1"/>
+        <w:ind w:left="720" w:hanging="360"/>
+      </w:pPr>
+      <w:r>
+        <w:t xml:space="preserve">Add student </w:t>
+      </w:r>
+    </w:p>
+    <w:p>
+      <w:pPr>
+        <w:keepNext w:val="0"/>
+        <w:keepLines w:val="0"/>
+        <w:widowControl/>
+        <w:numPr>
+          <w:ilvl w:val="0"/>
+          <w:numId w:val="19"/>
+        </w:numPr>
+        <w:suppressLineNumbers w:val="0"/>
+        <w:spacing w:before="0" w:beforeAutospacing="1" w:after="0" w:afterAutospacing="1"/>
+        <w:ind w:left="720" w:hanging="360"/>
+      </w:pPr>
+      <w:r>
+        <w:t xml:space="preserve">Edit student </w:t>
+      </w:r>
+    </w:p>
+    <w:p>
+      <w:pPr>
+        <w:keepNext w:val="0"/>
+        <w:keepLines w:val="0"/>
+        <w:widowControl/>
+        <w:numPr>
+          <w:ilvl w:val="0"/>
+          <w:numId w:val="19"/>
+        </w:numPr>
+        <w:suppressLineNumbers w:val="0"/>
+        <w:spacing w:before="0" w:beforeAutospacing="1" w:after="0" w:afterAutospacing="1"/>
+        <w:ind w:left="720" w:hanging="360"/>
+      </w:pPr>
+      <w:r>
+        <w:t xml:space="preserve">Upload passport </w:t>
+      </w:r>
+    </w:p>
+    <w:p>
+      <w:pPr>
+        <w:keepNext w:val="0"/>
+        <w:keepLines w:val="0"/>
+        <w:widowControl/>
+        <w:numPr>
+          <w:ilvl w:val="0"/>
+          <w:numId w:val="19"/>
+        </w:numPr>
+        <w:suppressLineNumbers w:val="0"/>
+        <w:spacing w:before="0" w:beforeAutospacing="1" w:after="0" w:afterAutospacing="1"/>
+        <w:ind w:left="720" w:hanging="360"/>
+      </w:pPr>
+      <w:r>
+        <w:t xml:space="preserve">Promote student </w:t>
+      </w:r>
+    </w:p>
+    <w:p>
+      <w:pPr>
+        <w:keepNext w:val="0"/>
+        <w:keepLines w:val="0"/>
+        <w:widowControl/>
+        <w:numPr>
+          <w:ilvl w:val="0"/>
+          <w:numId w:val="19"/>
+        </w:numPr>
+        <w:suppressLineNumbers w:val="0"/>
+        <w:spacing w:before="0" w:beforeAutospacing="1" w:after="0" w:afterAutospacing="1"/>
+        <w:ind w:left="720" w:hanging="360"/>
+      </w:pPr>
+      <w:r>
+        <w:t xml:space="preserve">Archive student </w:t>
+      </w:r>
+    </w:p>
+    <w:p>
+      <w:pPr>
+        <w:pStyle w:val="3"/>
+        <w:keepNext w:val="0"/>
+        <w:keepLines w:val="0"/>
+        <w:widowControl/>
+        <w:suppressLineNumbers w:val="0"/>
+      </w:pPr>
+      <w:r>
+        <w:t>Module 5 – Teacher Management</w:t>
+      </w:r>
+    </w:p>
+    <w:p>
+      <w:pPr>
+        <w:pStyle w:val="3"/>
+        <w:keepNext w:val="0"/>
+        <w:keepLines w:val="0"/>
+        <w:widowControl/>
+        <w:suppressLineNumbers w:val="0"/>
+      </w:pPr>
+      <w:r>
+        <w:t>Module 6 – Subject Allocation</w:t>
+      </w:r>
+    </w:p>
+    <w:p>
+      <w:pPr>
+        <w:pStyle w:val="3"/>
+        <w:keepNext w:val="0"/>
+        <w:keepLines w:val="0"/>
+        <w:widowControl/>
+        <w:suppressLineNumbers w:val="0"/>
+      </w:pPr>
+      <w:r>
+        <w:t>Module 7 – Score Entry</w:t>
+      </w:r>
+    </w:p>
+    <w:p>
+      <w:pPr>
+        <w:pStyle w:val="3"/>
+        <w:keepNext w:val="0"/>
+        <w:keepLines w:val="0"/>
+        <w:widowControl/>
+        <w:suppressLineNumbers w:val="0"/>
+      </w:pPr>
+      <w:r>
+        <w:t>Module 8 – Result Computation</w:t>
+      </w:r>
+    </w:p>
+    <w:p>
+      <w:pPr>
+        <w:pStyle w:val="3"/>
+        <w:keepNext w:val="0"/>
+        <w:keepLines w:val="0"/>
+        <w:widowControl/>
+        <w:suppressLineNumbers w:val="0"/>
+      </w:pPr>
+      <w:r>
+        <w:t>Module 9 – Report Card</w:t>
+      </w:r>
+    </w:p>
+    <w:p>
+      <w:pPr>
+        <w:pStyle w:val="3"/>
+        <w:keepNext w:val="0"/>
+        <w:keepLines w:val="0"/>
+        <w:widowControl/>
+        <w:suppressLineNumbers w:val="0"/>
+      </w:pPr>
+      <w:r>
+        <w:t>Module 10 – Dashboard &amp; Analytics</w:t>
+      </w:r>
+    </w:p>
+    <w:p>
+      <w:pPr>
+        <w:pStyle w:val="3"/>
+        <w:keepNext w:val="0"/>
+        <w:keepLines w:val="0"/>
+        <w:widowControl/>
+        <w:suppressLineNumbers w:val="0"/>
+      </w:pPr>
+      <w:r>
+        <w:t>Module 11 – Deployment</w:t>
+      </w:r>
+    </w:p>
+    <w:p>
+      <w:pPr>
+        <w:keepNext w:val="0"/>
+        <w:keepLines w:val="0"/>
+        <w:widowControl/>
+        <w:numPr>
+          <w:ilvl w:val="0"/>
+          <w:numId w:val="0"/>
+        </w:numPr>
+        <w:suppressLineNumbers w:val="0"/>
+        <w:spacing w:before="0" w:beforeAutospacing="1" w:after="0" w:afterAutospacing="1"/>
+        <w:ind w:left="360" w:leftChars="0"/>
+      </w:pPr>
+    </w:p>
+    <w:p>
+      <w:pPr>
+        <w:keepNext w:val="0"/>
+        <w:keepLines w:val="0"/>
+        <w:widowControl/>
+        <w:numPr>
+          <w:ilvl w:val="0"/>
+          <w:numId w:val="0"/>
+        </w:numPr>
+        <w:suppressLineNumbers w:val="0"/>
+        <w:spacing w:before="0" w:beforeAutospacing="1" w:after="0" w:afterAutospacing="1"/>
+        <w:ind w:left="360" w:leftChars="0"/>
+      </w:pPr>
+    </w:p>
+    <w:p>
+      <w:pPr>
+        <w:rPr>
+          <w:rFonts w:hint="default"/>
+          <w:sz w:val="18"/>
+          <w:szCs w:val="18"/>
+          <w:lang w:val="en-US"/>
+        </w:rPr>
+      </w:pPr>
+      <w:r>
+        <w:rPr>
+          <w:rFonts w:hint="default"/>
+          <w:sz w:val="18"/>
+          <w:szCs w:val="18"/>
+          <w:lang w:val="en-US"/>
+        </w:rPr>
+        <w:t>SUBJECT MAKE UP</w:t>
+      </w:r>
+    </w:p>
+    <w:p>
+      <w:pPr>
+        <w:rPr>
+          <w:rFonts w:hint="default"/>
+          <w:sz w:val="18"/>
+          <w:szCs w:val="18"/>
+          <w:lang w:val="en-US"/>
+        </w:rPr>
+      </w:pPr>
     </w:p>
     <w:tbl>
       <w:tblPr>
@@ -3894,9 +6158,8 @@
         </w:tblCellMar>
       </w:tblPr>
       <w:tblGrid>
-        <w:gridCol w:w="680"/>
-        <w:gridCol w:w="3060"/>
-        <w:gridCol w:w="801"/>
+        <w:gridCol w:w="5531"/>
+        <w:gridCol w:w="2865"/>
       </w:tblGrid>
       <w:tr>
         <w:tblPrEx>
@@ -3948,7 +6211,7 @@
                 <w:szCs w:val="24"/>
                 <w:lang w:val="en-US" w:eastAsia="zh-CN" w:bidi="ar"/>
               </w:rPr>
-              <w:t>Phase</w:t>
+              <w:t>Old Subjects</w:t>
             </w:r>
           </w:p>
         </w:tc>
@@ -3980,138 +6243,7 @@
                 <w:szCs w:val="24"/>
                 <w:lang w:val="en-US" w:eastAsia="zh-CN" w:bidi="ar"/>
               </w:rPr>
-              <w:t>Module</w:t>
-            </w:r>
-          </w:p>
-        </w:tc>
-        <w:tc>
-          <w:tcPr>
-            <w:tcW w:w="0" w:type="auto"/>
-            <w:shd w:val="clear"/>
-            <w:vAlign w:val="center"/>
-          </w:tcPr>
-          <w:p>
-            <w:pPr>
-              <w:keepNext w:val="0"/>
-              <w:keepLines w:val="0"/>
-              <w:widowControl/>
-              <w:suppressLineNumbers w:val="0"/>
-              <w:jc w:val="center"/>
-              <w:rPr>
-                <w:b/>
-                <w:bCs/>
-              </w:rPr>
-            </w:pPr>
-            <w:r>
-              <w:rPr>
-                <w:rFonts w:ascii="SimSun" w:hAnsi="SimSun" w:eastAsia="SimSun" w:cs="SimSun"/>
-                <w:b/>
-                <w:bCs/>
-                <w:kern w:val="0"/>
-                <w:sz w:val="24"/>
-                <w:szCs w:val="24"/>
-                <w:lang w:val="en-US" w:eastAsia="zh-CN" w:bidi="ar"/>
-              </w:rPr>
-              <w:t>Status</w:t>
-            </w:r>
-          </w:p>
-        </w:tc>
-      </w:tr>
-      <w:tr>
-        <w:tblPrEx>
-          <w:tblBorders>
-            <w:top w:val="none" w:color="auto" w:sz="0" w:space="0"/>
-            <w:left w:val="none" w:color="auto" w:sz="0" w:space="0"/>
-            <w:bottom w:val="none" w:color="auto" w:sz="0" w:space="0"/>
-            <w:right w:val="none" w:color="auto" w:sz="0" w:space="0"/>
-            <w:insideH w:val="none" w:color="auto" w:sz="0" w:space="0"/>
-            <w:insideV w:val="none" w:color="auto" w:sz="0" w:space="0"/>
-          </w:tblBorders>
-          <w:tblCellMar>
-            <w:top w:w="15" w:type="dxa"/>
-            <w:left w:w="15" w:type="dxa"/>
-            <w:bottom w:w="15" w:type="dxa"/>
-            <w:right w:w="15" w:type="dxa"/>
-          </w:tblCellMar>
-        </w:tblPrEx>
-        <w:trPr>
-          <w:tblCellSpacing w:w="15" w:type="dxa"/>
-        </w:trPr>
-        <w:tc>
-          <w:tcPr>
-            <w:tcW w:w="0" w:type="auto"/>
-            <w:shd w:val="clear"/>
-            <w:vAlign w:val="center"/>
-          </w:tcPr>
-          <w:p>
-            <w:pPr>
-              <w:keepNext w:val="0"/>
-              <w:keepLines w:val="0"/>
-              <w:widowControl/>
-              <w:suppressLineNumbers w:val="0"/>
-              <w:jc w:val="left"/>
-            </w:pPr>
-            <w:r>
-              <w:rPr>
-                <w:rFonts w:ascii="SimSun" w:hAnsi="SimSun" w:eastAsia="SimSun" w:cs="SimSun"/>
-                <w:kern w:val="0"/>
-                <w:sz w:val="24"/>
-                <w:szCs w:val="24"/>
-                <w:lang w:val="en-US" w:eastAsia="zh-CN" w:bidi="ar"/>
-              </w:rPr>
-              <w:t>1</w:t>
-            </w:r>
-          </w:p>
-        </w:tc>
-        <w:tc>
-          <w:tcPr>
-            <w:tcW w:w="0" w:type="auto"/>
-            <w:shd w:val="clear"/>
-            <w:vAlign w:val="center"/>
-          </w:tcPr>
-          <w:p>
-            <w:pPr>
-              <w:keepNext w:val="0"/>
-              <w:keepLines w:val="0"/>
-              <w:widowControl/>
-              <w:suppressLineNumbers w:val="0"/>
-              <w:jc w:val="left"/>
-            </w:pPr>
-            <w:r>
-              <w:rPr>
-                <w:rFonts w:ascii="SimSun" w:hAnsi="SimSun" w:eastAsia="SimSun" w:cs="SimSun"/>
-                <w:kern w:val="0"/>
-                <w:sz w:val="24"/>
-                <w:szCs w:val="24"/>
-                <w:lang w:val="en-US" w:eastAsia="zh-CN" w:bidi="ar"/>
-              </w:rPr>
-              <w:t>Create Django Project</w:t>
-            </w:r>
-          </w:p>
-        </w:tc>
-        <w:tc>
-          <w:tcPr>
-            <w:tcW w:w="0" w:type="auto"/>
-            <w:shd w:val="clear"/>
-            <w:vAlign w:val="center"/>
-          </w:tcPr>
-          <w:p>
-            <w:pPr>
-              <w:keepNext w:val="0"/>
-              <w:keepLines w:val="0"/>
-              <w:widowControl/>
-              <w:suppressLineNumbers w:val="0"/>
-              <w:jc w:val="left"/>
-            </w:pPr>
-            <w:r>
-              <w:rPr>
-                <w:rFonts w:ascii="SimSun" w:hAnsi="SimSun" w:eastAsia="SimSun" w:cs="SimSun"/>
-                <w:kern w:val="0"/>
-                <w:sz w:val="24"/>
-                <w:szCs w:val="24"/>
-                <w:lang w:val="en-US" w:eastAsia="zh-CN" w:bidi="ar"/>
-              </w:rPr>
-              <w:t>⬜</w:t>
+              <w:t>New Integrated Subject</w:t>
             </w:r>
           </w:p>
         </w:tc>
@@ -4159,7 +6291,7 @@
                 <w:szCs w:val="24"/>
                 <w:lang w:val="en-US" w:eastAsia="zh-CN" w:bidi="ar"/>
               </w:rPr>
-              <w:t>2</w:t>
+              <w:t>Basic Science + Basic Technology + Physical &amp; Health Education + Information Technology</w:t>
             </w:r>
           </w:p>
         </w:tc>
@@ -4179,39 +6311,14 @@
             </w:pPr>
             <w:r>
               <w:rPr>
+                <w:rStyle w:val="9"/>
                 <w:rFonts w:ascii="SimSun" w:hAnsi="SimSun" w:eastAsia="SimSun" w:cs="SimSun"/>
                 <w:kern w:val="0"/>
                 <w:sz w:val="24"/>
                 <w:szCs w:val="24"/>
                 <w:lang w:val="en-US" w:eastAsia="zh-CN" w:bidi="ar"/>
               </w:rPr>
-              <w:t>User Authentication</w:t>
-            </w:r>
-          </w:p>
-        </w:tc>
-        <w:tc>
-          <w:tcPr>
-            <w:tcW w:w="0" w:type="auto"/>
-            <w:shd w:val="clear"/>
-            <w:vAlign w:val="center"/>
-          </w:tcPr>
-          <w:p>
-            <w:pPr>
-              <w:keepNext w:val="0"/>
-              <w:keepLines w:val="0"/>
-              <w:widowControl/>
-              <w:suppressLineNumbers w:val="0"/>
-              <w:jc w:val="left"/>
-            </w:pPr>
-            <w:r>
-              <w:rPr>
-                <w:rFonts w:ascii="SimSun" w:hAnsi="SimSun" w:eastAsia="SimSun" w:cs="SimSun"/>
-                <w:kern w:val="0"/>
-                <w:sz w:val="24"/>
-                <w:szCs w:val="24"/>
-                <w:lang w:val="en-US" w:eastAsia="zh-CN" w:bidi="ar"/>
-              </w:rPr>
-              <w:t>⬜</w:t>
+              <w:t>Basic Science and Technology (BST)</w:t>
             </w:r>
           </w:p>
         </w:tc>
@@ -4258,7 +6365,7 @@
                 <w:szCs w:val="24"/>
                 <w:lang w:val="en-US" w:eastAsia="zh-CN" w:bidi="ar"/>
               </w:rPr>
-              <w:t>3</w:t>
+              <w:t>Social Studies + Civic Education + Security Education</w:t>
             </w:r>
           </w:p>
         </w:tc>
@@ -4278,139 +6385,14 @@
             </w:pPr>
             <w:r>
               <w:rPr>
+                <w:rStyle w:val="9"/>
                 <w:rFonts w:ascii="SimSun" w:hAnsi="SimSun" w:eastAsia="SimSun" w:cs="SimSun"/>
                 <w:kern w:val="0"/>
                 <w:sz w:val="24"/>
                 <w:szCs w:val="24"/>
                 <w:lang w:val="en-US" w:eastAsia="zh-CN" w:bidi="ar"/>
               </w:rPr>
-              <w:t>Student Management</w:t>
-            </w:r>
-          </w:p>
-        </w:tc>
-        <w:tc>
-          <w:tcPr>
-            <w:tcW w:w="0" w:type="auto"/>
-            <w:shd w:val="clear"/>
-            <w:vAlign w:val="center"/>
-          </w:tcPr>
-          <w:p>
-            <w:pPr>
-              <w:keepNext w:val="0"/>
-              <w:keepLines w:val="0"/>
-              <w:widowControl/>
-              <w:suppressLineNumbers w:val="0"/>
-              <w:jc w:val="left"/>
-            </w:pPr>
-            <w:r>
-              <w:rPr>
-                <w:rFonts w:ascii="SimSun" w:hAnsi="SimSun" w:eastAsia="SimSun" w:cs="SimSun"/>
-                <w:kern w:val="0"/>
-                <w:sz w:val="24"/>
-                <w:szCs w:val="24"/>
-                <w:lang w:val="en-US" w:eastAsia="zh-CN" w:bidi="ar"/>
-              </w:rPr>
-              <w:t>⬜</w:t>
-            </w:r>
-          </w:p>
-        </w:tc>
-      </w:tr>
-      <w:tr>
-        <w:tblPrEx>
-          <w:tblBorders>
-            <w:top w:val="none" w:color="auto" w:sz="0" w:space="0"/>
-            <w:left w:val="none" w:color="auto" w:sz="0" w:space="0"/>
-            <w:bottom w:val="none" w:color="auto" w:sz="0" w:space="0"/>
-            <w:right w:val="none" w:color="auto" w:sz="0" w:space="0"/>
-            <w:insideH w:val="none" w:color="auto" w:sz="0" w:space="0"/>
-            <w:insideV w:val="none" w:color="auto" w:sz="0" w:space="0"/>
-          </w:tblBorders>
-          <w:shd w:val="clear"/>
-          <w:tblCellMar>
-            <w:top w:w="15" w:type="dxa"/>
-            <w:left w:w="15" w:type="dxa"/>
-            <w:bottom w:w="15" w:type="dxa"/>
-            <w:right w:w="15" w:type="dxa"/>
-          </w:tblCellMar>
-        </w:tblPrEx>
-        <w:trPr>
-          <w:tblCellSpacing w:w="15" w:type="dxa"/>
-        </w:trPr>
-        <w:tc>
-          <w:tcPr>
-            <w:tcW w:w="0" w:type="auto"/>
-            <w:shd w:val="clear"/>
-            <w:vAlign w:val="center"/>
-          </w:tcPr>
-          <w:p>
-            <w:pPr>
-              <w:keepNext w:val="0"/>
-              <w:keepLines w:val="0"/>
-              <w:widowControl/>
-              <w:suppressLineNumbers w:val="0"/>
-              <w:jc w:val="left"/>
-            </w:pPr>
-            <w:r>
-              <w:rPr>
-                <w:rFonts w:ascii="SimSun" w:hAnsi="SimSun" w:eastAsia="SimSun" w:cs="SimSun"/>
-                <w:kern w:val="0"/>
-                <w:sz w:val="24"/>
-                <w:szCs w:val="24"/>
-                <w:lang w:val="en-US" w:eastAsia="zh-CN" w:bidi="ar"/>
-              </w:rPr>
-              <w:t>4</w:t>
-            </w:r>
-          </w:p>
-        </w:tc>
-        <w:tc>
-          <w:tcPr>
-            <w:tcW w:w="0" w:type="auto"/>
-            <w:shd w:val="clear"/>
-            <w:vAlign w:val="center"/>
-          </w:tcPr>
-          <w:p>
-            <w:pPr>
-              <w:keepNext w:val="0"/>
-              <w:keepLines w:val="0"/>
-              <w:widowControl/>
-              <w:suppressLineNumbers w:val="0"/>
-              <w:jc w:val="left"/>
-            </w:pPr>
-            <w:r>
-              <w:rPr>
-                <w:rFonts w:ascii="SimSun" w:hAnsi="SimSun" w:eastAsia="SimSun" w:cs="SimSun"/>
-                <w:kern w:val="0"/>
-                <w:sz w:val="24"/>
-                <w:szCs w:val="24"/>
-                <w:lang w:val="en-US" w:eastAsia="zh-CN" w:bidi="ar"/>
-              </w:rPr>
-              <w:t>Teacher Management</w:t>
-            </w:r>
-          </w:p>
-        </w:tc>
-        <w:tc>
-          <w:tcPr>
-            <w:tcW w:w="0" w:type="auto"/>
-            <w:shd w:val="clear"/>
-            <w:vAlign w:val="center"/>
-          </w:tcPr>
-          <w:p>
-            <w:pPr>
-              <w:keepNext w:val="0"/>
-              <w:keepLines w:val="0"/>
-              <w:widowControl/>
-              <w:suppressLineNumbers w:val="0"/>
-              <w:jc w:val="left"/>
-            </w:pPr>
-            <w:r>
-              <w:rPr>
-                <w:rFonts w:ascii="SimSun" w:hAnsi="SimSun" w:eastAsia="SimSun" w:cs="SimSun"/>
-                <w:kern w:val="0"/>
-                <w:sz w:val="24"/>
-                <w:szCs w:val="24"/>
-                <w:lang w:val="en-US" w:eastAsia="zh-CN" w:bidi="ar"/>
-              </w:rPr>
-              <w:t>⬜</w:t>
+              <w:t>National Values</w:t>
             </w:r>
           </w:p>
         </w:tc>
@@ -4457,7 +6439,7 @@
                 <w:szCs w:val="24"/>
                 <w:lang w:val="en-US" w:eastAsia="zh-CN" w:bidi="ar"/>
               </w:rPr>
-              <w:t>5</w:t>
+              <w:t>Agriculture + Home Economics</w:t>
             </w:r>
           </w:p>
         </w:tc>
@@ -4477,39 +6459,14 @@
             </w:pPr>
             <w:r>
               <w:rPr>
+                <w:rStyle w:val="9"/>
                 <w:rFonts w:ascii="SimSun" w:hAnsi="SimSun" w:eastAsia="SimSun" w:cs="SimSun"/>
                 <w:kern w:val="0"/>
                 <w:sz w:val="24"/>
                 <w:szCs w:val="24"/>
                 <w:lang w:val="en-US" w:eastAsia="zh-CN" w:bidi="ar"/>
               </w:rPr>
-              <w:t>Class Management</w:t>
-            </w:r>
-          </w:p>
-        </w:tc>
-        <w:tc>
-          <w:tcPr>
-            <w:tcW w:w="0" w:type="auto"/>
-            <w:shd w:val="clear"/>
-            <w:vAlign w:val="center"/>
-          </w:tcPr>
-          <w:p>
-            <w:pPr>
-              <w:keepNext w:val="0"/>
-              <w:keepLines w:val="0"/>
-              <w:widowControl/>
-              <w:suppressLineNumbers w:val="0"/>
-              <w:jc w:val="left"/>
-            </w:pPr>
-            <w:r>
-              <w:rPr>
-                <w:rFonts w:ascii="SimSun" w:hAnsi="SimSun" w:eastAsia="SimSun" w:cs="SimSun"/>
-                <w:kern w:val="0"/>
-                <w:sz w:val="24"/>
-                <w:szCs w:val="24"/>
-                <w:lang w:val="en-US" w:eastAsia="zh-CN" w:bidi="ar"/>
-              </w:rPr>
-              <w:t>⬜</w:t>
+              <w:t>Pre-Vocational Studies (PVS)</w:t>
             </w:r>
           </w:p>
         </w:tc>
@@ -4556,7 +6513,7 @@
                 <w:szCs w:val="24"/>
                 <w:lang w:val="en-US" w:eastAsia="zh-CN" w:bidi="ar"/>
               </w:rPr>
-              <w:t>6</w:t>
+              <w:t>Fine Arts + Music</w:t>
             </w:r>
           </w:p>
         </w:tc>
@@ -4576,826 +6533,14 @@
             </w:pPr>
             <w:r>
               <w:rPr>
+                <w:rStyle w:val="9"/>
                 <w:rFonts w:ascii="SimSun" w:hAnsi="SimSun" w:eastAsia="SimSun" w:cs="SimSun"/>
                 <w:kern w:val="0"/>
                 <w:sz w:val="24"/>
                 <w:szCs w:val="24"/>
                 <w:lang w:val="en-US" w:eastAsia="zh-CN" w:bidi="ar"/>
               </w:rPr>
-              <w:t>Subject Management</w:t>
-            </w:r>
-          </w:p>
-        </w:tc>
-        <w:tc>
-          <w:tcPr>
-            <w:tcW w:w="0" w:type="auto"/>
-            <w:shd w:val="clear"/>
-            <w:vAlign w:val="center"/>
-          </w:tcPr>
-          <w:p>
-            <w:pPr>
-              <w:keepNext w:val="0"/>
-              <w:keepLines w:val="0"/>
-              <w:widowControl/>
-              <w:suppressLineNumbers w:val="0"/>
-              <w:jc w:val="left"/>
-            </w:pPr>
-            <w:r>
-              <w:rPr>
-                <w:rFonts w:ascii="SimSun" w:hAnsi="SimSun" w:eastAsia="SimSun" w:cs="SimSun"/>
-                <w:kern w:val="0"/>
-                <w:sz w:val="24"/>
-                <w:szCs w:val="24"/>
-                <w:lang w:val="en-US" w:eastAsia="zh-CN" w:bidi="ar"/>
-              </w:rPr>
-              <w:t>⬜</w:t>
-            </w:r>
-          </w:p>
-        </w:tc>
-      </w:tr>
-      <w:tr>
-        <w:tblPrEx>
-          <w:tblBorders>
-            <w:top w:val="none" w:color="auto" w:sz="0" w:space="0"/>
-            <w:left w:val="none" w:color="auto" w:sz="0" w:space="0"/>
-            <w:bottom w:val="none" w:color="auto" w:sz="0" w:space="0"/>
-            <w:right w:val="none" w:color="auto" w:sz="0" w:space="0"/>
-            <w:insideH w:val="none" w:color="auto" w:sz="0" w:space="0"/>
-            <w:insideV w:val="none" w:color="auto" w:sz="0" w:space="0"/>
-          </w:tblBorders>
-          <w:tblCellMar>
-            <w:top w:w="15" w:type="dxa"/>
-            <w:left w:w="15" w:type="dxa"/>
-            <w:bottom w:w="15" w:type="dxa"/>
-            <w:right w:w="15" w:type="dxa"/>
-          </w:tblCellMar>
-        </w:tblPrEx>
-        <w:trPr>
-          <w:tblCellSpacing w:w="15" w:type="dxa"/>
-        </w:trPr>
-        <w:tc>
-          <w:tcPr>
-            <w:tcW w:w="0" w:type="auto"/>
-            <w:shd w:val="clear"/>
-            <w:vAlign w:val="center"/>
-          </w:tcPr>
-          <w:p>
-            <w:pPr>
-              <w:keepNext w:val="0"/>
-              <w:keepLines w:val="0"/>
-              <w:widowControl/>
-              <w:suppressLineNumbers w:val="0"/>
-              <w:jc w:val="left"/>
-            </w:pPr>
-            <w:r>
-              <w:rPr>
-                <w:rFonts w:ascii="SimSun" w:hAnsi="SimSun" w:eastAsia="SimSun" w:cs="SimSun"/>
-                <w:kern w:val="0"/>
-                <w:sz w:val="24"/>
-                <w:szCs w:val="24"/>
-                <w:lang w:val="en-US" w:eastAsia="zh-CN" w:bidi="ar"/>
-              </w:rPr>
-              <w:t>7</w:t>
-            </w:r>
-          </w:p>
-        </w:tc>
-        <w:tc>
-          <w:tcPr>
-            <w:tcW w:w="0" w:type="auto"/>
-            <w:shd w:val="clear"/>
-            <w:vAlign w:val="center"/>
-          </w:tcPr>
-          <w:p>
-            <w:pPr>
-              <w:keepNext w:val="0"/>
-              <w:keepLines w:val="0"/>
-              <w:widowControl/>
-              <w:suppressLineNumbers w:val="0"/>
-              <w:jc w:val="left"/>
-            </w:pPr>
-            <w:r>
-              <w:rPr>
-                <w:rFonts w:ascii="SimSun" w:hAnsi="SimSun" w:eastAsia="SimSun" w:cs="SimSun"/>
-                <w:kern w:val="0"/>
-                <w:sz w:val="24"/>
-                <w:szCs w:val="24"/>
-                <w:lang w:val="en-US" w:eastAsia="zh-CN" w:bidi="ar"/>
-              </w:rPr>
-              <w:t>Session &amp; Term Management</w:t>
-            </w:r>
-          </w:p>
-        </w:tc>
-        <w:tc>
-          <w:tcPr>
-            <w:tcW w:w="0" w:type="auto"/>
-            <w:shd w:val="clear"/>
-            <w:vAlign w:val="center"/>
-          </w:tcPr>
-          <w:p>
-            <w:pPr>
-              <w:keepNext w:val="0"/>
-              <w:keepLines w:val="0"/>
-              <w:widowControl/>
-              <w:suppressLineNumbers w:val="0"/>
-              <w:jc w:val="left"/>
-            </w:pPr>
-            <w:r>
-              <w:rPr>
-                <w:rFonts w:ascii="SimSun" w:hAnsi="SimSun" w:eastAsia="SimSun" w:cs="SimSun"/>
-                <w:kern w:val="0"/>
-                <w:sz w:val="24"/>
-                <w:szCs w:val="24"/>
-                <w:lang w:val="en-US" w:eastAsia="zh-CN" w:bidi="ar"/>
-              </w:rPr>
-              <w:t>⬜</w:t>
-            </w:r>
-          </w:p>
-        </w:tc>
-      </w:tr>
-      <w:tr>
-        <w:tblPrEx>
-          <w:tblBorders>
-            <w:top w:val="none" w:color="auto" w:sz="0" w:space="0"/>
-            <w:left w:val="none" w:color="auto" w:sz="0" w:space="0"/>
-            <w:bottom w:val="none" w:color="auto" w:sz="0" w:space="0"/>
-            <w:right w:val="none" w:color="auto" w:sz="0" w:space="0"/>
-            <w:insideH w:val="none" w:color="auto" w:sz="0" w:space="0"/>
-            <w:insideV w:val="none" w:color="auto" w:sz="0" w:space="0"/>
-          </w:tblBorders>
-          <w:tblCellMar>
-            <w:top w:w="15" w:type="dxa"/>
-            <w:left w:w="15" w:type="dxa"/>
-            <w:bottom w:w="15" w:type="dxa"/>
-            <w:right w:w="15" w:type="dxa"/>
-          </w:tblCellMar>
-        </w:tblPrEx>
-        <w:trPr>
-          <w:tblCellSpacing w:w="15" w:type="dxa"/>
-        </w:trPr>
-        <w:tc>
-          <w:tcPr>
-            <w:tcW w:w="0" w:type="auto"/>
-            <w:shd w:val="clear"/>
-            <w:vAlign w:val="center"/>
-          </w:tcPr>
-          <w:p>
-            <w:pPr>
-              <w:keepNext w:val="0"/>
-              <w:keepLines w:val="0"/>
-              <w:widowControl/>
-              <w:suppressLineNumbers w:val="0"/>
-              <w:jc w:val="left"/>
-            </w:pPr>
-            <w:r>
-              <w:rPr>
-                <w:rFonts w:ascii="SimSun" w:hAnsi="SimSun" w:eastAsia="SimSun" w:cs="SimSun"/>
-                <w:kern w:val="0"/>
-                <w:sz w:val="24"/>
-                <w:szCs w:val="24"/>
-                <w:lang w:val="en-US" w:eastAsia="zh-CN" w:bidi="ar"/>
-              </w:rPr>
-              <w:t>8</w:t>
-            </w:r>
-          </w:p>
-        </w:tc>
-        <w:tc>
-          <w:tcPr>
-            <w:tcW w:w="0" w:type="auto"/>
-            <w:shd w:val="clear"/>
-            <w:vAlign w:val="center"/>
-          </w:tcPr>
-          <w:p>
-            <w:pPr>
-              <w:keepNext w:val="0"/>
-              <w:keepLines w:val="0"/>
-              <w:widowControl/>
-              <w:suppressLineNumbers w:val="0"/>
-              <w:jc w:val="left"/>
-            </w:pPr>
-            <w:r>
-              <w:rPr>
-                <w:rFonts w:ascii="SimSun" w:hAnsi="SimSun" w:eastAsia="SimSun" w:cs="SimSun"/>
-                <w:kern w:val="0"/>
-                <w:sz w:val="24"/>
-                <w:szCs w:val="24"/>
-                <w:lang w:val="en-US" w:eastAsia="zh-CN" w:bidi="ar"/>
-              </w:rPr>
-              <w:t>Subject Allocation</w:t>
-            </w:r>
-          </w:p>
-        </w:tc>
-        <w:tc>
-          <w:tcPr>
-            <w:tcW w:w="0" w:type="auto"/>
-            <w:shd w:val="clear"/>
-            <w:vAlign w:val="center"/>
-          </w:tcPr>
-          <w:p>
-            <w:pPr>
-              <w:keepNext w:val="0"/>
-              <w:keepLines w:val="0"/>
-              <w:widowControl/>
-              <w:suppressLineNumbers w:val="0"/>
-              <w:jc w:val="left"/>
-            </w:pPr>
-            <w:r>
-              <w:rPr>
-                <w:rFonts w:ascii="SimSun" w:hAnsi="SimSun" w:eastAsia="SimSun" w:cs="SimSun"/>
-                <w:kern w:val="0"/>
-                <w:sz w:val="24"/>
-                <w:szCs w:val="24"/>
-                <w:lang w:val="en-US" w:eastAsia="zh-CN" w:bidi="ar"/>
-              </w:rPr>
-              <w:t>⬜</w:t>
-            </w:r>
-          </w:p>
-        </w:tc>
-      </w:tr>
-      <w:tr>
-        <w:tblPrEx>
-          <w:tblBorders>
-            <w:top w:val="none" w:color="auto" w:sz="0" w:space="0"/>
-            <w:left w:val="none" w:color="auto" w:sz="0" w:space="0"/>
-            <w:bottom w:val="none" w:color="auto" w:sz="0" w:space="0"/>
-            <w:right w:val="none" w:color="auto" w:sz="0" w:space="0"/>
-            <w:insideH w:val="none" w:color="auto" w:sz="0" w:space="0"/>
-            <w:insideV w:val="none" w:color="auto" w:sz="0" w:space="0"/>
-          </w:tblBorders>
-          <w:shd w:val="clear"/>
-        </w:tblPrEx>
-        <w:trPr>
-          <w:tblCellSpacing w:w="15" w:type="dxa"/>
-        </w:trPr>
-        <w:tc>
-          <w:tcPr>
-            <w:tcW w:w="0" w:type="auto"/>
-            <w:shd w:val="clear"/>
-            <w:vAlign w:val="center"/>
-          </w:tcPr>
-          <w:p>
-            <w:pPr>
-              <w:keepNext w:val="0"/>
-              <w:keepLines w:val="0"/>
-              <w:widowControl/>
-              <w:suppressLineNumbers w:val="0"/>
-              <w:jc w:val="left"/>
-            </w:pPr>
-            <w:r>
-              <w:rPr>
-                <w:rFonts w:ascii="SimSun" w:hAnsi="SimSun" w:eastAsia="SimSun" w:cs="SimSun"/>
-                <w:kern w:val="0"/>
-                <w:sz w:val="24"/>
-                <w:szCs w:val="24"/>
-                <w:lang w:val="en-US" w:eastAsia="zh-CN" w:bidi="ar"/>
-              </w:rPr>
-              <w:t>9</w:t>
-            </w:r>
-          </w:p>
-        </w:tc>
-        <w:tc>
-          <w:tcPr>
-            <w:tcW w:w="0" w:type="auto"/>
-            <w:shd w:val="clear"/>
-            <w:vAlign w:val="center"/>
-          </w:tcPr>
-          <w:p>
-            <w:pPr>
-              <w:keepNext w:val="0"/>
-              <w:keepLines w:val="0"/>
-              <w:widowControl/>
-              <w:suppressLineNumbers w:val="0"/>
-              <w:jc w:val="left"/>
-            </w:pPr>
-            <w:r>
-              <w:rPr>
-                <w:rFonts w:ascii="SimSun" w:hAnsi="SimSun" w:eastAsia="SimSun" w:cs="SimSun"/>
-                <w:kern w:val="0"/>
-                <w:sz w:val="24"/>
-                <w:szCs w:val="24"/>
-                <w:lang w:val="en-US" w:eastAsia="zh-CN" w:bidi="ar"/>
-              </w:rPr>
-              <w:t>Score Entry</w:t>
-            </w:r>
-          </w:p>
-        </w:tc>
-        <w:tc>
-          <w:tcPr>
-            <w:tcW w:w="0" w:type="auto"/>
-            <w:shd w:val="clear"/>
-            <w:vAlign w:val="center"/>
-          </w:tcPr>
-          <w:p>
-            <w:pPr>
-              <w:keepNext w:val="0"/>
-              <w:keepLines w:val="0"/>
-              <w:widowControl/>
-              <w:suppressLineNumbers w:val="0"/>
-              <w:jc w:val="left"/>
-            </w:pPr>
-            <w:r>
-              <w:rPr>
-                <w:rFonts w:ascii="SimSun" w:hAnsi="SimSun" w:eastAsia="SimSun" w:cs="SimSun"/>
-                <w:kern w:val="0"/>
-                <w:sz w:val="24"/>
-                <w:szCs w:val="24"/>
-                <w:lang w:val="en-US" w:eastAsia="zh-CN" w:bidi="ar"/>
-              </w:rPr>
-              <w:t>⬜</w:t>
-            </w:r>
-          </w:p>
-        </w:tc>
-      </w:tr>
-      <w:tr>
-        <w:tblPrEx>
-          <w:tblBorders>
-            <w:top w:val="none" w:color="auto" w:sz="0" w:space="0"/>
-            <w:left w:val="none" w:color="auto" w:sz="0" w:space="0"/>
-            <w:bottom w:val="none" w:color="auto" w:sz="0" w:space="0"/>
-            <w:right w:val="none" w:color="auto" w:sz="0" w:space="0"/>
-            <w:insideH w:val="none" w:color="auto" w:sz="0" w:space="0"/>
-            <w:insideV w:val="none" w:color="auto" w:sz="0" w:space="0"/>
-          </w:tblBorders>
-          <w:tblCellMar>
-            <w:top w:w="15" w:type="dxa"/>
-            <w:left w:w="15" w:type="dxa"/>
-            <w:bottom w:w="15" w:type="dxa"/>
-            <w:right w:w="15" w:type="dxa"/>
-          </w:tblCellMar>
-        </w:tblPrEx>
-        <w:trPr>
-          <w:tblCellSpacing w:w="15" w:type="dxa"/>
-        </w:trPr>
-        <w:tc>
-          <w:tcPr>
-            <w:tcW w:w="0" w:type="auto"/>
-            <w:shd w:val="clear"/>
-            <w:vAlign w:val="center"/>
-          </w:tcPr>
-          <w:p>
-            <w:pPr>
-              <w:keepNext w:val="0"/>
-              <w:keepLines w:val="0"/>
-              <w:widowControl/>
-              <w:suppressLineNumbers w:val="0"/>
-              <w:jc w:val="left"/>
-            </w:pPr>
-            <w:r>
-              <w:rPr>
-                <w:rFonts w:ascii="SimSun" w:hAnsi="SimSun" w:eastAsia="SimSun" w:cs="SimSun"/>
-                <w:kern w:val="0"/>
-                <w:sz w:val="24"/>
-                <w:szCs w:val="24"/>
-                <w:lang w:val="en-US" w:eastAsia="zh-CN" w:bidi="ar"/>
-              </w:rPr>
-              <w:t>10</w:t>
-            </w:r>
-          </w:p>
-        </w:tc>
-        <w:tc>
-          <w:tcPr>
-            <w:tcW w:w="0" w:type="auto"/>
-            <w:shd w:val="clear"/>
-            <w:vAlign w:val="center"/>
-          </w:tcPr>
-          <w:p>
-            <w:pPr>
-              <w:keepNext w:val="0"/>
-              <w:keepLines w:val="0"/>
-              <w:widowControl/>
-              <w:suppressLineNumbers w:val="0"/>
-              <w:jc w:val="left"/>
-            </w:pPr>
-            <w:r>
-              <w:rPr>
-                <w:rFonts w:ascii="SimSun" w:hAnsi="SimSun" w:eastAsia="SimSun" w:cs="SimSun"/>
-                <w:kern w:val="0"/>
-                <w:sz w:val="24"/>
-                <w:szCs w:val="24"/>
-                <w:lang w:val="en-US" w:eastAsia="zh-CN" w:bidi="ar"/>
-              </w:rPr>
-              <w:t>Automatic Calculations</w:t>
-            </w:r>
-          </w:p>
-        </w:tc>
-        <w:tc>
-          <w:tcPr>
-            <w:tcW w:w="0" w:type="auto"/>
-            <w:shd w:val="clear"/>
-            <w:vAlign w:val="center"/>
-          </w:tcPr>
-          <w:p>
-            <w:pPr>
-              <w:keepNext w:val="0"/>
-              <w:keepLines w:val="0"/>
-              <w:widowControl/>
-              <w:suppressLineNumbers w:val="0"/>
-              <w:jc w:val="left"/>
-            </w:pPr>
-            <w:r>
-              <w:rPr>
-                <w:rFonts w:ascii="SimSun" w:hAnsi="SimSun" w:eastAsia="SimSun" w:cs="SimSun"/>
-                <w:kern w:val="0"/>
-                <w:sz w:val="24"/>
-                <w:szCs w:val="24"/>
-                <w:lang w:val="en-US" w:eastAsia="zh-CN" w:bidi="ar"/>
-              </w:rPr>
-              <w:t>⬜</w:t>
-            </w:r>
-          </w:p>
-        </w:tc>
-      </w:tr>
-      <w:tr>
-        <w:tblPrEx>
-          <w:tblBorders>
-            <w:top w:val="none" w:color="auto" w:sz="0" w:space="0"/>
-            <w:left w:val="none" w:color="auto" w:sz="0" w:space="0"/>
-            <w:bottom w:val="none" w:color="auto" w:sz="0" w:space="0"/>
-            <w:right w:val="none" w:color="auto" w:sz="0" w:space="0"/>
-            <w:insideH w:val="none" w:color="auto" w:sz="0" w:space="0"/>
-            <w:insideV w:val="none" w:color="auto" w:sz="0" w:space="0"/>
-          </w:tblBorders>
-          <w:tblCellMar>
-            <w:top w:w="15" w:type="dxa"/>
-            <w:left w:w="15" w:type="dxa"/>
-            <w:bottom w:w="15" w:type="dxa"/>
-            <w:right w:w="15" w:type="dxa"/>
-          </w:tblCellMar>
-        </w:tblPrEx>
-        <w:trPr>
-          <w:tblCellSpacing w:w="15" w:type="dxa"/>
-        </w:trPr>
-        <w:tc>
-          <w:tcPr>
-            <w:tcW w:w="0" w:type="auto"/>
-            <w:shd w:val="clear"/>
-            <w:vAlign w:val="center"/>
-          </w:tcPr>
-          <w:p>
-            <w:pPr>
-              <w:keepNext w:val="0"/>
-              <w:keepLines w:val="0"/>
-              <w:widowControl/>
-              <w:suppressLineNumbers w:val="0"/>
-              <w:jc w:val="left"/>
-            </w:pPr>
-            <w:r>
-              <w:rPr>
-                <w:rFonts w:ascii="SimSun" w:hAnsi="SimSun" w:eastAsia="SimSun" w:cs="SimSun"/>
-                <w:kern w:val="0"/>
-                <w:sz w:val="24"/>
-                <w:szCs w:val="24"/>
-                <w:lang w:val="en-US" w:eastAsia="zh-CN" w:bidi="ar"/>
-              </w:rPr>
-              <w:t>11</w:t>
-            </w:r>
-          </w:p>
-        </w:tc>
-        <w:tc>
-          <w:tcPr>
-            <w:tcW w:w="0" w:type="auto"/>
-            <w:shd w:val="clear"/>
-            <w:vAlign w:val="center"/>
-          </w:tcPr>
-          <w:p>
-            <w:pPr>
-              <w:keepNext w:val="0"/>
-              <w:keepLines w:val="0"/>
-              <w:widowControl/>
-              <w:suppressLineNumbers w:val="0"/>
-              <w:jc w:val="left"/>
-            </w:pPr>
-            <w:r>
-              <w:rPr>
-                <w:rFonts w:ascii="SimSun" w:hAnsi="SimSun" w:eastAsia="SimSun" w:cs="SimSun"/>
-                <w:kern w:val="0"/>
-                <w:sz w:val="24"/>
-                <w:szCs w:val="24"/>
-                <w:lang w:val="en-US" w:eastAsia="zh-CN" w:bidi="ar"/>
-              </w:rPr>
-              <w:t>Report Card</w:t>
-            </w:r>
-          </w:p>
-        </w:tc>
-        <w:tc>
-          <w:tcPr>
-            <w:tcW w:w="0" w:type="auto"/>
-            <w:shd w:val="clear"/>
-            <w:vAlign w:val="center"/>
-          </w:tcPr>
-          <w:p>
-            <w:pPr>
-              <w:keepNext w:val="0"/>
-              <w:keepLines w:val="0"/>
-              <w:widowControl/>
-              <w:suppressLineNumbers w:val="0"/>
-              <w:jc w:val="left"/>
-            </w:pPr>
-            <w:r>
-              <w:rPr>
-                <w:rFonts w:ascii="SimSun" w:hAnsi="SimSun" w:eastAsia="SimSun" w:cs="SimSun"/>
-                <w:kern w:val="0"/>
-                <w:sz w:val="24"/>
-                <w:szCs w:val="24"/>
-                <w:lang w:val="en-US" w:eastAsia="zh-CN" w:bidi="ar"/>
-              </w:rPr>
-              <w:t>⬜</w:t>
-            </w:r>
-          </w:p>
-        </w:tc>
-      </w:tr>
-      <w:tr>
-        <w:tblPrEx>
-          <w:tblBorders>
-            <w:top w:val="none" w:color="auto" w:sz="0" w:space="0"/>
-            <w:left w:val="none" w:color="auto" w:sz="0" w:space="0"/>
-            <w:bottom w:val="none" w:color="auto" w:sz="0" w:space="0"/>
-            <w:right w:val="none" w:color="auto" w:sz="0" w:space="0"/>
-            <w:insideH w:val="none" w:color="auto" w:sz="0" w:space="0"/>
-            <w:insideV w:val="none" w:color="auto" w:sz="0" w:space="0"/>
-          </w:tblBorders>
-          <w:tblCellMar>
-            <w:top w:w="15" w:type="dxa"/>
-            <w:left w:w="15" w:type="dxa"/>
-            <w:bottom w:w="15" w:type="dxa"/>
-            <w:right w:w="15" w:type="dxa"/>
-          </w:tblCellMar>
-        </w:tblPrEx>
-        <w:trPr>
-          <w:tblCellSpacing w:w="15" w:type="dxa"/>
-        </w:trPr>
-        <w:tc>
-          <w:tcPr>
-            <w:tcW w:w="0" w:type="auto"/>
-            <w:shd w:val="clear"/>
-            <w:vAlign w:val="center"/>
-          </w:tcPr>
-          <w:p>
-            <w:pPr>
-              <w:keepNext w:val="0"/>
-              <w:keepLines w:val="0"/>
-              <w:widowControl/>
-              <w:suppressLineNumbers w:val="0"/>
-              <w:jc w:val="left"/>
-            </w:pPr>
-            <w:r>
-              <w:rPr>
-                <w:rFonts w:ascii="SimSun" w:hAnsi="SimSun" w:eastAsia="SimSun" w:cs="SimSun"/>
-                <w:kern w:val="0"/>
-                <w:sz w:val="24"/>
-                <w:szCs w:val="24"/>
-                <w:lang w:val="en-US" w:eastAsia="zh-CN" w:bidi="ar"/>
-              </w:rPr>
-              <w:t>12</w:t>
-            </w:r>
-          </w:p>
-        </w:tc>
-        <w:tc>
-          <w:tcPr>
-            <w:tcW w:w="0" w:type="auto"/>
-            <w:shd w:val="clear"/>
-            <w:vAlign w:val="center"/>
-          </w:tcPr>
-          <w:p>
-            <w:pPr>
-              <w:keepNext w:val="0"/>
-              <w:keepLines w:val="0"/>
-              <w:widowControl/>
-              <w:suppressLineNumbers w:val="0"/>
-              <w:jc w:val="left"/>
-            </w:pPr>
-            <w:r>
-              <w:rPr>
-                <w:rFonts w:ascii="SimSun" w:hAnsi="SimSun" w:eastAsia="SimSun" w:cs="SimSun"/>
-                <w:kern w:val="0"/>
-                <w:sz w:val="24"/>
-                <w:szCs w:val="24"/>
-                <w:lang w:val="en-US" w:eastAsia="zh-CN" w:bidi="ar"/>
-              </w:rPr>
-              <w:t>PDF Export</w:t>
-            </w:r>
-          </w:p>
-        </w:tc>
-        <w:tc>
-          <w:tcPr>
-            <w:tcW w:w="0" w:type="auto"/>
-            <w:shd w:val="clear"/>
-            <w:vAlign w:val="center"/>
-          </w:tcPr>
-          <w:p>
-            <w:pPr>
-              <w:keepNext w:val="0"/>
-              <w:keepLines w:val="0"/>
-              <w:widowControl/>
-              <w:suppressLineNumbers w:val="0"/>
-              <w:jc w:val="left"/>
-            </w:pPr>
-            <w:r>
-              <w:rPr>
-                <w:rFonts w:ascii="SimSun" w:hAnsi="SimSun" w:eastAsia="SimSun" w:cs="SimSun"/>
-                <w:kern w:val="0"/>
-                <w:sz w:val="24"/>
-                <w:szCs w:val="24"/>
-                <w:lang w:val="en-US" w:eastAsia="zh-CN" w:bidi="ar"/>
-              </w:rPr>
-              <w:t>⬜</w:t>
-            </w:r>
-          </w:p>
-        </w:tc>
-      </w:tr>
-      <w:tr>
-        <w:tblPrEx>
-          <w:tblBorders>
-            <w:top w:val="none" w:color="auto" w:sz="0" w:space="0"/>
-            <w:left w:val="none" w:color="auto" w:sz="0" w:space="0"/>
-            <w:bottom w:val="none" w:color="auto" w:sz="0" w:space="0"/>
-            <w:right w:val="none" w:color="auto" w:sz="0" w:space="0"/>
-            <w:insideH w:val="none" w:color="auto" w:sz="0" w:space="0"/>
-            <w:insideV w:val="none" w:color="auto" w:sz="0" w:space="0"/>
-          </w:tblBorders>
-          <w:tblCellMar>
-            <w:top w:w="15" w:type="dxa"/>
-            <w:left w:w="15" w:type="dxa"/>
-            <w:bottom w:w="15" w:type="dxa"/>
-            <w:right w:w="15" w:type="dxa"/>
-          </w:tblCellMar>
-        </w:tblPrEx>
-        <w:trPr>
-          <w:tblCellSpacing w:w="15" w:type="dxa"/>
-        </w:trPr>
-        <w:tc>
-          <w:tcPr>
-            <w:tcW w:w="0" w:type="auto"/>
-            <w:shd w:val="clear"/>
-            <w:vAlign w:val="center"/>
-          </w:tcPr>
-          <w:p>
-            <w:pPr>
-              <w:keepNext w:val="0"/>
-              <w:keepLines w:val="0"/>
-              <w:widowControl/>
-              <w:suppressLineNumbers w:val="0"/>
-              <w:jc w:val="left"/>
-            </w:pPr>
-            <w:r>
-              <w:rPr>
-                <w:rFonts w:ascii="SimSun" w:hAnsi="SimSun" w:eastAsia="SimSun" w:cs="SimSun"/>
-                <w:kern w:val="0"/>
-                <w:sz w:val="24"/>
-                <w:szCs w:val="24"/>
-                <w:lang w:val="en-US" w:eastAsia="zh-CN" w:bidi="ar"/>
-              </w:rPr>
-              <w:t>13</w:t>
-            </w:r>
-          </w:p>
-        </w:tc>
-        <w:tc>
-          <w:tcPr>
-            <w:tcW w:w="0" w:type="auto"/>
-            <w:shd w:val="clear"/>
-            <w:vAlign w:val="center"/>
-          </w:tcPr>
-          <w:p>
-            <w:pPr>
-              <w:keepNext w:val="0"/>
-              <w:keepLines w:val="0"/>
-              <w:widowControl/>
-              <w:suppressLineNumbers w:val="0"/>
-              <w:jc w:val="left"/>
-            </w:pPr>
-            <w:r>
-              <w:rPr>
-                <w:rFonts w:ascii="SimSun" w:hAnsi="SimSun" w:eastAsia="SimSun" w:cs="SimSun"/>
-                <w:kern w:val="0"/>
-                <w:sz w:val="24"/>
-                <w:szCs w:val="24"/>
-                <w:lang w:val="en-US" w:eastAsia="zh-CN" w:bidi="ar"/>
-              </w:rPr>
-              <w:t>Dashboard &amp; Analytics</w:t>
-            </w:r>
-          </w:p>
-        </w:tc>
-        <w:tc>
-          <w:tcPr>
-            <w:tcW w:w="0" w:type="auto"/>
-            <w:shd w:val="clear"/>
-            <w:vAlign w:val="center"/>
-          </w:tcPr>
-          <w:p>
-            <w:pPr>
-              <w:keepNext w:val="0"/>
-              <w:keepLines w:val="0"/>
-              <w:widowControl/>
-              <w:suppressLineNumbers w:val="0"/>
-              <w:jc w:val="left"/>
-            </w:pPr>
-            <w:r>
-              <w:rPr>
-                <w:rFonts w:ascii="SimSun" w:hAnsi="SimSun" w:eastAsia="SimSun" w:cs="SimSun"/>
-                <w:kern w:val="0"/>
-                <w:sz w:val="24"/>
-                <w:szCs w:val="24"/>
-                <w:lang w:val="en-US" w:eastAsia="zh-CN" w:bidi="ar"/>
-              </w:rPr>
-              <w:t>⬜</w:t>
-            </w:r>
-          </w:p>
-        </w:tc>
-      </w:tr>
-      <w:tr>
-        <w:tblPrEx>
-          <w:tblBorders>
-            <w:top w:val="none" w:color="auto" w:sz="0" w:space="0"/>
-            <w:left w:val="none" w:color="auto" w:sz="0" w:space="0"/>
-            <w:bottom w:val="none" w:color="auto" w:sz="0" w:space="0"/>
-            <w:right w:val="none" w:color="auto" w:sz="0" w:space="0"/>
-            <w:insideH w:val="none" w:color="auto" w:sz="0" w:space="0"/>
-            <w:insideV w:val="none" w:color="auto" w:sz="0" w:space="0"/>
-          </w:tblBorders>
-          <w:tblCellMar>
-            <w:top w:w="15" w:type="dxa"/>
-            <w:left w:w="15" w:type="dxa"/>
-            <w:bottom w:w="15" w:type="dxa"/>
-            <w:right w:w="15" w:type="dxa"/>
-          </w:tblCellMar>
-        </w:tblPrEx>
-        <w:trPr>
-          <w:tblCellSpacing w:w="15" w:type="dxa"/>
-        </w:trPr>
-        <w:tc>
-          <w:tcPr>
-            <w:tcW w:w="0" w:type="auto"/>
-            <w:shd w:val="clear"/>
-            <w:vAlign w:val="center"/>
-          </w:tcPr>
-          <w:p>
-            <w:pPr>
-              <w:keepNext w:val="0"/>
-              <w:keepLines w:val="0"/>
-              <w:widowControl/>
-              <w:suppressLineNumbers w:val="0"/>
-              <w:jc w:val="left"/>
-            </w:pPr>
-            <w:r>
-              <w:rPr>
-                <w:rFonts w:ascii="SimSun" w:hAnsi="SimSun" w:eastAsia="SimSun" w:cs="SimSun"/>
-                <w:kern w:val="0"/>
-                <w:sz w:val="24"/>
-                <w:szCs w:val="24"/>
-                <w:lang w:val="en-US" w:eastAsia="zh-CN" w:bidi="ar"/>
-              </w:rPr>
-              <w:t>14</w:t>
-            </w:r>
-          </w:p>
-        </w:tc>
-        <w:tc>
-          <w:tcPr>
-            <w:tcW w:w="0" w:type="auto"/>
-            <w:shd w:val="clear"/>
-            <w:vAlign w:val="center"/>
-          </w:tcPr>
-          <w:p>
-            <w:pPr>
-              <w:keepNext w:val="0"/>
-              <w:keepLines w:val="0"/>
-              <w:widowControl/>
-              <w:suppressLineNumbers w:val="0"/>
-              <w:jc w:val="left"/>
-            </w:pPr>
-            <w:r>
-              <w:rPr>
-                <w:rFonts w:ascii="SimSun" w:hAnsi="SimSun" w:eastAsia="SimSun" w:cs="SimSun"/>
-                <w:kern w:val="0"/>
-                <w:sz w:val="24"/>
-                <w:szCs w:val="24"/>
-                <w:lang w:val="en-US" w:eastAsia="zh-CN" w:bidi="ar"/>
-              </w:rPr>
-              <w:t>Deployment</w:t>
-            </w:r>
-          </w:p>
-        </w:tc>
-        <w:tc>
-          <w:tcPr>
-            <w:tcW w:w="0" w:type="auto"/>
-            <w:shd w:val="clear"/>
-            <w:vAlign w:val="center"/>
-          </w:tcPr>
-          <w:p>
-            <w:pPr>
-              <w:keepNext w:val="0"/>
-              <w:keepLines w:val="0"/>
-              <w:widowControl/>
-              <w:suppressLineNumbers w:val="0"/>
-              <w:jc w:val="left"/>
-            </w:pPr>
-            <w:r>
-              <w:rPr>
-                <w:rFonts w:ascii="SimSun" w:hAnsi="SimSun" w:eastAsia="SimSun" w:cs="SimSun"/>
-                <w:kern w:val="0"/>
-                <w:sz w:val="24"/>
-                <w:szCs w:val="24"/>
-                <w:lang w:val="en-US" w:eastAsia="zh-CN" w:bidi="ar"/>
-              </w:rPr>
-              <w:t>⬜</w:t>
+              <w:t>Cultural and Creative Arts (CCA)</w:t>
             </w:r>
           </w:p>
         </w:tc>
@@ -5404,22 +6549,12 @@
     <w:p>
       <w:pPr>
         <w:rPr>
-          <w:sz w:val="18"/>
-          <w:szCs w:val="18"/>
-        </w:rPr>
-      </w:pPr>
-    </w:p>
-    <w:p>
-      <w:pPr>
-        <w:pStyle w:val="2"/>
-        <w:keepNext w:val="0"/>
-        <w:keepLines w:val="0"/>
-        <w:widowControl/>
-        <w:suppressLineNumbers w:val="0"/>
-      </w:pPr>
-      <w:r>
-        <w:t>Technology Stack</w:t>
-      </w:r>
+          <w:rFonts w:hint="default"/>
+          <w:sz w:val="18"/>
+          <w:szCs w:val="18"/>
+          <w:lang w:val="en-US"/>
+        </w:rPr>
+      </w:pPr>
     </w:p>
     <w:p>
       <w:pPr>
@@ -5428,137 +6563,232 @@
         <w:keepLines w:val="0"/>
         <w:widowControl/>
         <w:suppressLineNumbers w:val="0"/>
-      </w:pPr>
-      <w:r>
-        <w:t>We'll use:</w:t>
-      </w:r>
-    </w:p>
-    <w:p>
-      <w:pPr>
-        <w:keepNext w:val="0"/>
-        <w:keepLines w:val="0"/>
-        <w:widowControl/>
-        <w:numPr>
-          <w:ilvl w:val="0"/>
-          <w:numId w:val="15"/>
-        </w:numPr>
-        <w:suppressLineNumbers w:val="0"/>
-        <w:spacing w:before="0" w:beforeAutospacing="1" w:after="0" w:afterAutospacing="1"/>
-        <w:ind w:left="720" w:hanging="360"/>
+        <w:spacing w:before="0" w:beforeAutospacing="1" w:after="0" w:afterAutospacing="1"/>
+        <w:ind w:left="0" w:right="0"/>
       </w:pPr>
       <w:r>
         <w:rPr>
           <w:rStyle w:val="9"/>
         </w:rPr>
-        <w:t>Backend:</w:t>
-      </w:r>
-      <w:r>
-        <w:t xml:space="preserve"> Django </w:t>
-      </w:r>
-    </w:p>
-    <w:p>
-      <w:pPr>
-        <w:keepNext w:val="0"/>
-        <w:keepLines w:val="0"/>
-        <w:widowControl/>
-        <w:numPr>
-          <w:ilvl w:val="0"/>
-          <w:numId w:val="15"/>
-        </w:numPr>
-        <w:suppressLineNumbers w:val="0"/>
-        <w:spacing w:before="0" w:beforeAutospacing="1" w:after="0" w:afterAutospacing="1"/>
-        <w:ind w:left="720" w:hanging="360"/>
-      </w:pPr>
-      <w:r>
-        <w:rPr>
-          <w:rStyle w:val="9"/>
-        </w:rPr>
-        <w:t>Database:</w:t>
-      </w:r>
-      <w:r>
-        <w:t xml:space="preserve"> PostgreSQL </w:t>
-      </w:r>
-    </w:p>
-    <w:p>
-      <w:pPr>
-        <w:keepNext w:val="0"/>
-        <w:keepLines w:val="0"/>
-        <w:widowControl/>
-        <w:numPr>
-          <w:ilvl w:val="0"/>
-          <w:numId w:val="15"/>
-        </w:numPr>
-        <w:suppressLineNumbers w:val="0"/>
-        <w:spacing w:before="0" w:beforeAutospacing="1" w:after="0" w:afterAutospacing="1"/>
-        <w:ind w:left="720" w:hanging="360"/>
-      </w:pPr>
-      <w:r>
-        <w:rPr>
-          <w:rStyle w:val="9"/>
-        </w:rPr>
-        <w:t>Frontend:</w:t>
-      </w:r>
-      <w:r>
-        <w:t xml:space="preserve"> HTML, Bootstrap, JavaScript </w:t>
-      </w:r>
-    </w:p>
-    <w:p>
-      <w:pPr>
-        <w:keepNext w:val="0"/>
-        <w:keepLines w:val="0"/>
-        <w:widowControl/>
-        <w:numPr>
-          <w:ilvl w:val="0"/>
-          <w:numId w:val="15"/>
-        </w:numPr>
-        <w:suppressLineNumbers w:val="0"/>
-        <w:spacing w:before="0" w:beforeAutospacing="1" w:after="0" w:afterAutospacing="1"/>
-        <w:ind w:left="720" w:hanging="360"/>
-      </w:pPr>
-      <w:r>
-        <w:rPr>
-          <w:rStyle w:val="9"/>
-        </w:rPr>
-        <w:t>Authentication:</w:t>
-      </w:r>
-      <w:r>
-        <w:t xml:space="preserve"> Django Authentication </w:t>
-      </w:r>
-    </w:p>
-    <w:p>
-      <w:pPr>
-        <w:keepNext w:val="0"/>
-        <w:keepLines w:val="0"/>
-        <w:widowControl/>
-        <w:numPr>
-          <w:ilvl w:val="0"/>
-          <w:numId w:val="15"/>
-        </w:numPr>
-        <w:suppressLineNumbers w:val="0"/>
-        <w:spacing w:before="0" w:beforeAutospacing="1" w:after="0" w:afterAutospacing="1"/>
-        <w:ind w:left="720" w:hanging="360"/>
-      </w:pPr>
-      <w:r>
-        <w:rPr>
-          <w:rStyle w:val="9"/>
-        </w:rPr>
-        <w:t>PDF Generation:</w:t>
-      </w:r>
-      <w:r>
-        <w:t xml:space="preserve"> WeasyPrint or ReportLab</w:t>
-      </w:r>
-    </w:p>
-    <w:p>
-      <w:pPr>
-        <w:pStyle w:val="2"/>
-        <w:keepNext w:val="0"/>
-        <w:keepLines w:val="0"/>
-        <w:widowControl/>
-        <w:suppressLineNumbers w:val="0"/>
-      </w:pPr>
-      <w:r>
-        <w:t>Course Outline</w:t>
-      </w:r>
+        <w:t>JSS</w:t>
+      </w:r>
+      <w:r>
+        <w:t xml:space="preserve"> student under the revised curriculum studies subjects such as:</w:t>
+      </w:r>
+    </w:p>
+    <w:p>
+      <w:pPr>
+        <w:keepNext w:val="0"/>
+        <w:keepLines w:val="0"/>
+        <w:widowControl/>
+        <w:numPr>
+          <w:ilvl w:val="0"/>
+          <w:numId w:val="20"/>
+        </w:numPr>
+        <w:suppressLineNumbers w:val="0"/>
+        <w:spacing w:before="0" w:beforeAutospacing="1" w:after="0" w:afterAutospacing="1"/>
+        <w:ind w:left="720" w:hanging="360"/>
+      </w:pPr>
+      <w:r>
+        <w:t xml:space="preserve">English Language </w:t>
+      </w:r>
+    </w:p>
+    <w:p>
+      <w:pPr>
+        <w:keepNext w:val="0"/>
+        <w:keepLines w:val="0"/>
+        <w:widowControl/>
+        <w:numPr>
+          <w:ilvl w:val="0"/>
+          <w:numId w:val="20"/>
+        </w:numPr>
+        <w:suppressLineNumbers w:val="0"/>
+        <w:spacing w:before="0" w:beforeAutospacing="1" w:after="0" w:afterAutospacing="1"/>
+        <w:ind w:left="720" w:hanging="360"/>
+      </w:pPr>
+      <w:r>
+        <w:t xml:space="preserve">Mathematics </w:t>
+      </w:r>
+    </w:p>
+    <w:p>
+      <w:pPr>
+        <w:keepNext w:val="0"/>
+        <w:keepLines w:val="0"/>
+        <w:widowControl/>
+        <w:numPr>
+          <w:ilvl w:val="0"/>
+          <w:numId w:val="20"/>
+        </w:numPr>
+        <w:suppressLineNumbers w:val="0"/>
+        <w:spacing w:before="0" w:beforeAutospacing="1" w:after="0" w:afterAutospacing="1"/>
+        <w:ind w:left="720" w:hanging="360"/>
+      </w:pPr>
+      <w:r>
+        <w:t xml:space="preserve">Basic Science and Technology (BST) </w:t>
+      </w:r>
+    </w:p>
+    <w:p>
+      <w:pPr>
+        <w:keepNext w:val="0"/>
+        <w:keepLines w:val="0"/>
+        <w:widowControl/>
+        <w:numPr>
+          <w:ilvl w:val="0"/>
+          <w:numId w:val="20"/>
+        </w:numPr>
+        <w:suppressLineNumbers w:val="0"/>
+        <w:spacing w:before="0" w:beforeAutospacing="1" w:after="0" w:afterAutospacing="1"/>
+        <w:ind w:left="720" w:hanging="360"/>
+      </w:pPr>
+      <w:r>
+        <w:t xml:space="preserve">National Values </w:t>
+      </w:r>
+    </w:p>
+    <w:p>
+      <w:pPr>
+        <w:keepNext w:val="0"/>
+        <w:keepLines w:val="0"/>
+        <w:widowControl/>
+        <w:numPr>
+          <w:ilvl w:val="0"/>
+          <w:numId w:val="20"/>
+        </w:numPr>
+        <w:suppressLineNumbers w:val="0"/>
+        <w:spacing w:before="0" w:beforeAutospacing="1" w:after="0" w:afterAutospacing="1"/>
+        <w:ind w:left="720" w:hanging="360"/>
+      </w:pPr>
+      <w:r>
+        <w:t xml:space="preserve">Pre-Vocational Studies (PVS) </w:t>
+      </w:r>
+    </w:p>
+    <w:p>
+      <w:pPr>
+        <w:keepNext w:val="0"/>
+        <w:keepLines w:val="0"/>
+        <w:widowControl/>
+        <w:numPr>
+          <w:ilvl w:val="0"/>
+          <w:numId w:val="20"/>
+        </w:numPr>
+        <w:suppressLineNumbers w:val="0"/>
+        <w:spacing w:before="0" w:beforeAutospacing="1" w:after="0" w:afterAutospacing="1"/>
+        <w:ind w:left="720" w:hanging="360"/>
+      </w:pPr>
+      <w:r>
+        <w:t xml:space="preserve">Cultural and Creative Arts (CCA) </w:t>
+      </w:r>
+    </w:p>
+    <w:p>
+      <w:pPr>
+        <w:keepNext w:val="0"/>
+        <w:keepLines w:val="0"/>
+        <w:widowControl/>
+        <w:numPr>
+          <w:ilvl w:val="0"/>
+          <w:numId w:val="20"/>
+        </w:numPr>
+        <w:suppressLineNumbers w:val="0"/>
+        <w:spacing w:before="0" w:beforeAutospacing="1" w:after="0" w:afterAutospacing="1"/>
+        <w:ind w:left="720" w:hanging="360"/>
+      </w:pPr>
+      <w:r>
+        <w:t xml:space="preserve">French </w:t>
+      </w:r>
+    </w:p>
+    <w:p>
+      <w:pPr>
+        <w:keepNext w:val="0"/>
+        <w:keepLines w:val="0"/>
+        <w:widowControl/>
+        <w:numPr>
+          <w:ilvl w:val="0"/>
+          <w:numId w:val="20"/>
+        </w:numPr>
+        <w:suppressLineNumbers w:val="0"/>
+        <w:spacing w:before="0" w:beforeAutospacing="1" w:after="0" w:afterAutospacing="1"/>
+        <w:ind w:left="720" w:hanging="360"/>
+      </w:pPr>
+      <w:r>
+        <w:t xml:space="preserve">A Nigerian Language (Yoruba, Igbo, Hausa, or another approved language) </w:t>
+      </w:r>
+    </w:p>
+    <w:p>
+      <w:pPr>
+        <w:keepNext w:val="0"/>
+        <w:keepLines w:val="0"/>
+        <w:widowControl/>
+        <w:numPr>
+          <w:ilvl w:val="0"/>
+          <w:numId w:val="20"/>
+        </w:numPr>
+        <w:suppressLineNumbers w:val="0"/>
+        <w:spacing w:before="0" w:beforeAutospacing="1" w:after="0" w:afterAutospacing="1"/>
+        <w:ind w:left="720" w:hanging="360"/>
+      </w:pPr>
+      <w:r>
+        <w:t xml:space="preserve">Christian Religious Studies (CRS) or Islamic Religious Studies (IRS) </w:t>
+      </w:r>
+    </w:p>
+    <w:p>
+      <w:pPr>
+        <w:keepNext w:val="0"/>
+        <w:keepLines w:val="0"/>
+        <w:widowControl/>
+        <w:numPr>
+          <w:ilvl w:val="0"/>
+          <w:numId w:val="20"/>
+        </w:numPr>
+        <w:suppressLineNumbers w:val="0"/>
+        <w:spacing w:before="0" w:beforeAutospacing="1" w:after="0" w:afterAutospacing="1"/>
+        <w:ind w:left="720" w:hanging="360"/>
+      </w:pPr>
+      <w:r>
+        <w:t xml:space="preserve">Business Studies (in some schools, still offered separately depending on implementation) </w:t>
+      </w:r>
+    </w:p>
+    <w:p>
+      <w:pPr>
+        <w:keepNext w:val="0"/>
+        <w:keepLines w:val="0"/>
+        <w:widowControl/>
+        <w:numPr>
+          <w:ilvl w:val="0"/>
+          <w:numId w:val="20"/>
+        </w:numPr>
+        <w:suppressLineNumbers w:val="0"/>
+        <w:spacing w:before="0" w:beforeAutospacing="1" w:after="0" w:afterAutospacing="1"/>
+        <w:ind w:left="720" w:hanging="360"/>
+      </w:pPr>
+      <w:r>
+        <w:t xml:space="preserve">Arabic (optional) </w:t>
+      </w:r>
+    </w:p>
+    <w:p>
+      <w:pPr>
+        <w:keepNext w:val="0"/>
+        <w:keepLines w:val="0"/>
+        <w:widowControl/>
+        <w:numPr>
+          <w:ilvl w:val="0"/>
+          <w:numId w:val="20"/>
+        </w:numPr>
+        <w:suppressLineNumbers w:val="0"/>
+        <w:spacing w:before="0" w:beforeAutospacing="1" w:after="0" w:afterAutospacing="1"/>
+        <w:ind w:left="720" w:hanging="360"/>
+      </w:pPr>
+      <w:r>
+        <w:t>History (reintroduced in many schools)</w:t>
+      </w:r>
+    </w:p>
+    <w:p>
+      <w:pPr>
+        <w:rPr>
+          <w:rFonts w:hint="default"/>
+          <w:sz w:val="18"/>
+          <w:szCs w:val="18"/>
+          <w:lang w:val="en-US"/>
+        </w:rPr>
+      </w:pPr>
     </w:p>
     <w:p>
       <w:pPr>
@@ -5569,127 +6799,434 @@
         <w:suppressLineNumbers w:val="0"/>
       </w:pPr>
       <w:r>
-        <w:t>Module 1 – Development Environment</w:t>
-      </w:r>
-    </w:p>
-    <w:p>
-      <w:pPr>
-        <w:keepNext w:val="0"/>
-        <w:keepLines w:val="0"/>
-        <w:widowControl/>
-        <w:numPr>
-          <w:ilvl w:val="0"/>
-          <w:numId w:val="16"/>
-        </w:numPr>
-        <w:suppressLineNumbers w:val="0"/>
-        <w:spacing w:before="0" w:beforeAutospacing="1" w:after="0" w:afterAutospacing="1"/>
-        <w:ind w:left="720" w:hanging="360"/>
-      </w:pPr>
-      <w:r>
-        <w:t xml:space="preserve">Install Python </w:t>
-      </w:r>
-    </w:p>
-    <w:p>
-      <w:pPr>
-        <w:keepNext w:val="0"/>
-        <w:keepLines w:val="0"/>
-        <w:widowControl/>
-        <w:numPr>
-          <w:ilvl w:val="0"/>
-          <w:numId w:val="16"/>
-        </w:numPr>
-        <w:suppressLineNumbers w:val="0"/>
-        <w:spacing w:before="0" w:beforeAutospacing="1" w:after="0" w:afterAutospacing="1"/>
-        <w:ind w:left="720" w:hanging="360"/>
-      </w:pPr>
-      <w:r>
-        <w:t xml:space="preserve">Install VS Code </w:t>
-      </w:r>
-    </w:p>
-    <w:p>
-      <w:pPr>
-        <w:keepNext w:val="0"/>
-        <w:keepLines w:val="0"/>
-        <w:widowControl/>
-        <w:numPr>
-          <w:ilvl w:val="0"/>
-          <w:numId w:val="16"/>
-        </w:numPr>
-        <w:suppressLineNumbers w:val="0"/>
-        <w:spacing w:before="0" w:beforeAutospacing="1" w:after="0" w:afterAutospacing="1"/>
-        <w:ind w:left="720" w:hanging="360"/>
-      </w:pPr>
-      <w:r>
-        <w:t xml:space="preserve">Install PostgreSQL </w:t>
-      </w:r>
-    </w:p>
-    <w:p>
-      <w:pPr>
-        <w:keepNext w:val="0"/>
-        <w:keepLines w:val="0"/>
-        <w:widowControl/>
-        <w:numPr>
-          <w:ilvl w:val="0"/>
-          <w:numId w:val="16"/>
-        </w:numPr>
-        <w:suppressLineNumbers w:val="0"/>
-        <w:spacing w:before="0" w:beforeAutospacing="1" w:after="0" w:afterAutospacing="1"/>
-        <w:ind w:left="720" w:hanging="360"/>
-      </w:pPr>
-      <w:r>
-        <w:t xml:space="preserve">Install Git </w:t>
-      </w:r>
-    </w:p>
-    <w:p>
-      <w:pPr>
-        <w:keepNext w:val="0"/>
-        <w:keepLines w:val="0"/>
-        <w:widowControl/>
-        <w:numPr>
-          <w:ilvl w:val="0"/>
-          <w:numId w:val="16"/>
-        </w:numPr>
-        <w:suppressLineNumbers w:val="0"/>
-        <w:spacing w:before="0" w:beforeAutospacing="1" w:after="0" w:afterAutospacing="1"/>
-        <w:ind w:left="720" w:hanging="360"/>
-      </w:pPr>
-      <w:r>
-        <w:t xml:space="preserve">Create your first Django project </w:t>
-      </w:r>
-    </w:p>
-    <w:p>
-      <w:pPr>
-        <w:keepNext w:val="0"/>
-        <w:keepLines w:val="0"/>
-        <w:widowControl/>
-        <w:numPr>
-          <w:ilvl w:val="0"/>
-          <w:numId w:val="16"/>
-        </w:numPr>
-        <w:suppressLineNumbers w:val="0"/>
-        <w:spacing w:before="0" w:beforeAutospacing="1" w:after="0" w:afterAutospacing="1"/>
-        <w:ind w:left="720" w:hanging="360"/>
-      </w:pPr>
-      <w:r>
-        <w:t xml:space="preserve">Configure PostgreSQL </w:t>
-      </w:r>
-    </w:p>
-    <w:p>
-      <w:pPr>
-        <w:keepNext w:val="0"/>
-        <w:keepLines w:val="0"/>
-        <w:widowControl/>
-        <w:numPr>
-          <w:ilvl w:val="0"/>
-          <w:numId w:val="16"/>
-        </w:numPr>
-        <w:suppressLineNumbers w:val="0"/>
-        <w:spacing w:before="0" w:beforeAutospacing="1" w:after="0" w:afterAutospacing="1"/>
-        <w:ind w:left="720" w:hanging="360"/>
-      </w:pPr>
-      <w:r>
-        <w:t xml:space="preserve">Create a custom User model </w:t>
-      </w:r>
+        <w:t>Junior Secondary School (JSS 1–3)</w:t>
+      </w:r>
+    </w:p>
+    <w:p>
+      <w:pPr>
+        <w:pStyle w:val="4"/>
+        <w:keepNext w:val="0"/>
+        <w:keepLines w:val="0"/>
+        <w:widowControl/>
+        <w:suppressLineNumbers w:val="0"/>
+      </w:pPr>
+      <w:r>
+        <w:t>Core Subjects</w:t>
+      </w:r>
+    </w:p>
+    <w:p>
+      <w:pPr>
+        <w:keepNext w:val="0"/>
+        <w:keepLines w:val="0"/>
+        <w:widowControl/>
+        <w:numPr>
+          <w:ilvl w:val="0"/>
+          <w:numId w:val="21"/>
+        </w:numPr>
+        <w:suppressLineNumbers w:val="0"/>
+        <w:spacing w:before="0" w:beforeAutospacing="1" w:after="0" w:afterAutospacing="1"/>
+        <w:ind w:left="720" w:hanging="360"/>
+      </w:pPr>
+      <w:r>
+        <w:t xml:space="preserve">English Language </w:t>
+      </w:r>
+    </w:p>
+    <w:p>
+      <w:pPr>
+        <w:keepNext w:val="0"/>
+        <w:keepLines w:val="0"/>
+        <w:widowControl/>
+        <w:numPr>
+          <w:ilvl w:val="0"/>
+          <w:numId w:val="21"/>
+        </w:numPr>
+        <w:suppressLineNumbers w:val="0"/>
+        <w:spacing w:before="0" w:beforeAutospacing="1" w:after="0" w:afterAutospacing="1"/>
+        <w:ind w:left="720" w:hanging="360"/>
+      </w:pPr>
+      <w:r>
+        <w:t xml:space="preserve">Mathematics </w:t>
+      </w:r>
+    </w:p>
+    <w:p>
+      <w:pPr>
+        <w:keepNext w:val="0"/>
+        <w:keepLines w:val="0"/>
+        <w:widowControl/>
+        <w:numPr>
+          <w:ilvl w:val="0"/>
+          <w:numId w:val="21"/>
+        </w:numPr>
+        <w:suppressLineNumbers w:val="0"/>
+        <w:spacing w:before="0" w:beforeAutospacing="1" w:after="0" w:afterAutospacing="1"/>
+        <w:ind w:left="720" w:hanging="360"/>
+      </w:pPr>
+      <w:r>
+        <w:t xml:space="preserve">Basic Science </w:t>
+      </w:r>
+    </w:p>
+    <w:p>
+      <w:pPr>
+        <w:keepNext w:val="0"/>
+        <w:keepLines w:val="0"/>
+        <w:widowControl/>
+        <w:numPr>
+          <w:ilvl w:val="0"/>
+          <w:numId w:val="21"/>
+        </w:numPr>
+        <w:suppressLineNumbers w:val="0"/>
+        <w:spacing w:before="0" w:beforeAutospacing="1" w:after="0" w:afterAutospacing="1"/>
+        <w:ind w:left="720" w:hanging="360"/>
+      </w:pPr>
+      <w:r>
+        <w:t xml:space="preserve">Basic Technology </w:t>
+      </w:r>
+    </w:p>
+    <w:p>
+      <w:pPr>
+        <w:keepNext w:val="0"/>
+        <w:keepLines w:val="0"/>
+        <w:widowControl/>
+        <w:numPr>
+          <w:ilvl w:val="0"/>
+          <w:numId w:val="21"/>
+        </w:numPr>
+        <w:suppressLineNumbers w:val="0"/>
+        <w:spacing w:before="0" w:beforeAutospacing="1" w:after="0" w:afterAutospacing="1"/>
+        <w:ind w:left="720" w:hanging="360"/>
+      </w:pPr>
+      <w:r>
+        <w:t xml:space="preserve">National Values Education (made up of): </w:t>
+      </w:r>
+    </w:p>
+    <w:p>
+      <w:pPr>
+        <w:keepNext w:val="0"/>
+        <w:keepLines w:val="0"/>
+        <w:widowControl/>
+        <w:numPr>
+          <w:ilvl w:val="1"/>
+          <w:numId w:val="21"/>
+        </w:numPr>
+        <w:suppressLineNumbers w:val="0"/>
+        <w:spacing w:before="0" w:beforeAutospacing="1" w:after="0" w:afterAutospacing="1"/>
+        <w:ind w:left="1440" w:hanging="360"/>
+      </w:pPr>
+      <w:r>
+        <w:t xml:space="preserve">Civic Education </w:t>
+      </w:r>
+    </w:p>
+    <w:p>
+      <w:pPr>
+        <w:keepNext w:val="0"/>
+        <w:keepLines w:val="0"/>
+        <w:widowControl/>
+        <w:numPr>
+          <w:ilvl w:val="1"/>
+          <w:numId w:val="21"/>
+        </w:numPr>
+        <w:suppressLineNumbers w:val="0"/>
+        <w:spacing w:before="0" w:beforeAutospacing="1" w:after="0" w:afterAutospacing="1"/>
+        <w:ind w:left="1440" w:hanging="360"/>
+      </w:pPr>
+      <w:r>
+        <w:t xml:space="preserve">Social Studies </w:t>
+      </w:r>
+    </w:p>
+    <w:p>
+      <w:pPr>
+        <w:keepNext w:val="0"/>
+        <w:keepLines w:val="0"/>
+        <w:widowControl/>
+        <w:numPr>
+          <w:ilvl w:val="1"/>
+          <w:numId w:val="21"/>
+        </w:numPr>
+        <w:suppressLineNumbers w:val="0"/>
+        <w:spacing w:before="0" w:beforeAutospacing="1" w:after="0" w:afterAutospacing="1"/>
+        <w:ind w:left="1440" w:hanging="360"/>
+      </w:pPr>
+      <w:r>
+        <w:t xml:space="preserve">Security Education </w:t>
+      </w:r>
+    </w:p>
+    <w:p>
+      <w:pPr>
+        <w:keepNext w:val="0"/>
+        <w:keepLines w:val="0"/>
+        <w:widowControl/>
+        <w:numPr>
+          <w:ilvl w:val="0"/>
+          <w:numId w:val="21"/>
+        </w:numPr>
+        <w:suppressLineNumbers w:val="0"/>
+        <w:spacing w:before="0" w:beforeAutospacing="1" w:after="0" w:afterAutospacing="1"/>
+        <w:ind w:left="720" w:hanging="360"/>
+      </w:pPr>
+      <w:r>
+        <w:t xml:space="preserve">Pre-Vocational Studies (made up of): </w:t>
+      </w:r>
+    </w:p>
+    <w:p>
+      <w:pPr>
+        <w:keepNext w:val="0"/>
+        <w:keepLines w:val="0"/>
+        <w:widowControl/>
+        <w:numPr>
+          <w:ilvl w:val="1"/>
+          <w:numId w:val="22"/>
+        </w:numPr>
+        <w:suppressLineNumbers w:val="0"/>
+        <w:tabs>
+          <w:tab w:val="left" w:pos="1440"/>
+        </w:tabs>
+        <w:spacing w:before="0" w:beforeAutospacing="1" w:after="0" w:afterAutospacing="1"/>
+        <w:ind w:left="1440" w:hanging="360"/>
+      </w:pPr>
+      <w:r>
+        <w:t xml:space="preserve">Agriculture </w:t>
+      </w:r>
+    </w:p>
+    <w:p>
+      <w:pPr>
+        <w:keepNext w:val="0"/>
+        <w:keepLines w:val="0"/>
+        <w:widowControl/>
+        <w:numPr>
+          <w:ilvl w:val="1"/>
+          <w:numId w:val="22"/>
+        </w:numPr>
+        <w:suppressLineNumbers w:val="0"/>
+        <w:tabs>
+          <w:tab w:val="left" w:pos="1440"/>
+        </w:tabs>
+        <w:spacing w:before="0" w:beforeAutospacing="1" w:after="0" w:afterAutospacing="1"/>
+        <w:ind w:left="1440" w:hanging="360"/>
+      </w:pPr>
+      <w:r>
+        <w:t xml:space="preserve">Home Economics </w:t>
+      </w:r>
+    </w:p>
+    <w:p>
+      <w:pPr>
+        <w:keepNext w:val="0"/>
+        <w:keepLines w:val="0"/>
+        <w:widowControl/>
+        <w:numPr>
+          <w:ilvl w:val="1"/>
+          <w:numId w:val="22"/>
+        </w:numPr>
+        <w:suppressLineNumbers w:val="0"/>
+        <w:tabs>
+          <w:tab w:val="left" w:pos="1440"/>
+        </w:tabs>
+        <w:spacing w:before="0" w:beforeAutospacing="1" w:after="0" w:afterAutospacing="1"/>
+        <w:ind w:left="1440" w:hanging="360"/>
+      </w:pPr>
+      <w:r>
+        <w:t xml:space="preserve">Business Studies </w:t>
+      </w:r>
+    </w:p>
+    <w:p>
+      <w:pPr>
+        <w:keepNext w:val="0"/>
+        <w:keepLines w:val="0"/>
+        <w:widowControl/>
+        <w:numPr>
+          <w:ilvl w:val="0"/>
+          <w:numId w:val="21"/>
+        </w:numPr>
+        <w:suppressLineNumbers w:val="0"/>
+        <w:spacing w:before="0" w:beforeAutospacing="1" w:after="0" w:afterAutospacing="1"/>
+        <w:ind w:left="720" w:hanging="360"/>
+      </w:pPr>
+      <w:r>
+        <w:t xml:space="preserve">Cultural and Creative Arts (CCA), including: </w:t>
+      </w:r>
+    </w:p>
+    <w:p>
+      <w:pPr>
+        <w:keepNext w:val="0"/>
+        <w:keepLines w:val="0"/>
+        <w:widowControl/>
+        <w:numPr>
+          <w:ilvl w:val="1"/>
+          <w:numId w:val="23"/>
+        </w:numPr>
+        <w:suppressLineNumbers w:val="0"/>
+        <w:tabs>
+          <w:tab w:val="left" w:pos="1440"/>
+        </w:tabs>
+        <w:spacing w:before="0" w:beforeAutospacing="1" w:after="0" w:afterAutospacing="1"/>
+        <w:ind w:left="1440" w:hanging="360"/>
+      </w:pPr>
+      <w:r>
+        <w:t xml:space="preserve">Music </w:t>
+      </w:r>
+    </w:p>
+    <w:p>
+      <w:pPr>
+        <w:keepNext w:val="0"/>
+        <w:keepLines w:val="0"/>
+        <w:widowControl/>
+        <w:numPr>
+          <w:ilvl w:val="1"/>
+          <w:numId w:val="23"/>
+        </w:numPr>
+        <w:suppressLineNumbers w:val="0"/>
+        <w:tabs>
+          <w:tab w:val="left" w:pos="1440"/>
+        </w:tabs>
+        <w:spacing w:before="0" w:beforeAutospacing="1" w:after="0" w:afterAutospacing="1"/>
+        <w:ind w:left="1440" w:hanging="360"/>
+      </w:pPr>
+      <w:r>
+        <w:t xml:space="preserve">Fine Arts </w:t>
+      </w:r>
+    </w:p>
+    <w:p>
+      <w:pPr>
+        <w:keepNext w:val="0"/>
+        <w:keepLines w:val="0"/>
+        <w:widowControl/>
+        <w:numPr>
+          <w:ilvl w:val="1"/>
+          <w:numId w:val="23"/>
+        </w:numPr>
+        <w:suppressLineNumbers w:val="0"/>
+        <w:tabs>
+          <w:tab w:val="left" w:pos="1440"/>
+        </w:tabs>
+        <w:spacing w:before="0" w:beforeAutospacing="1" w:after="0" w:afterAutospacing="1"/>
+        <w:ind w:left="1440" w:hanging="360"/>
+      </w:pPr>
+      <w:r>
+        <w:t xml:space="preserve">Drama </w:t>
+      </w:r>
+    </w:p>
+    <w:p>
+      <w:pPr>
+        <w:keepNext w:val="0"/>
+        <w:keepLines w:val="0"/>
+        <w:widowControl/>
+        <w:numPr>
+          <w:ilvl w:val="0"/>
+          <w:numId w:val="21"/>
+        </w:numPr>
+        <w:suppressLineNumbers w:val="0"/>
+        <w:spacing w:before="0" w:beforeAutospacing="1" w:after="0" w:afterAutospacing="1"/>
+        <w:ind w:left="720" w:hanging="360"/>
+      </w:pPr>
+      <w:r>
+        <w:t xml:space="preserve">Computer Studies (ICT) </w:t>
+      </w:r>
+    </w:p>
+    <w:p>
+      <w:pPr>
+        <w:keepNext w:val="0"/>
+        <w:keepLines w:val="0"/>
+        <w:widowControl/>
+        <w:numPr>
+          <w:ilvl w:val="0"/>
+          <w:numId w:val="21"/>
+        </w:numPr>
+        <w:suppressLineNumbers w:val="0"/>
+        <w:spacing w:before="0" w:beforeAutospacing="1" w:after="0" w:afterAutospacing="1"/>
+        <w:ind w:left="720" w:hanging="360"/>
+      </w:pPr>
+      <w:r>
+        <w:t xml:space="preserve">French </w:t>
+      </w:r>
+    </w:p>
+    <w:p>
+      <w:pPr>
+        <w:keepNext w:val="0"/>
+        <w:keepLines w:val="0"/>
+        <w:widowControl/>
+        <w:numPr>
+          <w:ilvl w:val="0"/>
+          <w:numId w:val="21"/>
+        </w:numPr>
+        <w:suppressLineNumbers w:val="0"/>
+        <w:spacing w:before="0" w:beforeAutospacing="1" w:after="0" w:afterAutospacing="1"/>
+        <w:ind w:left="720" w:hanging="360"/>
+      </w:pPr>
+      <w:r>
+        <w:t xml:space="preserve">Christian Religious Studies (CRS) or Islamic Religious Studies (IRS) </w:t>
+      </w:r>
+    </w:p>
+    <w:p>
+      <w:pPr>
+        <w:keepNext w:val="0"/>
+        <w:keepLines w:val="0"/>
+        <w:widowControl/>
+        <w:numPr>
+          <w:ilvl w:val="0"/>
+          <w:numId w:val="21"/>
+        </w:numPr>
+        <w:suppressLineNumbers w:val="0"/>
+        <w:spacing w:before="0" w:beforeAutospacing="1" w:after="0" w:afterAutospacing="1"/>
+        <w:ind w:left="720" w:hanging="360"/>
+      </w:pPr>
+      <w:r>
+        <w:t xml:space="preserve">Nigerian Languages (Yoruba, Igbo, Hausa, or another approved language) </w:t>
+      </w:r>
+    </w:p>
+    <w:p>
+      <w:pPr>
+        <w:pStyle w:val="4"/>
+        <w:keepNext w:val="0"/>
+        <w:keepLines w:val="0"/>
+        <w:widowControl/>
+        <w:suppressLineNumbers w:val="0"/>
+      </w:pPr>
+      <w:r>
+        <w:t>Optional Subjects</w:t>
+      </w:r>
+    </w:p>
+    <w:p>
+      <w:pPr>
+        <w:keepNext w:val="0"/>
+        <w:keepLines w:val="0"/>
+        <w:widowControl/>
+        <w:numPr>
+          <w:ilvl w:val="0"/>
+          <w:numId w:val="24"/>
+        </w:numPr>
+        <w:suppressLineNumbers w:val="0"/>
+        <w:spacing w:before="0" w:beforeAutospacing="1" w:after="0" w:afterAutospacing="1"/>
+        <w:ind w:left="720" w:hanging="360"/>
+      </w:pPr>
+      <w:r>
+        <w:t xml:space="preserve">Arabic </w:t>
+      </w:r>
+    </w:p>
+    <w:p>
+      <w:pPr>
+        <w:keepNext w:val="0"/>
+        <w:keepLines w:val="0"/>
+        <w:widowControl/>
+        <w:numPr>
+          <w:ilvl w:val="0"/>
+          <w:numId w:val="24"/>
+        </w:numPr>
+        <w:suppressLineNumbers w:val="0"/>
+        <w:spacing w:before="0" w:beforeAutospacing="1" w:after="0" w:afterAutospacing="1"/>
+        <w:ind w:left="720" w:hanging="360"/>
+      </w:pPr>
+      <w:r>
+        <w:t>History</w:t>
+      </w:r>
+    </w:p>
+    <w:p>
+      <w:pPr>
+        <w:rPr>
+          <w:rFonts w:hint="default"/>
+          <w:sz w:val="18"/>
+          <w:szCs w:val="18"/>
+          <w:lang w:val="en-US"/>
+        </w:rPr>
+      </w:pPr>
     </w:p>
     <w:p>
       <w:pPr>
@@ -5700,75 +7237,444 @@
         <w:suppressLineNumbers w:val="0"/>
       </w:pPr>
       <w:r>
-        <w:t>Module 2 – Authentication</w:t>
-      </w:r>
-    </w:p>
-    <w:p>
-      <w:pPr>
-        <w:keepNext w:val="0"/>
-        <w:keepLines w:val="0"/>
-        <w:widowControl/>
-        <w:numPr>
-          <w:ilvl w:val="0"/>
-          <w:numId w:val="17"/>
-        </w:numPr>
-        <w:suppressLineNumbers w:val="0"/>
-        <w:spacing w:before="0" w:beforeAutospacing="1" w:after="0" w:afterAutospacing="1"/>
-        <w:ind w:left="720" w:hanging="360"/>
-      </w:pPr>
-      <w:r>
-        <w:t xml:space="preserve">Login </w:t>
-      </w:r>
-    </w:p>
-    <w:p>
-      <w:pPr>
-        <w:keepNext w:val="0"/>
-        <w:keepLines w:val="0"/>
-        <w:widowControl/>
-        <w:numPr>
-          <w:ilvl w:val="0"/>
-          <w:numId w:val="17"/>
-        </w:numPr>
-        <w:suppressLineNumbers w:val="0"/>
-        <w:spacing w:before="0" w:beforeAutospacing="1" w:after="0" w:afterAutospacing="1"/>
-        <w:ind w:left="720" w:hanging="360"/>
-      </w:pPr>
-      <w:r>
-        <w:t xml:space="preserve">Logout </w:t>
-      </w:r>
-    </w:p>
-    <w:p>
-      <w:pPr>
-        <w:keepNext w:val="0"/>
-        <w:keepLines w:val="0"/>
-        <w:widowControl/>
-        <w:numPr>
-          <w:ilvl w:val="0"/>
-          <w:numId w:val="17"/>
-        </w:numPr>
-        <w:suppressLineNumbers w:val="0"/>
-        <w:spacing w:before="0" w:beforeAutospacing="1" w:after="0" w:afterAutospacing="1"/>
-        <w:ind w:left="720" w:hanging="360"/>
-      </w:pPr>
-      <w:r>
-        <w:t xml:space="preserve">Roles </w:t>
-      </w:r>
-    </w:p>
-    <w:p>
-      <w:pPr>
-        <w:keepNext w:val="0"/>
-        <w:keepLines w:val="0"/>
-        <w:widowControl/>
-        <w:numPr>
-          <w:ilvl w:val="0"/>
-          <w:numId w:val="17"/>
-        </w:numPr>
-        <w:suppressLineNumbers w:val="0"/>
-        <w:spacing w:before="0" w:beforeAutospacing="1" w:after="0" w:afterAutospacing="1"/>
-        <w:ind w:left="720" w:hanging="360"/>
-      </w:pPr>
-      <w:r>
-        <w:t xml:space="preserve">Permissions </w:t>
+        <w:t>Junior Secondary School (JSS 1–3)</w:t>
+      </w:r>
+    </w:p>
+    <w:p>
+      <w:pPr>
+        <w:pStyle w:val="4"/>
+        <w:keepNext w:val="0"/>
+        <w:keepLines w:val="0"/>
+        <w:widowControl/>
+        <w:suppressLineNumbers w:val="0"/>
+      </w:pPr>
+      <w:r>
+        <w:t>Core Subjects</w:t>
+      </w:r>
+    </w:p>
+    <w:p>
+      <w:pPr>
+        <w:keepNext w:val="0"/>
+        <w:keepLines w:val="0"/>
+        <w:widowControl/>
+        <w:numPr>
+          <w:ilvl w:val="0"/>
+          <w:numId w:val="25"/>
+        </w:numPr>
+        <w:suppressLineNumbers w:val="0"/>
+        <w:spacing w:before="0" w:beforeAutospacing="1" w:after="0" w:afterAutospacing="1"/>
+        <w:ind w:left="720" w:hanging="360"/>
+      </w:pPr>
+      <w:r>
+        <w:t xml:space="preserve">English Language </w:t>
+      </w:r>
+    </w:p>
+    <w:p>
+      <w:pPr>
+        <w:keepNext w:val="0"/>
+        <w:keepLines w:val="0"/>
+        <w:widowControl/>
+        <w:numPr>
+          <w:ilvl w:val="0"/>
+          <w:numId w:val="25"/>
+        </w:numPr>
+        <w:suppressLineNumbers w:val="0"/>
+        <w:spacing w:before="0" w:beforeAutospacing="1" w:after="0" w:afterAutospacing="1"/>
+        <w:ind w:left="720" w:hanging="360"/>
+      </w:pPr>
+      <w:r>
+        <w:t xml:space="preserve">Mathematics </w:t>
+      </w:r>
+    </w:p>
+    <w:p>
+      <w:pPr>
+        <w:keepNext w:val="0"/>
+        <w:keepLines w:val="0"/>
+        <w:widowControl/>
+        <w:numPr>
+          <w:ilvl w:val="0"/>
+          <w:numId w:val="25"/>
+        </w:numPr>
+        <w:suppressLineNumbers w:val="0"/>
+        <w:spacing w:before="0" w:beforeAutospacing="1" w:after="0" w:afterAutospacing="1"/>
+        <w:ind w:left="720" w:hanging="360"/>
+      </w:pPr>
+      <w:r>
+        <w:t xml:space="preserve">Basic Science </w:t>
+      </w:r>
+    </w:p>
+    <w:p>
+      <w:pPr>
+        <w:keepNext w:val="0"/>
+        <w:keepLines w:val="0"/>
+        <w:widowControl/>
+        <w:numPr>
+          <w:ilvl w:val="0"/>
+          <w:numId w:val="25"/>
+        </w:numPr>
+        <w:suppressLineNumbers w:val="0"/>
+        <w:spacing w:before="0" w:beforeAutospacing="1" w:after="0" w:afterAutospacing="1"/>
+        <w:ind w:left="720" w:hanging="360"/>
+      </w:pPr>
+      <w:r>
+        <w:t xml:space="preserve">Basic Technology </w:t>
+      </w:r>
+    </w:p>
+    <w:p>
+      <w:pPr>
+        <w:keepNext w:val="0"/>
+        <w:keepLines w:val="0"/>
+        <w:widowControl/>
+        <w:numPr>
+          <w:ilvl w:val="0"/>
+          <w:numId w:val="25"/>
+        </w:numPr>
+        <w:suppressLineNumbers w:val="0"/>
+        <w:spacing w:before="0" w:beforeAutospacing="1" w:after="0" w:afterAutospacing="1"/>
+        <w:ind w:left="720" w:hanging="360"/>
+      </w:pPr>
+      <w:r>
+        <w:t xml:space="preserve">National Values Education (made up of): </w:t>
+      </w:r>
+    </w:p>
+    <w:p>
+      <w:pPr>
+        <w:keepNext w:val="0"/>
+        <w:keepLines w:val="0"/>
+        <w:widowControl/>
+        <w:numPr>
+          <w:ilvl w:val="1"/>
+          <w:numId w:val="25"/>
+        </w:numPr>
+        <w:suppressLineNumbers w:val="0"/>
+        <w:spacing w:before="0" w:beforeAutospacing="1" w:after="0" w:afterAutospacing="1"/>
+        <w:ind w:left="1440" w:hanging="360"/>
+      </w:pPr>
+      <w:r>
+        <w:t xml:space="preserve">Civic Education </w:t>
+      </w:r>
+    </w:p>
+    <w:p>
+      <w:pPr>
+        <w:keepNext w:val="0"/>
+        <w:keepLines w:val="0"/>
+        <w:widowControl/>
+        <w:numPr>
+          <w:ilvl w:val="1"/>
+          <w:numId w:val="25"/>
+        </w:numPr>
+        <w:suppressLineNumbers w:val="0"/>
+        <w:spacing w:before="0" w:beforeAutospacing="1" w:after="0" w:afterAutospacing="1"/>
+        <w:ind w:left="1440" w:hanging="360"/>
+      </w:pPr>
+      <w:r>
+        <w:t xml:space="preserve">Social Studies </w:t>
+      </w:r>
+    </w:p>
+    <w:p>
+      <w:pPr>
+        <w:keepNext w:val="0"/>
+        <w:keepLines w:val="0"/>
+        <w:widowControl/>
+        <w:numPr>
+          <w:ilvl w:val="1"/>
+          <w:numId w:val="25"/>
+        </w:numPr>
+        <w:suppressLineNumbers w:val="0"/>
+        <w:spacing w:before="0" w:beforeAutospacing="1" w:after="0" w:afterAutospacing="1"/>
+        <w:ind w:left="1440" w:hanging="360"/>
+      </w:pPr>
+      <w:r>
+        <w:t xml:space="preserve">Security Education </w:t>
+      </w:r>
+    </w:p>
+    <w:p>
+      <w:pPr>
+        <w:keepNext w:val="0"/>
+        <w:keepLines w:val="0"/>
+        <w:widowControl/>
+        <w:numPr>
+          <w:ilvl w:val="0"/>
+          <w:numId w:val="25"/>
+        </w:numPr>
+        <w:suppressLineNumbers w:val="0"/>
+        <w:spacing w:before="0" w:beforeAutospacing="1" w:after="0" w:afterAutospacing="1"/>
+        <w:ind w:left="720" w:hanging="360"/>
+      </w:pPr>
+      <w:r>
+        <w:t xml:space="preserve">Pre-Vocational Studies (made up of): </w:t>
+      </w:r>
+    </w:p>
+    <w:p>
+      <w:pPr>
+        <w:keepNext w:val="0"/>
+        <w:keepLines w:val="0"/>
+        <w:widowControl/>
+        <w:numPr>
+          <w:ilvl w:val="1"/>
+          <w:numId w:val="26"/>
+        </w:numPr>
+        <w:suppressLineNumbers w:val="0"/>
+        <w:tabs>
+          <w:tab w:val="left" w:pos="1440"/>
+        </w:tabs>
+        <w:spacing w:before="0" w:beforeAutospacing="1" w:after="0" w:afterAutospacing="1"/>
+        <w:ind w:left="1440" w:hanging="360"/>
+      </w:pPr>
+      <w:r>
+        <w:t xml:space="preserve">Agriculture </w:t>
+      </w:r>
+    </w:p>
+    <w:p>
+      <w:pPr>
+        <w:keepNext w:val="0"/>
+        <w:keepLines w:val="0"/>
+        <w:widowControl/>
+        <w:numPr>
+          <w:ilvl w:val="1"/>
+          <w:numId w:val="26"/>
+        </w:numPr>
+        <w:suppressLineNumbers w:val="0"/>
+        <w:tabs>
+          <w:tab w:val="left" w:pos="1440"/>
+        </w:tabs>
+        <w:spacing w:before="0" w:beforeAutospacing="1" w:after="0" w:afterAutospacing="1"/>
+        <w:ind w:left="1440" w:hanging="360"/>
+      </w:pPr>
+      <w:r>
+        <w:t xml:space="preserve">Home Economics </w:t>
+      </w:r>
+    </w:p>
+    <w:p>
+      <w:pPr>
+        <w:keepNext w:val="0"/>
+        <w:keepLines w:val="0"/>
+        <w:widowControl/>
+        <w:numPr>
+          <w:ilvl w:val="1"/>
+          <w:numId w:val="26"/>
+        </w:numPr>
+        <w:suppressLineNumbers w:val="0"/>
+        <w:tabs>
+          <w:tab w:val="left" w:pos="1440"/>
+        </w:tabs>
+        <w:spacing w:before="0" w:beforeAutospacing="1" w:after="0" w:afterAutospacing="1"/>
+        <w:ind w:left="1440" w:hanging="360"/>
+      </w:pPr>
+      <w:r>
+        <w:t xml:space="preserve">Business Studies </w:t>
+      </w:r>
+    </w:p>
+    <w:p>
+      <w:pPr>
+        <w:keepNext w:val="0"/>
+        <w:keepLines w:val="0"/>
+        <w:widowControl/>
+        <w:numPr>
+          <w:ilvl w:val="0"/>
+          <w:numId w:val="25"/>
+        </w:numPr>
+        <w:suppressLineNumbers w:val="0"/>
+        <w:spacing w:before="0" w:beforeAutospacing="1" w:after="0" w:afterAutospacing="1"/>
+        <w:ind w:left="720" w:hanging="360"/>
+      </w:pPr>
+      <w:r>
+        <w:t xml:space="preserve">Cultural and Creative Arts (CCA), including: </w:t>
+      </w:r>
+    </w:p>
+    <w:p>
+      <w:pPr>
+        <w:keepNext w:val="0"/>
+        <w:keepLines w:val="0"/>
+        <w:widowControl/>
+        <w:numPr>
+          <w:ilvl w:val="1"/>
+          <w:numId w:val="27"/>
+        </w:numPr>
+        <w:suppressLineNumbers w:val="0"/>
+        <w:tabs>
+          <w:tab w:val="left" w:pos="1440"/>
+        </w:tabs>
+        <w:spacing w:before="0" w:beforeAutospacing="1" w:after="0" w:afterAutospacing="1"/>
+        <w:ind w:left="1440" w:hanging="360"/>
+      </w:pPr>
+      <w:r>
+        <w:t xml:space="preserve">Music </w:t>
+      </w:r>
+    </w:p>
+    <w:p>
+      <w:pPr>
+        <w:keepNext w:val="0"/>
+        <w:keepLines w:val="0"/>
+        <w:widowControl/>
+        <w:numPr>
+          <w:ilvl w:val="1"/>
+          <w:numId w:val="27"/>
+        </w:numPr>
+        <w:suppressLineNumbers w:val="0"/>
+        <w:tabs>
+          <w:tab w:val="left" w:pos="1440"/>
+        </w:tabs>
+        <w:spacing w:before="0" w:beforeAutospacing="1" w:after="0" w:afterAutospacing="1"/>
+        <w:ind w:left="1440" w:hanging="360"/>
+      </w:pPr>
+      <w:r>
+        <w:t xml:space="preserve">Fine Arts </w:t>
+      </w:r>
+    </w:p>
+    <w:p>
+      <w:pPr>
+        <w:keepNext w:val="0"/>
+        <w:keepLines w:val="0"/>
+        <w:widowControl/>
+        <w:numPr>
+          <w:ilvl w:val="1"/>
+          <w:numId w:val="27"/>
+        </w:numPr>
+        <w:suppressLineNumbers w:val="0"/>
+        <w:tabs>
+          <w:tab w:val="left" w:pos="1440"/>
+        </w:tabs>
+        <w:spacing w:before="0" w:beforeAutospacing="1" w:after="0" w:afterAutospacing="1"/>
+        <w:ind w:left="1440" w:hanging="360"/>
+      </w:pPr>
+      <w:r>
+        <w:t xml:space="preserve">Drama </w:t>
+      </w:r>
+    </w:p>
+    <w:p>
+      <w:pPr>
+        <w:keepNext w:val="0"/>
+        <w:keepLines w:val="0"/>
+        <w:widowControl/>
+        <w:numPr>
+          <w:ilvl w:val="0"/>
+          <w:numId w:val="25"/>
+        </w:numPr>
+        <w:suppressLineNumbers w:val="0"/>
+        <w:spacing w:before="0" w:beforeAutospacing="1" w:after="0" w:afterAutospacing="1"/>
+        <w:ind w:left="720" w:hanging="360"/>
+      </w:pPr>
+      <w:r>
+        <w:t xml:space="preserve">Computer Studies (ICT) </w:t>
+      </w:r>
+    </w:p>
+    <w:p>
+      <w:pPr>
+        <w:keepNext w:val="0"/>
+        <w:keepLines w:val="0"/>
+        <w:widowControl/>
+        <w:numPr>
+          <w:ilvl w:val="0"/>
+          <w:numId w:val="25"/>
+        </w:numPr>
+        <w:suppressLineNumbers w:val="0"/>
+        <w:spacing w:before="0" w:beforeAutospacing="1" w:after="0" w:afterAutospacing="1"/>
+        <w:ind w:left="720" w:hanging="360"/>
+      </w:pPr>
+      <w:r>
+        <w:t xml:space="preserve">French </w:t>
+      </w:r>
+    </w:p>
+    <w:p>
+      <w:pPr>
+        <w:keepNext w:val="0"/>
+        <w:keepLines w:val="0"/>
+        <w:widowControl/>
+        <w:numPr>
+          <w:ilvl w:val="0"/>
+          <w:numId w:val="25"/>
+        </w:numPr>
+        <w:suppressLineNumbers w:val="0"/>
+        <w:spacing w:before="0" w:beforeAutospacing="1" w:after="0" w:afterAutospacing="1"/>
+        <w:ind w:left="720" w:hanging="360"/>
+      </w:pPr>
+      <w:r>
+        <w:t xml:space="preserve">Christian Religious Studies (CRS) or Islamic Religious Studies (IRS) </w:t>
+      </w:r>
+    </w:p>
+    <w:p>
+      <w:pPr>
+        <w:keepNext w:val="0"/>
+        <w:keepLines w:val="0"/>
+        <w:widowControl/>
+        <w:numPr>
+          <w:ilvl w:val="0"/>
+          <w:numId w:val="25"/>
+        </w:numPr>
+        <w:suppressLineNumbers w:val="0"/>
+        <w:spacing w:before="0" w:beforeAutospacing="1" w:after="0" w:afterAutospacing="1"/>
+        <w:ind w:left="720" w:hanging="360"/>
+      </w:pPr>
+      <w:r>
+        <w:t xml:space="preserve">Nigerian Languages (Yoruba, Igbo, Hausa, or another approved language) </w:t>
+      </w:r>
+    </w:p>
+    <w:p>
+      <w:pPr>
+        <w:pStyle w:val="4"/>
+        <w:keepNext w:val="0"/>
+        <w:keepLines w:val="0"/>
+        <w:widowControl/>
+        <w:suppressLineNumbers w:val="0"/>
+      </w:pPr>
+      <w:r>
+        <w:t>Optional Subjects</w:t>
+      </w:r>
+    </w:p>
+    <w:p>
+      <w:pPr>
+        <w:keepNext w:val="0"/>
+        <w:keepLines w:val="0"/>
+        <w:widowControl/>
+        <w:numPr>
+          <w:ilvl w:val="0"/>
+          <w:numId w:val="28"/>
+        </w:numPr>
+        <w:suppressLineNumbers w:val="0"/>
+        <w:spacing w:before="0" w:beforeAutospacing="1" w:after="0" w:afterAutospacing="1"/>
+        <w:ind w:left="720" w:hanging="360"/>
+      </w:pPr>
+      <w:r>
+        <w:t xml:space="preserve">Arabic </w:t>
+      </w:r>
+    </w:p>
+    <w:p>
+      <w:pPr>
+        <w:keepNext w:val="0"/>
+        <w:keepLines w:val="0"/>
+        <w:widowControl/>
+        <w:numPr>
+          <w:ilvl w:val="0"/>
+          <w:numId w:val="28"/>
+        </w:numPr>
+        <w:suppressLineNumbers w:val="0"/>
+        <w:spacing w:before="0" w:beforeAutospacing="1" w:after="0" w:afterAutospacing="1"/>
+        <w:ind w:left="720" w:hanging="360"/>
+      </w:pPr>
+      <w:r>
+        <w:t xml:space="preserve">History </w:t>
+      </w:r>
+    </w:p>
+    <w:p>
+      <w:pPr>
+        <w:keepNext w:val="0"/>
+        <w:keepLines w:val="0"/>
+        <w:widowControl/>
+        <w:suppressLineNumbers w:val="0"/>
+      </w:pPr>
+      <w:r>
+        <w:pict>
+          <v:rect id="_x0000_i1041" o:spt="1" style="height:1.5pt;width:432pt;" fillcolor="#A0A0A0" filled="t" stroked="f" coordsize="21600,21600" o:hr="t" o:hrstd="t" o:hralign="center">
+            <v:path/>
+            <v:fill on="t" focussize="0,0"/>
+            <v:stroke on="f"/>
+            <v:imagedata o:title=""/>
+            <o:lock v:ext="edit"/>
+            <w10:wrap type="none"/>
+            <w10:anchorlock/>
+          </v:rect>
+        </w:pict>
       </w:r>
     </w:p>
     <w:p>
@@ -5780,109 +7686,125 @@
         <w:suppressLineNumbers w:val="0"/>
       </w:pPr>
       <w:r>
-        <w:t>Module 3 – School Setup</w:t>
-      </w:r>
-    </w:p>
-    <w:p>
-      <w:pPr>
-        <w:keepNext w:val="0"/>
-        <w:keepLines w:val="0"/>
-        <w:widowControl/>
-        <w:numPr>
-          <w:ilvl w:val="0"/>
-          <w:numId w:val="18"/>
-        </w:numPr>
-        <w:suppressLineNumbers w:val="0"/>
-        <w:spacing w:before="0" w:beforeAutospacing="1" w:after="0" w:afterAutospacing="1"/>
-        <w:ind w:left="720" w:hanging="360"/>
-      </w:pPr>
-      <w:r>
-        <w:t xml:space="preserve">Sessions </w:t>
-      </w:r>
-    </w:p>
-    <w:p>
-      <w:pPr>
-        <w:keepNext w:val="0"/>
-        <w:keepLines w:val="0"/>
-        <w:widowControl/>
-        <w:numPr>
-          <w:ilvl w:val="0"/>
-          <w:numId w:val="18"/>
-        </w:numPr>
-        <w:suppressLineNumbers w:val="0"/>
-        <w:spacing w:before="0" w:beforeAutospacing="1" w:after="0" w:afterAutospacing="1"/>
-        <w:ind w:left="720" w:hanging="360"/>
-      </w:pPr>
-      <w:r>
-        <w:t xml:space="preserve">Terms </w:t>
-      </w:r>
-    </w:p>
-    <w:p>
-      <w:pPr>
-        <w:keepNext w:val="0"/>
-        <w:keepLines w:val="0"/>
-        <w:widowControl/>
-        <w:numPr>
-          <w:ilvl w:val="0"/>
-          <w:numId w:val="18"/>
-        </w:numPr>
-        <w:suppressLineNumbers w:val="0"/>
-        <w:spacing w:before="0" w:beforeAutospacing="1" w:after="0" w:afterAutospacing="1"/>
-        <w:ind w:left="720" w:hanging="360"/>
-      </w:pPr>
-      <w:r>
-        <w:t xml:space="preserve">Classes </w:t>
-      </w:r>
-    </w:p>
-    <w:p>
-      <w:pPr>
-        <w:keepNext w:val="0"/>
-        <w:keepLines w:val="0"/>
-        <w:widowControl/>
-        <w:numPr>
-          <w:ilvl w:val="0"/>
-          <w:numId w:val="18"/>
-        </w:numPr>
-        <w:suppressLineNumbers w:val="0"/>
-        <w:spacing w:before="0" w:beforeAutospacing="1" w:after="0" w:afterAutospacing="1"/>
-        <w:ind w:left="720" w:hanging="360"/>
-      </w:pPr>
-      <w:r>
-        <w:t xml:space="preserve">Arms </w:t>
-      </w:r>
-    </w:p>
-    <w:p>
-      <w:pPr>
-        <w:keepNext w:val="0"/>
-        <w:keepLines w:val="0"/>
-        <w:widowControl/>
-        <w:numPr>
-          <w:ilvl w:val="0"/>
-          <w:numId w:val="18"/>
-        </w:numPr>
-        <w:suppressLineNumbers w:val="0"/>
-        <w:spacing w:before="0" w:beforeAutospacing="1" w:after="0" w:afterAutospacing="1"/>
-        <w:ind w:left="720" w:hanging="360"/>
-      </w:pPr>
-      <w:r>
-        <w:t xml:space="preserve">Departments </w:t>
-      </w:r>
-    </w:p>
-    <w:p>
-      <w:pPr>
-        <w:keepNext w:val="0"/>
-        <w:keepLines w:val="0"/>
-        <w:widowControl/>
-        <w:numPr>
-          <w:ilvl w:val="0"/>
-          <w:numId w:val="18"/>
-        </w:numPr>
-        <w:suppressLineNumbers w:val="0"/>
-        <w:spacing w:before="0" w:beforeAutospacing="1" w:after="0" w:afterAutospacing="1"/>
-        <w:ind w:left="720" w:hanging="360"/>
-      </w:pPr>
-      <w:r>
-        <w:t xml:space="preserve">Subjects </w:t>
+        <w:t>Senior Secondary School (SSS 1–3)</w:t>
+      </w:r>
+    </w:p>
+    <w:p>
+      <w:pPr>
+        <w:pStyle w:val="4"/>
+        <w:keepNext w:val="0"/>
+        <w:keepLines w:val="0"/>
+        <w:widowControl/>
+        <w:suppressLineNumbers w:val="0"/>
+      </w:pPr>
+      <w:r>
+        <w:t>Compulsory Core Subjects</w:t>
+      </w:r>
+    </w:p>
+    <w:p>
+      <w:pPr>
+        <w:keepNext w:val="0"/>
+        <w:keepLines w:val="0"/>
+        <w:widowControl/>
+        <w:numPr>
+          <w:ilvl w:val="0"/>
+          <w:numId w:val="29"/>
+        </w:numPr>
+        <w:suppressLineNumbers w:val="0"/>
+        <w:spacing w:before="0" w:beforeAutospacing="1" w:after="0" w:afterAutospacing="1"/>
+        <w:ind w:left="720" w:hanging="360"/>
+      </w:pPr>
+      <w:r>
+        <w:t xml:space="preserve">English Language </w:t>
+      </w:r>
+    </w:p>
+    <w:p>
+      <w:pPr>
+        <w:keepNext w:val="0"/>
+        <w:keepLines w:val="0"/>
+        <w:widowControl/>
+        <w:numPr>
+          <w:ilvl w:val="0"/>
+          <w:numId w:val="29"/>
+        </w:numPr>
+        <w:suppressLineNumbers w:val="0"/>
+        <w:spacing w:before="0" w:beforeAutospacing="1" w:after="0" w:afterAutospacing="1"/>
+        <w:ind w:left="720" w:hanging="360"/>
+      </w:pPr>
+      <w:r>
+        <w:t xml:space="preserve">Mathematics </w:t>
+      </w:r>
+    </w:p>
+    <w:p>
+      <w:pPr>
+        <w:keepNext w:val="0"/>
+        <w:keepLines w:val="0"/>
+        <w:widowControl/>
+        <w:numPr>
+          <w:ilvl w:val="0"/>
+          <w:numId w:val="29"/>
+        </w:numPr>
+        <w:suppressLineNumbers w:val="0"/>
+        <w:spacing w:before="0" w:beforeAutospacing="1" w:after="0" w:afterAutospacing="1"/>
+        <w:ind w:left="720" w:hanging="360"/>
+      </w:pPr>
+      <w:r>
+        <w:t xml:space="preserve">Civic Education </w:t>
+      </w:r>
+    </w:p>
+    <w:p>
+      <w:pPr>
+        <w:keepNext w:val="0"/>
+        <w:keepLines w:val="0"/>
+        <w:widowControl/>
+        <w:numPr>
+          <w:ilvl w:val="0"/>
+          <w:numId w:val="29"/>
+        </w:numPr>
+        <w:suppressLineNumbers w:val="0"/>
+        <w:spacing w:before="0" w:beforeAutospacing="1" w:after="0" w:afterAutospacing="1"/>
+        <w:ind w:left="720" w:hanging="360"/>
+      </w:pPr>
+      <w:r>
+        <w:t xml:space="preserve">Computer Studies / ICT (in many schools) </w:t>
+      </w:r>
+    </w:p>
+    <w:p>
+      <w:pPr>
+        <w:keepNext w:val="0"/>
+        <w:keepLines w:val="0"/>
+        <w:widowControl/>
+        <w:numPr>
+          <w:ilvl w:val="0"/>
+          <w:numId w:val="29"/>
+        </w:numPr>
+        <w:suppressLineNumbers w:val="0"/>
+        <w:spacing w:before="0" w:beforeAutospacing="1" w:after="0" w:afterAutospacing="1"/>
+        <w:ind w:left="720" w:hanging="360"/>
+      </w:pPr>
+      <w:r>
+        <w:t xml:space="preserve">Trade/Entrepreneurship Subject (at least one) </w:t>
+      </w:r>
+    </w:p>
+    <w:p>
+      <w:pPr>
+        <w:keepNext w:val="0"/>
+        <w:keepLines w:val="0"/>
+        <w:widowControl/>
+        <w:suppressLineNumbers w:val="0"/>
+      </w:pPr>
+      <w:r>
+        <w:pict>
+          <v:rect id="_x0000_i1042" o:spt="1" style="height:1.5pt;width:432pt;" fillcolor="#A0A0A0" filled="t" stroked="f" coordsize="21600,21600" o:hr="t" o:hrstd="t" o:hralign="center">
+            <v:path/>
+            <v:fill on="t" focussize="0,0"/>
+            <v:stroke on="f"/>
+            <v:imagedata o:title=""/>
+            <o:lock v:ext="edit"/>
+            <w10:wrap type="none"/>
+            <w10:anchorlock/>
+          </v:rect>
+        </w:pict>
       </w:r>
     </w:p>
     <w:p>
@@ -5894,92 +7816,249 @@
         <w:suppressLineNumbers w:val="0"/>
       </w:pPr>
       <w:r>
-        <w:t>Module 4 – Student Management</w:t>
-      </w:r>
-    </w:p>
-    <w:p>
-      <w:pPr>
-        <w:keepNext w:val="0"/>
-        <w:keepLines w:val="0"/>
-        <w:widowControl/>
-        <w:numPr>
-          <w:ilvl w:val="0"/>
-          <w:numId w:val="19"/>
-        </w:numPr>
-        <w:suppressLineNumbers w:val="0"/>
-        <w:spacing w:before="0" w:beforeAutospacing="1" w:after="0" w:afterAutospacing="1"/>
-        <w:ind w:left="720" w:hanging="360"/>
-      </w:pPr>
-      <w:r>
-        <w:t xml:space="preserve">Add student </w:t>
-      </w:r>
-    </w:p>
-    <w:p>
-      <w:pPr>
-        <w:keepNext w:val="0"/>
-        <w:keepLines w:val="0"/>
-        <w:widowControl/>
-        <w:numPr>
-          <w:ilvl w:val="0"/>
-          <w:numId w:val="19"/>
-        </w:numPr>
-        <w:suppressLineNumbers w:val="0"/>
-        <w:spacing w:before="0" w:beforeAutospacing="1" w:after="0" w:afterAutospacing="1"/>
-        <w:ind w:left="720" w:hanging="360"/>
-      </w:pPr>
-      <w:r>
-        <w:t xml:space="preserve">Edit student </w:t>
-      </w:r>
-    </w:p>
-    <w:p>
-      <w:pPr>
-        <w:keepNext w:val="0"/>
-        <w:keepLines w:val="0"/>
-        <w:widowControl/>
-        <w:numPr>
-          <w:ilvl w:val="0"/>
-          <w:numId w:val="19"/>
-        </w:numPr>
-        <w:suppressLineNumbers w:val="0"/>
-        <w:spacing w:before="0" w:beforeAutospacing="1" w:after="0" w:afterAutospacing="1"/>
-        <w:ind w:left="720" w:hanging="360"/>
-      </w:pPr>
-      <w:r>
-        <w:t xml:space="preserve">Upload passport </w:t>
-      </w:r>
-    </w:p>
-    <w:p>
-      <w:pPr>
-        <w:keepNext w:val="0"/>
-        <w:keepLines w:val="0"/>
-        <w:widowControl/>
-        <w:numPr>
-          <w:ilvl w:val="0"/>
-          <w:numId w:val="19"/>
-        </w:numPr>
-        <w:suppressLineNumbers w:val="0"/>
-        <w:spacing w:before="0" w:beforeAutospacing="1" w:after="0" w:afterAutospacing="1"/>
-        <w:ind w:left="720" w:hanging="360"/>
-      </w:pPr>
-      <w:r>
-        <w:t xml:space="preserve">Promote student </w:t>
-      </w:r>
-    </w:p>
-    <w:p>
-      <w:pPr>
-        <w:keepNext w:val="0"/>
-        <w:keepLines w:val="0"/>
-        <w:widowControl/>
-        <w:numPr>
-          <w:ilvl w:val="0"/>
-          <w:numId w:val="19"/>
-        </w:numPr>
-        <w:suppressLineNumbers w:val="0"/>
-        <w:spacing w:before="0" w:beforeAutospacing="1" w:after="0" w:afterAutospacing="1"/>
-        <w:ind w:left="720" w:hanging="360"/>
-      </w:pPr>
-      <w:r>
-        <w:t xml:space="preserve">Archive student </w:t>
+        <w:t>Science Subjects</w:t>
+      </w:r>
+    </w:p>
+    <w:p>
+      <w:pPr>
+        <w:keepNext w:val="0"/>
+        <w:keepLines w:val="0"/>
+        <w:widowControl/>
+        <w:numPr>
+          <w:ilvl w:val="0"/>
+          <w:numId w:val="30"/>
+        </w:numPr>
+        <w:suppressLineNumbers w:val="0"/>
+        <w:spacing w:before="0" w:beforeAutospacing="1" w:after="0" w:afterAutospacing="1"/>
+        <w:ind w:left="720" w:hanging="360"/>
+      </w:pPr>
+      <w:r>
+        <w:t xml:space="preserve">Physics </w:t>
+      </w:r>
+    </w:p>
+    <w:p>
+      <w:pPr>
+        <w:keepNext w:val="0"/>
+        <w:keepLines w:val="0"/>
+        <w:widowControl/>
+        <w:numPr>
+          <w:ilvl w:val="0"/>
+          <w:numId w:val="30"/>
+        </w:numPr>
+        <w:suppressLineNumbers w:val="0"/>
+        <w:spacing w:before="0" w:beforeAutospacing="1" w:after="0" w:afterAutospacing="1"/>
+        <w:ind w:left="720" w:hanging="360"/>
+      </w:pPr>
+      <w:r>
+        <w:t xml:space="preserve">Chemistry </w:t>
+      </w:r>
+    </w:p>
+    <w:p>
+      <w:pPr>
+        <w:keepNext w:val="0"/>
+        <w:keepLines w:val="0"/>
+        <w:widowControl/>
+        <w:numPr>
+          <w:ilvl w:val="0"/>
+          <w:numId w:val="30"/>
+        </w:numPr>
+        <w:suppressLineNumbers w:val="0"/>
+        <w:spacing w:before="0" w:beforeAutospacing="1" w:after="0" w:afterAutospacing="1"/>
+        <w:ind w:left="720" w:hanging="360"/>
+      </w:pPr>
+      <w:r>
+        <w:t xml:space="preserve">Biology </w:t>
+      </w:r>
+    </w:p>
+    <w:p>
+      <w:pPr>
+        <w:keepNext w:val="0"/>
+        <w:keepLines w:val="0"/>
+        <w:widowControl/>
+        <w:numPr>
+          <w:ilvl w:val="0"/>
+          <w:numId w:val="30"/>
+        </w:numPr>
+        <w:suppressLineNumbers w:val="0"/>
+        <w:spacing w:before="0" w:beforeAutospacing="1" w:after="0" w:afterAutospacing="1"/>
+        <w:ind w:left="720" w:hanging="360"/>
+      </w:pPr>
+      <w:r>
+        <w:t xml:space="preserve">Further Mathematics </w:t>
+      </w:r>
+    </w:p>
+    <w:p>
+      <w:pPr>
+        <w:keepNext w:val="0"/>
+        <w:keepLines w:val="0"/>
+        <w:widowControl/>
+        <w:numPr>
+          <w:ilvl w:val="0"/>
+          <w:numId w:val="30"/>
+        </w:numPr>
+        <w:suppressLineNumbers w:val="0"/>
+        <w:spacing w:before="0" w:beforeAutospacing="1" w:after="0" w:afterAutospacing="1"/>
+        <w:ind w:left="720" w:hanging="360"/>
+      </w:pPr>
+      <w:r>
+        <w:t xml:space="preserve">Agricultural Science </w:t>
+      </w:r>
+    </w:p>
+    <w:p>
+      <w:pPr>
+        <w:keepNext w:val="0"/>
+        <w:keepLines w:val="0"/>
+        <w:widowControl/>
+        <w:numPr>
+          <w:ilvl w:val="0"/>
+          <w:numId w:val="30"/>
+        </w:numPr>
+        <w:suppressLineNumbers w:val="0"/>
+        <w:spacing w:before="0" w:beforeAutospacing="1" w:after="0" w:afterAutospacing="1"/>
+        <w:ind w:left="720" w:hanging="360"/>
+      </w:pPr>
+      <w:r>
+        <w:t xml:space="preserve">Animal Husbandry </w:t>
+      </w:r>
+    </w:p>
+    <w:p>
+      <w:pPr>
+        <w:keepNext w:val="0"/>
+        <w:keepLines w:val="0"/>
+        <w:widowControl/>
+        <w:numPr>
+          <w:ilvl w:val="0"/>
+          <w:numId w:val="30"/>
+        </w:numPr>
+        <w:suppressLineNumbers w:val="0"/>
+        <w:spacing w:before="0" w:beforeAutospacing="1" w:after="0" w:afterAutospacing="1"/>
+        <w:ind w:left="720" w:hanging="360"/>
+      </w:pPr>
+      <w:r>
+        <w:t xml:space="preserve">Fisheries </w:t>
+      </w:r>
+    </w:p>
+    <w:p>
+      <w:pPr>
+        <w:keepNext w:val="0"/>
+        <w:keepLines w:val="0"/>
+        <w:widowControl/>
+        <w:numPr>
+          <w:ilvl w:val="0"/>
+          <w:numId w:val="30"/>
+        </w:numPr>
+        <w:suppressLineNumbers w:val="0"/>
+        <w:spacing w:before="0" w:beforeAutospacing="1" w:after="0" w:afterAutospacing="1"/>
+        <w:ind w:left="720" w:hanging="360"/>
+      </w:pPr>
+      <w:r>
+        <w:t xml:space="preserve">Health Education </w:t>
+      </w:r>
+    </w:p>
+    <w:p>
+      <w:pPr>
+        <w:keepNext w:val="0"/>
+        <w:keepLines w:val="0"/>
+        <w:widowControl/>
+        <w:numPr>
+          <w:ilvl w:val="0"/>
+          <w:numId w:val="30"/>
+        </w:numPr>
+        <w:suppressLineNumbers w:val="0"/>
+        <w:spacing w:before="0" w:beforeAutospacing="1" w:after="0" w:afterAutospacing="1"/>
+        <w:ind w:left="720" w:hanging="360"/>
+      </w:pPr>
+      <w:r>
+        <w:t xml:space="preserve">Physical Education </w:t>
+      </w:r>
+    </w:p>
+    <w:p>
+      <w:pPr>
+        <w:keepNext w:val="0"/>
+        <w:keepLines w:val="0"/>
+        <w:widowControl/>
+        <w:numPr>
+          <w:ilvl w:val="0"/>
+          <w:numId w:val="30"/>
+        </w:numPr>
+        <w:suppressLineNumbers w:val="0"/>
+        <w:spacing w:before="0" w:beforeAutospacing="1" w:after="0" w:afterAutospacing="1"/>
+        <w:ind w:left="720" w:hanging="360"/>
+      </w:pPr>
+      <w:r>
+        <w:t xml:space="preserve">Data Processing </w:t>
+      </w:r>
+    </w:p>
+    <w:p>
+      <w:pPr>
+        <w:keepNext w:val="0"/>
+        <w:keepLines w:val="0"/>
+        <w:widowControl/>
+        <w:numPr>
+          <w:ilvl w:val="0"/>
+          <w:numId w:val="30"/>
+        </w:numPr>
+        <w:suppressLineNumbers w:val="0"/>
+        <w:spacing w:before="0" w:beforeAutospacing="1" w:after="0" w:afterAutospacing="1"/>
+        <w:ind w:left="720" w:hanging="360"/>
+      </w:pPr>
+      <w:r>
+        <w:t xml:space="preserve">Computer Studies </w:t>
+      </w:r>
+    </w:p>
+    <w:p>
+      <w:pPr>
+        <w:keepNext w:val="0"/>
+        <w:keepLines w:val="0"/>
+        <w:widowControl/>
+        <w:numPr>
+          <w:ilvl w:val="0"/>
+          <w:numId w:val="30"/>
+        </w:numPr>
+        <w:suppressLineNumbers w:val="0"/>
+        <w:spacing w:before="0" w:beforeAutospacing="1" w:after="0" w:afterAutospacing="1"/>
+        <w:ind w:left="720" w:hanging="360"/>
+      </w:pPr>
+      <w:r>
+        <w:t xml:space="preserve">Technical Drawing </w:t>
+      </w:r>
+    </w:p>
+    <w:p>
+      <w:pPr>
+        <w:keepNext w:val="0"/>
+        <w:keepLines w:val="0"/>
+        <w:widowControl/>
+        <w:numPr>
+          <w:ilvl w:val="0"/>
+          <w:numId w:val="30"/>
+        </w:numPr>
+        <w:suppressLineNumbers w:val="0"/>
+        <w:spacing w:before="0" w:beforeAutospacing="1" w:after="0" w:afterAutospacing="1"/>
+        <w:ind w:left="720" w:hanging="360"/>
+      </w:pPr>
+      <w:r>
+        <w:t xml:space="preserve">Geography </w:t>
+      </w:r>
+    </w:p>
+    <w:p>
+      <w:pPr>
+        <w:keepNext w:val="0"/>
+        <w:keepLines w:val="0"/>
+        <w:widowControl/>
+        <w:suppressLineNumbers w:val="0"/>
+      </w:pPr>
+      <w:r>
+        <w:pict>
+          <v:rect id="_x0000_i1043" o:spt="1" style="height:1.5pt;width:432pt;" fillcolor="#A0A0A0" filled="t" stroked="f" coordsize="21600,21600" o:hr="t" o:hrstd="t" o:hralign="center">
+            <v:path/>
+            <v:fill on="t" focussize="0,0"/>
+            <v:stroke on="f"/>
+            <v:imagedata o:title=""/>
+            <o:lock v:ext="edit"/>
+            <w10:wrap type="none"/>
+            <w10:anchorlock/>
+          </v:rect>
+        </w:pict>
       </w:r>
     </w:p>
     <w:p>
@@ -5991,7 +8070,181 @@
         <w:suppressLineNumbers w:val="0"/>
       </w:pPr>
       <w:r>
-        <w:t>Module 5 – Teacher Management</w:t>
+        <w:t>Commercial Subjects</w:t>
+      </w:r>
+    </w:p>
+    <w:p>
+      <w:pPr>
+        <w:keepNext w:val="0"/>
+        <w:keepLines w:val="0"/>
+        <w:widowControl/>
+        <w:numPr>
+          <w:ilvl w:val="0"/>
+          <w:numId w:val="31"/>
+        </w:numPr>
+        <w:suppressLineNumbers w:val="0"/>
+        <w:spacing w:before="0" w:beforeAutospacing="1" w:after="0" w:afterAutospacing="1"/>
+        <w:ind w:left="720" w:hanging="360"/>
+      </w:pPr>
+      <w:r>
+        <w:t xml:space="preserve">Financial Accounting </w:t>
+      </w:r>
+    </w:p>
+    <w:p>
+      <w:pPr>
+        <w:keepNext w:val="0"/>
+        <w:keepLines w:val="0"/>
+        <w:widowControl/>
+        <w:numPr>
+          <w:ilvl w:val="0"/>
+          <w:numId w:val="31"/>
+        </w:numPr>
+        <w:suppressLineNumbers w:val="0"/>
+        <w:spacing w:before="0" w:beforeAutospacing="1" w:after="0" w:afterAutospacing="1"/>
+        <w:ind w:left="720" w:hanging="360"/>
+      </w:pPr>
+      <w:r>
+        <w:t xml:space="preserve">Commerce </w:t>
+      </w:r>
+    </w:p>
+    <w:p>
+      <w:pPr>
+        <w:keepNext w:val="0"/>
+        <w:keepLines w:val="0"/>
+        <w:widowControl/>
+        <w:numPr>
+          <w:ilvl w:val="0"/>
+          <w:numId w:val="31"/>
+        </w:numPr>
+        <w:suppressLineNumbers w:val="0"/>
+        <w:spacing w:before="0" w:beforeAutospacing="1" w:after="0" w:afterAutospacing="1"/>
+        <w:ind w:left="720" w:hanging="360"/>
+      </w:pPr>
+      <w:r>
+        <w:t xml:space="preserve">Economics </w:t>
+      </w:r>
+    </w:p>
+    <w:p>
+      <w:pPr>
+        <w:keepNext w:val="0"/>
+        <w:keepLines w:val="0"/>
+        <w:widowControl/>
+        <w:numPr>
+          <w:ilvl w:val="0"/>
+          <w:numId w:val="31"/>
+        </w:numPr>
+        <w:suppressLineNumbers w:val="0"/>
+        <w:spacing w:before="0" w:beforeAutospacing="1" w:after="0" w:afterAutospacing="1"/>
+        <w:ind w:left="720" w:hanging="360"/>
+      </w:pPr>
+      <w:r>
+        <w:t xml:space="preserve">Business Studies (in some schools) </w:t>
+      </w:r>
+    </w:p>
+    <w:p>
+      <w:pPr>
+        <w:keepNext w:val="0"/>
+        <w:keepLines w:val="0"/>
+        <w:widowControl/>
+        <w:numPr>
+          <w:ilvl w:val="0"/>
+          <w:numId w:val="31"/>
+        </w:numPr>
+        <w:suppressLineNumbers w:val="0"/>
+        <w:spacing w:before="0" w:beforeAutospacing="1" w:after="0" w:afterAutospacing="1"/>
+        <w:ind w:left="720" w:hanging="360"/>
+      </w:pPr>
+      <w:r>
+        <w:t xml:space="preserve">Marketing </w:t>
+      </w:r>
+    </w:p>
+    <w:p>
+      <w:pPr>
+        <w:keepNext w:val="0"/>
+        <w:keepLines w:val="0"/>
+        <w:widowControl/>
+        <w:numPr>
+          <w:ilvl w:val="0"/>
+          <w:numId w:val="31"/>
+        </w:numPr>
+        <w:suppressLineNumbers w:val="0"/>
+        <w:spacing w:before="0" w:beforeAutospacing="1" w:after="0" w:afterAutospacing="1"/>
+        <w:ind w:left="720" w:hanging="360"/>
+      </w:pPr>
+      <w:r>
+        <w:t xml:space="preserve">Office Practice </w:t>
+      </w:r>
+    </w:p>
+    <w:p>
+      <w:pPr>
+        <w:keepNext w:val="0"/>
+        <w:keepLines w:val="0"/>
+        <w:widowControl/>
+        <w:numPr>
+          <w:ilvl w:val="0"/>
+          <w:numId w:val="31"/>
+        </w:numPr>
+        <w:suppressLineNumbers w:val="0"/>
+        <w:spacing w:before="0" w:beforeAutospacing="1" w:after="0" w:afterAutospacing="1"/>
+        <w:ind w:left="720" w:hanging="360"/>
+      </w:pPr>
+      <w:r>
+        <w:t xml:space="preserve">Store Management </w:t>
+      </w:r>
+    </w:p>
+    <w:p>
+      <w:pPr>
+        <w:keepNext w:val="0"/>
+        <w:keepLines w:val="0"/>
+        <w:widowControl/>
+        <w:numPr>
+          <w:ilvl w:val="0"/>
+          <w:numId w:val="31"/>
+        </w:numPr>
+        <w:suppressLineNumbers w:val="0"/>
+        <w:spacing w:before="0" w:beforeAutospacing="1" w:after="0" w:afterAutospacing="1"/>
+        <w:ind w:left="720" w:hanging="360"/>
+      </w:pPr>
+      <w:r>
+        <w:t xml:space="preserve">Insurance </w:t>
+      </w:r>
+    </w:p>
+    <w:p>
+      <w:pPr>
+        <w:keepNext w:val="0"/>
+        <w:keepLines w:val="0"/>
+        <w:widowControl/>
+        <w:numPr>
+          <w:ilvl w:val="0"/>
+          <w:numId w:val="31"/>
+        </w:numPr>
+        <w:suppressLineNumbers w:val="0"/>
+        <w:spacing w:before="0" w:beforeAutospacing="1" w:after="0" w:afterAutospacing="1"/>
+        <w:ind w:left="720" w:hanging="360"/>
+      </w:pPr>
+      <w:r>
+        <w:t xml:space="preserve">Salesmanship </w:t>
+      </w:r>
+    </w:p>
+    <w:p>
+      <w:pPr>
+        <w:keepNext w:val="0"/>
+        <w:keepLines w:val="0"/>
+        <w:widowControl/>
+        <w:suppressLineNumbers w:val="0"/>
+      </w:pPr>
+      <w:r>
+        <w:pict>
+          <v:rect id="_x0000_i1044" o:spt="1" style="height:1.5pt;width:432pt;" fillcolor="#A0A0A0" filled="t" stroked="f" coordsize="21600,21600" o:hr="t" o:hrstd="t" o:hralign="center">
+            <v:path/>
+            <v:fill on="t" focussize="0,0"/>
+            <v:stroke on="f"/>
+            <v:imagedata o:title=""/>
+            <o:lock v:ext="edit"/>
+            <w10:wrap type="none"/>
+            <w10:anchorlock/>
+          </v:rect>
+        </w:pict>
       </w:r>
     </w:p>
     <w:p>
@@ -6003,7 +8256,249 @@
         <w:suppressLineNumbers w:val="0"/>
       </w:pPr>
       <w:r>
-        <w:t>Module 6 – Subject Allocation</w:t>
+        <w:t>Arts and Humanities Subjects</w:t>
+      </w:r>
+    </w:p>
+    <w:p>
+      <w:pPr>
+        <w:keepNext w:val="0"/>
+        <w:keepLines w:val="0"/>
+        <w:widowControl/>
+        <w:numPr>
+          <w:ilvl w:val="0"/>
+          <w:numId w:val="32"/>
+        </w:numPr>
+        <w:suppressLineNumbers w:val="0"/>
+        <w:spacing w:before="0" w:beforeAutospacing="1" w:after="0" w:afterAutospacing="1"/>
+        <w:ind w:left="720" w:hanging="360"/>
+      </w:pPr>
+      <w:r>
+        <w:t xml:space="preserve">Literature in English </w:t>
+      </w:r>
+    </w:p>
+    <w:p>
+      <w:pPr>
+        <w:keepNext w:val="0"/>
+        <w:keepLines w:val="0"/>
+        <w:widowControl/>
+        <w:numPr>
+          <w:ilvl w:val="0"/>
+          <w:numId w:val="32"/>
+        </w:numPr>
+        <w:suppressLineNumbers w:val="0"/>
+        <w:spacing w:before="0" w:beforeAutospacing="1" w:after="0" w:afterAutospacing="1"/>
+        <w:ind w:left="720" w:hanging="360"/>
+      </w:pPr>
+      <w:r>
+        <w:t xml:space="preserve">Government </w:t>
+      </w:r>
+    </w:p>
+    <w:p>
+      <w:pPr>
+        <w:keepNext w:val="0"/>
+        <w:keepLines w:val="0"/>
+        <w:widowControl/>
+        <w:numPr>
+          <w:ilvl w:val="0"/>
+          <w:numId w:val="32"/>
+        </w:numPr>
+        <w:suppressLineNumbers w:val="0"/>
+        <w:spacing w:before="0" w:beforeAutospacing="1" w:after="0" w:afterAutospacing="1"/>
+        <w:ind w:left="720" w:hanging="360"/>
+      </w:pPr>
+      <w:r>
+        <w:t xml:space="preserve">History </w:t>
+      </w:r>
+    </w:p>
+    <w:p>
+      <w:pPr>
+        <w:keepNext w:val="0"/>
+        <w:keepLines w:val="0"/>
+        <w:widowControl/>
+        <w:numPr>
+          <w:ilvl w:val="0"/>
+          <w:numId w:val="32"/>
+        </w:numPr>
+        <w:suppressLineNumbers w:val="0"/>
+        <w:spacing w:before="0" w:beforeAutospacing="1" w:after="0" w:afterAutospacing="1"/>
+        <w:ind w:left="720" w:hanging="360"/>
+      </w:pPr>
+      <w:r>
+        <w:t xml:space="preserve">Christian Religious Studies (CRS) </w:t>
+      </w:r>
+    </w:p>
+    <w:p>
+      <w:pPr>
+        <w:keepNext w:val="0"/>
+        <w:keepLines w:val="0"/>
+        <w:widowControl/>
+        <w:numPr>
+          <w:ilvl w:val="0"/>
+          <w:numId w:val="32"/>
+        </w:numPr>
+        <w:suppressLineNumbers w:val="0"/>
+        <w:spacing w:before="0" w:beforeAutospacing="1" w:after="0" w:afterAutospacing="1"/>
+        <w:ind w:left="720" w:hanging="360"/>
+      </w:pPr>
+      <w:r>
+        <w:t xml:space="preserve">Islamic Religious Studies (IRS) </w:t>
+      </w:r>
+    </w:p>
+    <w:p>
+      <w:pPr>
+        <w:keepNext w:val="0"/>
+        <w:keepLines w:val="0"/>
+        <w:widowControl/>
+        <w:numPr>
+          <w:ilvl w:val="0"/>
+          <w:numId w:val="32"/>
+        </w:numPr>
+        <w:suppressLineNumbers w:val="0"/>
+        <w:spacing w:before="0" w:beforeAutospacing="1" w:after="0" w:afterAutospacing="1"/>
+        <w:ind w:left="720" w:hanging="360"/>
+      </w:pPr>
+      <w:r>
+        <w:t xml:space="preserve">Yoruba </w:t>
+      </w:r>
+    </w:p>
+    <w:p>
+      <w:pPr>
+        <w:keepNext w:val="0"/>
+        <w:keepLines w:val="0"/>
+        <w:widowControl/>
+        <w:numPr>
+          <w:ilvl w:val="0"/>
+          <w:numId w:val="32"/>
+        </w:numPr>
+        <w:suppressLineNumbers w:val="0"/>
+        <w:spacing w:before="0" w:beforeAutospacing="1" w:after="0" w:afterAutospacing="1"/>
+        <w:ind w:left="720" w:hanging="360"/>
+      </w:pPr>
+      <w:r>
+        <w:t xml:space="preserve">Igbo </w:t>
+      </w:r>
+    </w:p>
+    <w:p>
+      <w:pPr>
+        <w:keepNext w:val="0"/>
+        <w:keepLines w:val="0"/>
+        <w:widowControl/>
+        <w:numPr>
+          <w:ilvl w:val="0"/>
+          <w:numId w:val="32"/>
+        </w:numPr>
+        <w:suppressLineNumbers w:val="0"/>
+        <w:spacing w:before="0" w:beforeAutospacing="1" w:after="0" w:afterAutospacing="1"/>
+        <w:ind w:left="720" w:hanging="360"/>
+      </w:pPr>
+      <w:r>
+        <w:t xml:space="preserve">Hausa </w:t>
+      </w:r>
+    </w:p>
+    <w:p>
+      <w:pPr>
+        <w:keepNext w:val="0"/>
+        <w:keepLines w:val="0"/>
+        <w:widowControl/>
+        <w:numPr>
+          <w:ilvl w:val="0"/>
+          <w:numId w:val="32"/>
+        </w:numPr>
+        <w:suppressLineNumbers w:val="0"/>
+        <w:spacing w:before="0" w:beforeAutospacing="1" w:after="0" w:afterAutospacing="1"/>
+        <w:ind w:left="720" w:hanging="360"/>
+      </w:pPr>
+      <w:r>
+        <w:t xml:space="preserve">French </w:t>
+      </w:r>
+    </w:p>
+    <w:p>
+      <w:pPr>
+        <w:keepNext w:val="0"/>
+        <w:keepLines w:val="0"/>
+        <w:widowControl/>
+        <w:numPr>
+          <w:ilvl w:val="0"/>
+          <w:numId w:val="32"/>
+        </w:numPr>
+        <w:suppressLineNumbers w:val="0"/>
+        <w:spacing w:before="0" w:beforeAutospacing="1" w:after="0" w:afterAutospacing="1"/>
+        <w:ind w:left="720" w:hanging="360"/>
+      </w:pPr>
+      <w:r>
+        <w:t xml:space="preserve">Arabic </w:t>
+      </w:r>
+    </w:p>
+    <w:p>
+      <w:pPr>
+        <w:keepNext w:val="0"/>
+        <w:keepLines w:val="0"/>
+        <w:widowControl/>
+        <w:numPr>
+          <w:ilvl w:val="0"/>
+          <w:numId w:val="32"/>
+        </w:numPr>
+        <w:suppressLineNumbers w:val="0"/>
+        <w:spacing w:before="0" w:beforeAutospacing="1" w:after="0" w:afterAutospacing="1"/>
+        <w:ind w:left="720" w:hanging="360"/>
+      </w:pPr>
+      <w:r>
+        <w:t xml:space="preserve">Music </w:t>
+      </w:r>
+    </w:p>
+    <w:p>
+      <w:pPr>
+        <w:keepNext w:val="0"/>
+        <w:keepLines w:val="0"/>
+        <w:widowControl/>
+        <w:numPr>
+          <w:ilvl w:val="0"/>
+          <w:numId w:val="32"/>
+        </w:numPr>
+        <w:suppressLineNumbers w:val="0"/>
+        <w:spacing w:before="0" w:beforeAutospacing="1" w:after="0" w:afterAutospacing="1"/>
+        <w:ind w:left="720" w:hanging="360"/>
+      </w:pPr>
+      <w:r>
+        <w:t xml:space="preserve">Fine Arts (Visual Arts) </w:t>
+      </w:r>
+    </w:p>
+    <w:p>
+      <w:pPr>
+        <w:keepNext w:val="0"/>
+        <w:keepLines w:val="0"/>
+        <w:widowControl/>
+        <w:numPr>
+          <w:ilvl w:val="0"/>
+          <w:numId w:val="32"/>
+        </w:numPr>
+        <w:suppressLineNumbers w:val="0"/>
+        <w:spacing w:before="0" w:beforeAutospacing="1" w:after="0" w:afterAutospacing="1"/>
+        <w:ind w:left="720" w:hanging="360"/>
+      </w:pPr>
+      <w:r>
+        <w:t xml:space="preserve">Theatre Arts </w:t>
+      </w:r>
+    </w:p>
+    <w:p>
+      <w:pPr>
+        <w:keepNext w:val="0"/>
+        <w:keepLines w:val="0"/>
+        <w:widowControl/>
+        <w:suppressLineNumbers w:val="0"/>
+      </w:pPr>
+      <w:r>
+        <w:pict>
+          <v:rect id="_x0000_i1045" o:spt="1" style="height:1.5pt;width:432pt;" fillcolor="#A0A0A0" filled="t" stroked="f" coordsize="21600,21600" o:hr="t" o:hrstd="t" o:hralign="center">
+            <v:path/>
+            <v:fill on="t" focussize="0,0"/>
+            <v:stroke on="f"/>
+            <v:imagedata o:title=""/>
+            <o:lock v:ext="edit"/>
+            <w10:wrap type="none"/>
+            <w10:anchorlock/>
+          </v:rect>
+        </w:pict>
       </w:r>
     </w:p>
     <w:p>
@@ -6015,7 +8510,300 @@
         <w:suppressLineNumbers w:val="0"/>
       </w:pPr>
       <w:r>
-        <w:t>Module 7 – Score Entry</w:t>
+        <w:t>Technical Subjects</w:t>
+      </w:r>
+    </w:p>
+    <w:p>
+      <w:pPr>
+        <w:keepNext w:val="0"/>
+        <w:keepLines w:val="0"/>
+        <w:widowControl/>
+        <w:numPr>
+          <w:ilvl w:val="0"/>
+          <w:numId w:val="33"/>
+        </w:numPr>
+        <w:suppressLineNumbers w:val="0"/>
+        <w:spacing w:before="0" w:beforeAutospacing="1" w:after="0" w:afterAutospacing="1"/>
+        <w:ind w:left="720" w:hanging="360"/>
+      </w:pPr>
+      <w:r>
+        <w:t xml:space="preserve">Technical Drawing </w:t>
+      </w:r>
+    </w:p>
+    <w:p>
+      <w:pPr>
+        <w:keepNext w:val="0"/>
+        <w:keepLines w:val="0"/>
+        <w:widowControl/>
+        <w:numPr>
+          <w:ilvl w:val="0"/>
+          <w:numId w:val="33"/>
+        </w:numPr>
+        <w:suppressLineNumbers w:val="0"/>
+        <w:spacing w:before="0" w:beforeAutospacing="1" w:after="0" w:afterAutospacing="1"/>
+        <w:ind w:left="720" w:hanging="360"/>
+      </w:pPr>
+      <w:r>
+        <w:t xml:space="preserve">Building Construction </w:t>
+      </w:r>
+    </w:p>
+    <w:p>
+      <w:pPr>
+        <w:keepNext w:val="0"/>
+        <w:keepLines w:val="0"/>
+        <w:widowControl/>
+        <w:numPr>
+          <w:ilvl w:val="0"/>
+          <w:numId w:val="33"/>
+        </w:numPr>
+        <w:suppressLineNumbers w:val="0"/>
+        <w:spacing w:before="0" w:beforeAutospacing="1" w:after="0" w:afterAutospacing="1"/>
+        <w:ind w:left="720" w:hanging="360"/>
+      </w:pPr>
+      <w:r>
+        <w:t xml:space="preserve">Woodwork </w:t>
+      </w:r>
+    </w:p>
+    <w:p>
+      <w:pPr>
+        <w:keepNext w:val="0"/>
+        <w:keepLines w:val="0"/>
+        <w:widowControl/>
+        <w:numPr>
+          <w:ilvl w:val="0"/>
+          <w:numId w:val="33"/>
+        </w:numPr>
+        <w:suppressLineNumbers w:val="0"/>
+        <w:spacing w:before="0" w:beforeAutospacing="1" w:after="0" w:afterAutospacing="1"/>
+        <w:ind w:left="720" w:hanging="360"/>
+      </w:pPr>
+      <w:r>
+        <w:t xml:space="preserve">Metalwork </w:t>
+      </w:r>
+    </w:p>
+    <w:p>
+      <w:pPr>
+        <w:keepNext w:val="0"/>
+        <w:keepLines w:val="0"/>
+        <w:widowControl/>
+        <w:numPr>
+          <w:ilvl w:val="0"/>
+          <w:numId w:val="33"/>
+        </w:numPr>
+        <w:suppressLineNumbers w:val="0"/>
+        <w:spacing w:before="0" w:beforeAutospacing="1" w:after="0" w:afterAutospacing="1"/>
+        <w:ind w:left="720" w:hanging="360"/>
+      </w:pPr>
+      <w:r>
+        <w:t xml:space="preserve">Auto Mechanics </w:t>
+      </w:r>
+    </w:p>
+    <w:p>
+      <w:pPr>
+        <w:keepNext w:val="0"/>
+        <w:keepLines w:val="0"/>
+        <w:widowControl/>
+        <w:numPr>
+          <w:ilvl w:val="0"/>
+          <w:numId w:val="33"/>
+        </w:numPr>
+        <w:suppressLineNumbers w:val="0"/>
+        <w:spacing w:before="0" w:beforeAutospacing="1" w:after="0" w:afterAutospacing="1"/>
+        <w:ind w:left="720" w:hanging="360"/>
+      </w:pPr>
+      <w:r>
+        <w:t xml:space="preserve">Auto Body Repairs </w:t>
+      </w:r>
+    </w:p>
+    <w:p>
+      <w:pPr>
+        <w:keepNext w:val="0"/>
+        <w:keepLines w:val="0"/>
+        <w:widowControl/>
+        <w:numPr>
+          <w:ilvl w:val="0"/>
+          <w:numId w:val="33"/>
+        </w:numPr>
+        <w:suppressLineNumbers w:val="0"/>
+        <w:spacing w:before="0" w:beforeAutospacing="1" w:after="0" w:afterAutospacing="1"/>
+        <w:ind w:left="720" w:hanging="360"/>
+      </w:pPr>
+      <w:r>
+        <w:t xml:space="preserve">Auto Electrical Work </w:t>
+      </w:r>
+    </w:p>
+    <w:p>
+      <w:pPr>
+        <w:keepNext w:val="0"/>
+        <w:keepLines w:val="0"/>
+        <w:widowControl/>
+        <w:numPr>
+          <w:ilvl w:val="0"/>
+          <w:numId w:val="33"/>
+        </w:numPr>
+        <w:suppressLineNumbers w:val="0"/>
+        <w:spacing w:before="0" w:beforeAutospacing="1" w:after="0" w:afterAutospacing="1"/>
+        <w:ind w:left="720" w:hanging="360"/>
+      </w:pPr>
+      <w:r>
+        <w:t xml:space="preserve">Welding and Fabrication </w:t>
+      </w:r>
+    </w:p>
+    <w:p>
+      <w:pPr>
+        <w:keepNext w:val="0"/>
+        <w:keepLines w:val="0"/>
+        <w:widowControl/>
+        <w:numPr>
+          <w:ilvl w:val="0"/>
+          <w:numId w:val="33"/>
+        </w:numPr>
+        <w:suppressLineNumbers w:val="0"/>
+        <w:spacing w:before="0" w:beforeAutospacing="1" w:after="0" w:afterAutospacing="1"/>
+        <w:ind w:left="720" w:hanging="360"/>
+      </w:pPr>
+      <w:r>
+        <w:t xml:space="preserve">Electrical Installation and Maintenance </w:t>
+      </w:r>
+    </w:p>
+    <w:p>
+      <w:pPr>
+        <w:keepNext w:val="0"/>
+        <w:keepLines w:val="0"/>
+        <w:widowControl/>
+        <w:numPr>
+          <w:ilvl w:val="0"/>
+          <w:numId w:val="33"/>
+        </w:numPr>
+        <w:suppressLineNumbers w:val="0"/>
+        <w:spacing w:before="0" w:beforeAutospacing="1" w:after="0" w:afterAutospacing="1"/>
+        <w:ind w:left="720" w:hanging="360"/>
+      </w:pPr>
+      <w:r>
+        <w:t xml:space="preserve">Electronics </w:t>
+      </w:r>
+    </w:p>
+    <w:p>
+      <w:pPr>
+        <w:keepNext w:val="0"/>
+        <w:keepLines w:val="0"/>
+        <w:widowControl/>
+        <w:numPr>
+          <w:ilvl w:val="0"/>
+          <w:numId w:val="33"/>
+        </w:numPr>
+        <w:suppressLineNumbers w:val="0"/>
+        <w:spacing w:before="0" w:beforeAutospacing="1" w:after="0" w:afterAutospacing="1"/>
+        <w:ind w:left="720" w:hanging="360"/>
+      </w:pPr>
+      <w:r>
+        <w:t xml:space="preserve">Plumbing and Pipe Fitting </w:t>
+      </w:r>
+    </w:p>
+    <w:p>
+      <w:pPr>
+        <w:keepNext w:val="0"/>
+        <w:keepLines w:val="0"/>
+        <w:widowControl/>
+        <w:numPr>
+          <w:ilvl w:val="0"/>
+          <w:numId w:val="33"/>
+        </w:numPr>
+        <w:suppressLineNumbers w:val="0"/>
+        <w:spacing w:before="0" w:beforeAutospacing="1" w:after="0" w:afterAutospacing="1"/>
+        <w:ind w:left="720" w:hanging="360"/>
+      </w:pPr>
+      <w:r>
+        <w:t xml:space="preserve">Refrigeration and Air Conditioning </w:t>
+      </w:r>
+    </w:p>
+    <w:p>
+      <w:pPr>
+        <w:keepNext w:val="0"/>
+        <w:keepLines w:val="0"/>
+        <w:widowControl/>
+        <w:numPr>
+          <w:ilvl w:val="0"/>
+          <w:numId w:val="33"/>
+        </w:numPr>
+        <w:suppressLineNumbers w:val="0"/>
+        <w:spacing w:before="0" w:beforeAutospacing="1" w:after="0" w:afterAutospacing="1"/>
+        <w:ind w:left="720" w:hanging="360"/>
+      </w:pPr>
+      <w:r>
+        <w:t xml:space="preserve">Machine Woodworking </w:t>
+      </w:r>
+    </w:p>
+    <w:p>
+      <w:pPr>
+        <w:keepNext w:val="0"/>
+        <w:keepLines w:val="0"/>
+        <w:widowControl/>
+        <w:numPr>
+          <w:ilvl w:val="0"/>
+          <w:numId w:val="33"/>
+        </w:numPr>
+        <w:suppressLineNumbers w:val="0"/>
+        <w:spacing w:before="0" w:beforeAutospacing="1" w:after="0" w:afterAutospacing="1"/>
+        <w:ind w:left="720" w:hanging="360"/>
+      </w:pPr>
+      <w:r>
+        <w:t xml:space="preserve">Furniture Making </w:t>
+      </w:r>
+    </w:p>
+    <w:p>
+      <w:pPr>
+        <w:keepNext w:val="0"/>
+        <w:keepLines w:val="0"/>
+        <w:widowControl/>
+        <w:numPr>
+          <w:ilvl w:val="0"/>
+          <w:numId w:val="33"/>
+        </w:numPr>
+        <w:suppressLineNumbers w:val="0"/>
+        <w:spacing w:before="0" w:beforeAutospacing="1" w:after="0" w:afterAutospacing="1"/>
+        <w:ind w:left="720" w:hanging="360"/>
+      </w:pPr>
+      <w:r>
+        <w:t xml:space="preserve">Mining </w:t>
+      </w:r>
+    </w:p>
+    <w:p>
+      <w:pPr>
+        <w:keepNext w:val="0"/>
+        <w:keepLines w:val="0"/>
+        <w:widowControl/>
+        <w:numPr>
+          <w:ilvl w:val="0"/>
+          <w:numId w:val="33"/>
+        </w:numPr>
+        <w:suppressLineNumbers w:val="0"/>
+        <w:spacing w:before="0" w:beforeAutospacing="1" w:after="0" w:afterAutospacing="1"/>
+        <w:ind w:left="720" w:hanging="360"/>
+      </w:pPr>
+      <w:r>
+        <w:t xml:space="preserve">Radio, Television and Electronics Work </w:t>
+      </w:r>
+    </w:p>
+    <w:p>
+      <w:pPr>
+        <w:keepNext w:val="0"/>
+        <w:keepLines w:val="0"/>
+        <w:widowControl/>
+        <w:suppressLineNumbers w:val="0"/>
+      </w:pPr>
+      <w:r>
+        <w:pict>
+          <v:rect id="_x0000_i1046" o:spt="1" style="height:1.5pt;width:432pt;" fillcolor="#A0A0A0" filled="t" stroked="f" coordsize="21600,21600" o:hr="t" o:hrstd="t" o:hralign="center">
+            <v:path/>
+            <v:fill on="t" focussize="0,0"/>
+            <v:stroke on="f"/>
+            <v:imagedata o:title=""/>
+            <o:lock v:ext="edit"/>
+            <w10:wrap type="none"/>
+            <w10:anchorlock/>
+          </v:rect>
+        </w:pict>
       </w:r>
     </w:p>
     <w:p>
@@ -6027,7 +8815,215 @@
         <w:suppressLineNumbers w:val="0"/>
       </w:pPr>
       <w:r>
-        <w:t>Module 8 – Result Computation</w:t>
+        <w:t>Home Economics and Vocational Subjects</w:t>
+      </w:r>
+    </w:p>
+    <w:p>
+      <w:pPr>
+        <w:keepNext w:val="0"/>
+        <w:keepLines w:val="0"/>
+        <w:widowControl/>
+        <w:numPr>
+          <w:ilvl w:val="0"/>
+          <w:numId w:val="34"/>
+        </w:numPr>
+        <w:suppressLineNumbers w:val="0"/>
+        <w:spacing w:before="0" w:beforeAutospacing="1" w:after="0" w:afterAutospacing="1"/>
+        <w:ind w:left="720" w:hanging="360"/>
+      </w:pPr>
+      <w:r>
+        <w:t xml:space="preserve">Home Management </w:t>
+      </w:r>
+    </w:p>
+    <w:p>
+      <w:pPr>
+        <w:keepNext w:val="0"/>
+        <w:keepLines w:val="0"/>
+        <w:widowControl/>
+        <w:numPr>
+          <w:ilvl w:val="0"/>
+          <w:numId w:val="34"/>
+        </w:numPr>
+        <w:suppressLineNumbers w:val="0"/>
+        <w:spacing w:before="0" w:beforeAutospacing="1" w:after="0" w:afterAutospacing="1"/>
+        <w:ind w:left="720" w:hanging="360"/>
+      </w:pPr>
+      <w:r>
+        <w:t xml:space="preserve">Foods and Nutrition </w:t>
+      </w:r>
+    </w:p>
+    <w:p>
+      <w:pPr>
+        <w:keepNext w:val="0"/>
+        <w:keepLines w:val="0"/>
+        <w:widowControl/>
+        <w:numPr>
+          <w:ilvl w:val="0"/>
+          <w:numId w:val="34"/>
+        </w:numPr>
+        <w:suppressLineNumbers w:val="0"/>
+        <w:spacing w:before="0" w:beforeAutospacing="1" w:after="0" w:afterAutospacing="1"/>
+        <w:ind w:left="720" w:hanging="360"/>
+      </w:pPr>
+      <w:r>
+        <w:t xml:space="preserve">Clothing and Textiles </w:t>
+      </w:r>
+    </w:p>
+    <w:p>
+      <w:pPr>
+        <w:keepNext w:val="0"/>
+        <w:keepLines w:val="0"/>
+        <w:widowControl/>
+        <w:numPr>
+          <w:ilvl w:val="0"/>
+          <w:numId w:val="34"/>
+        </w:numPr>
+        <w:suppressLineNumbers w:val="0"/>
+        <w:spacing w:before="0" w:beforeAutospacing="1" w:after="0" w:afterAutospacing="1"/>
+        <w:ind w:left="720" w:hanging="360"/>
+      </w:pPr>
+      <w:r>
+        <w:t xml:space="preserve">Home Economics </w:t>
+      </w:r>
+    </w:p>
+    <w:p>
+      <w:pPr>
+        <w:keepNext w:val="0"/>
+        <w:keepLines w:val="0"/>
+        <w:widowControl/>
+        <w:numPr>
+          <w:ilvl w:val="0"/>
+          <w:numId w:val="34"/>
+        </w:numPr>
+        <w:suppressLineNumbers w:val="0"/>
+        <w:spacing w:before="0" w:beforeAutospacing="1" w:after="0" w:afterAutospacing="1"/>
+        <w:ind w:left="720" w:hanging="360"/>
+      </w:pPr>
+      <w:r>
+        <w:t xml:space="preserve">Catering Craft Practice </w:t>
+      </w:r>
+    </w:p>
+    <w:p>
+      <w:pPr>
+        <w:keepNext w:val="0"/>
+        <w:keepLines w:val="0"/>
+        <w:widowControl/>
+        <w:numPr>
+          <w:ilvl w:val="0"/>
+          <w:numId w:val="34"/>
+        </w:numPr>
+        <w:suppressLineNumbers w:val="0"/>
+        <w:spacing w:before="0" w:beforeAutospacing="1" w:after="0" w:afterAutospacing="1"/>
+        <w:ind w:left="720" w:hanging="360"/>
+      </w:pPr>
+      <w:r>
+        <w:t xml:space="preserve">Garment Making </w:t>
+      </w:r>
+    </w:p>
+    <w:p>
+      <w:pPr>
+        <w:keepNext w:val="0"/>
+        <w:keepLines w:val="0"/>
+        <w:widowControl/>
+        <w:numPr>
+          <w:ilvl w:val="0"/>
+          <w:numId w:val="34"/>
+        </w:numPr>
+        <w:suppressLineNumbers w:val="0"/>
+        <w:spacing w:before="0" w:beforeAutospacing="1" w:after="0" w:afterAutospacing="1"/>
+        <w:ind w:left="720" w:hanging="360"/>
+      </w:pPr>
+      <w:r>
+        <w:t xml:space="preserve">Cosmetology </w:t>
+      </w:r>
+    </w:p>
+    <w:p>
+      <w:pPr>
+        <w:keepNext w:val="0"/>
+        <w:keepLines w:val="0"/>
+        <w:widowControl/>
+        <w:numPr>
+          <w:ilvl w:val="0"/>
+          <w:numId w:val="34"/>
+        </w:numPr>
+        <w:suppressLineNumbers w:val="0"/>
+        <w:spacing w:before="0" w:beforeAutospacing="1" w:after="0" w:afterAutospacing="1"/>
+        <w:ind w:left="720" w:hanging="360"/>
+      </w:pPr>
+      <w:r>
+        <w:t xml:space="preserve">Dyeing and Bleaching </w:t>
+      </w:r>
+    </w:p>
+    <w:p>
+      <w:pPr>
+        <w:keepNext w:val="0"/>
+        <w:keepLines w:val="0"/>
+        <w:widowControl/>
+        <w:numPr>
+          <w:ilvl w:val="0"/>
+          <w:numId w:val="34"/>
+        </w:numPr>
+        <w:suppressLineNumbers w:val="0"/>
+        <w:spacing w:before="0" w:beforeAutospacing="1" w:after="0" w:afterAutospacing="1"/>
+        <w:ind w:left="720" w:hanging="360"/>
+      </w:pPr>
+      <w:r>
+        <w:t xml:space="preserve">Photography </w:t>
+      </w:r>
+    </w:p>
+    <w:p>
+      <w:pPr>
+        <w:keepNext w:val="0"/>
+        <w:keepLines w:val="0"/>
+        <w:widowControl/>
+        <w:numPr>
+          <w:ilvl w:val="0"/>
+          <w:numId w:val="34"/>
+        </w:numPr>
+        <w:suppressLineNumbers w:val="0"/>
+        <w:spacing w:before="0" w:beforeAutospacing="1" w:after="0" w:afterAutospacing="1"/>
+        <w:ind w:left="720" w:hanging="360"/>
+      </w:pPr>
+      <w:r>
+        <w:t xml:space="preserve">Tourism </w:t>
+      </w:r>
+    </w:p>
+    <w:p>
+      <w:pPr>
+        <w:keepNext w:val="0"/>
+        <w:keepLines w:val="0"/>
+        <w:widowControl/>
+        <w:numPr>
+          <w:ilvl w:val="0"/>
+          <w:numId w:val="34"/>
+        </w:numPr>
+        <w:suppressLineNumbers w:val="0"/>
+        <w:spacing w:before="0" w:beforeAutospacing="1" w:after="0" w:afterAutospacing="1"/>
+        <w:ind w:left="720" w:hanging="360"/>
+      </w:pPr>
+      <w:r>
+        <w:t xml:space="preserve">Printing Craft Practice </w:t>
+      </w:r>
+    </w:p>
+    <w:p>
+      <w:pPr>
+        <w:keepNext w:val="0"/>
+        <w:keepLines w:val="0"/>
+        <w:widowControl/>
+        <w:suppressLineNumbers w:val="0"/>
+      </w:pPr>
+      <w:r>
+        <w:pict>
+          <v:rect id="_x0000_i1047" o:spt="1" style="height:1.5pt;width:432pt;" fillcolor="#A0A0A0" filled="t" stroked="f" coordsize="21600,21600" o:hr="t" o:hrstd="t" o:hralign="center">
+            <v:path/>
+            <v:fill on="t" focussize="0,0"/>
+            <v:stroke on="f"/>
+            <v:imagedata o:title=""/>
+            <o:lock v:ext="edit"/>
+            <w10:wrap type="none"/>
+            <w10:anchorlock/>
+          </v:rect>
+        </w:pict>
       </w:r>
     </w:p>
     <w:p>
@@ -6039,7 +9035,402 @@
         <w:suppressLineNumbers w:val="0"/>
       </w:pPr>
       <w:r>
-        <w:t>Module 9 – Report Card</w:t>
+        <w:t>Entrepreneurship / Trade Subjects</w:t>
+      </w:r>
+    </w:p>
+    <w:p>
+      <w:pPr>
+        <w:keepNext w:val="0"/>
+        <w:keepLines w:val="0"/>
+        <w:widowControl/>
+        <w:numPr>
+          <w:ilvl w:val="0"/>
+          <w:numId w:val="35"/>
+        </w:numPr>
+        <w:suppressLineNumbers w:val="0"/>
+        <w:spacing w:before="0" w:beforeAutospacing="1" w:after="0" w:afterAutospacing="1"/>
+        <w:ind w:left="720" w:hanging="360"/>
+      </w:pPr>
+      <w:r>
+        <w:t xml:space="preserve">Book Keeping </w:t>
+      </w:r>
+    </w:p>
+    <w:p>
+      <w:pPr>
+        <w:keepNext w:val="0"/>
+        <w:keepLines w:val="0"/>
+        <w:widowControl/>
+        <w:numPr>
+          <w:ilvl w:val="0"/>
+          <w:numId w:val="35"/>
+        </w:numPr>
+        <w:suppressLineNumbers w:val="0"/>
+        <w:spacing w:before="0" w:beforeAutospacing="1" w:after="0" w:afterAutospacing="1"/>
+        <w:ind w:left="720" w:hanging="360"/>
+      </w:pPr>
+      <w:r>
+        <w:t xml:space="preserve">Data Processing </w:t>
+      </w:r>
+    </w:p>
+    <w:p>
+      <w:pPr>
+        <w:keepNext w:val="0"/>
+        <w:keepLines w:val="0"/>
+        <w:widowControl/>
+        <w:numPr>
+          <w:ilvl w:val="0"/>
+          <w:numId w:val="35"/>
+        </w:numPr>
+        <w:suppressLineNumbers w:val="0"/>
+        <w:spacing w:before="0" w:beforeAutospacing="1" w:after="0" w:afterAutospacing="1"/>
+        <w:ind w:left="720" w:hanging="360"/>
+      </w:pPr>
+      <w:r>
+        <w:t xml:space="preserve">Marketing </w:t>
+      </w:r>
+    </w:p>
+    <w:p>
+      <w:pPr>
+        <w:keepNext w:val="0"/>
+        <w:keepLines w:val="0"/>
+        <w:widowControl/>
+        <w:numPr>
+          <w:ilvl w:val="0"/>
+          <w:numId w:val="35"/>
+        </w:numPr>
+        <w:suppressLineNumbers w:val="0"/>
+        <w:spacing w:before="0" w:beforeAutospacing="1" w:after="0" w:afterAutospacing="1"/>
+        <w:ind w:left="720" w:hanging="360"/>
+      </w:pPr>
+      <w:r>
+        <w:t xml:space="preserve">Store Keeping </w:t>
+      </w:r>
+    </w:p>
+    <w:p>
+      <w:pPr>
+        <w:keepNext w:val="0"/>
+        <w:keepLines w:val="0"/>
+        <w:widowControl/>
+        <w:numPr>
+          <w:ilvl w:val="0"/>
+          <w:numId w:val="35"/>
+        </w:numPr>
+        <w:suppressLineNumbers w:val="0"/>
+        <w:spacing w:before="0" w:beforeAutospacing="1" w:after="0" w:afterAutospacing="1"/>
+        <w:ind w:left="720" w:hanging="360"/>
+      </w:pPr>
+      <w:r>
+        <w:t xml:space="preserve">Office Practice </w:t>
+      </w:r>
+    </w:p>
+    <w:p>
+      <w:pPr>
+        <w:keepNext w:val="0"/>
+        <w:keepLines w:val="0"/>
+        <w:widowControl/>
+        <w:numPr>
+          <w:ilvl w:val="0"/>
+          <w:numId w:val="35"/>
+        </w:numPr>
+        <w:suppressLineNumbers w:val="0"/>
+        <w:spacing w:before="0" w:beforeAutospacing="1" w:after="0" w:afterAutospacing="1"/>
+        <w:ind w:left="720" w:hanging="360"/>
+      </w:pPr>
+      <w:r>
+        <w:t xml:space="preserve">Salesmanship </w:t>
+      </w:r>
+    </w:p>
+    <w:p>
+      <w:pPr>
+        <w:keepNext w:val="0"/>
+        <w:keepLines w:val="0"/>
+        <w:widowControl/>
+        <w:numPr>
+          <w:ilvl w:val="0"/>
+          <w:numId w:val="35"/>
+        </w:numPr>
+        <w:suppressLineNumbers w:val="0"/>
+        <w:spacing w:before="0" w:beforeAutospacing="1" w:after="0" w:afterAutospacing="1"/>
+        <w:ind w:left="720" w:hanging="360"/>
+      </w:pPr>
+      <w:r>
+        <w:t xml:space="preserve">Animal Husbandry </w:t>
+      </w:r>
+    </w:p>
+    <w:p>
+      <w:pPr>
+        <w:keepNext w:val="0"/>
+        <w:keepLines w:val="0"/>
+        <w:widowControl/>
+        <w:numPr>
+          <w:ilvl w:val="0"/>
+          <w:numId w:val="35"/>
+        </w:numPr>
+        <w:suppressLineNumbers w:val="0"/>
+        <w:spacing w:before="0" w:beforeAutospacing="1" w:after="0" w:afterAutospacing="1"/>
+        <w:ind w:left="720" w:hanging="360"/>
+      </w:pPr>
+      <w:r>
+        <w:t xml:space="preserve">Fisheries </w:t>
+      </w:r>
+    </w:p>
+    <w:p>
+      <w:pPr>
+        <w:keepNext w:val="0"/>
+        <w:keepLines w:val="0"/>
+        <w:widowControl/>
+        <w:numPr>
+          <w:ilvl w:val="0"/>
+          <w:numId w:val="35"/>
+        </w:numPr>
+        <w:suppressLineNumbers w:val="0"/>
+        <w:spacing w:before="0" w:beforeAutospacing="1" w:after="0" w:afterAutospacing="1"/>
+        <w:ind w:left="720" w:hanging="360"/>
+      </w:pPr>
+      <w:r>
+        <w:t xml:space="preserve">Photography </w:t>
+      </w:r>
+    </w:p>
+    <w:p>
+      <w:pPr>
+        <w:keepNext w:val="0"/>
+        <w:keepLines w:val="0"/>
+        <w:widowControl/>
+        <w:numPr>
+          <w:ilvl w:val="0"/>
+          <w:numId w:val="35"/>
+        </w:numPr>
+        <w:suppressLineNumbers w:val="0"/>
+        <w:spacing w:before="0" w:beforeAutospacing="1" w:after="0" w:afterAutospacing="1"/>
+        <w:ind w:left="720" w:hanging="360"/>
+      </w:pPr>
+      <w:r>
+        <w:t xml:space="preserve">Garment Making </w:t>
+      </w:r>
+    </w:p>
+    <w:p>
+      <w:pPr>
+        <w:keepNext w:val="0"/>
+        <w:keepLines w:val="0"/>
+        <w:widowControl/>
+        <w:numPr>
+          <w:ilvl w:val="0"/>
+          <w:numId w:val="35"/>
+        </w:numPr>
+        <w:suppressLineNumbers w:val="0"/>
+        <w:spacing w:before="0" w:beforeAutospacing="1" w:after="0" w:afterAutospacing="1"/>
+        <w:ind w:left="720" w:hanging="360"/>
+      </w:pPr>
+      <w:r>
+        <w:t xml:space="preserve">Catering Craft Practice </w:t>
+      </w:r>
+    </w:p>
+    <w:p>
+      <w:pPr>
+        <w:keepNext w:val="0"/>
+        <w:keepLines w:val="0"/>
+        <w:widowControl/>
+        <w:numPr>
+          <w:ilvl w:val="0"/>
+          <w:numId w:val="35"/>
+        </w:numPr>
+        <w:suppressLineNumbers w:val="0"/>
+        <w:spacing w:before="0" w:beforeAutospacing="1" w:after="0" w:afterAutospacing="1"/>
+        <w:ind w:left="720" w:hanging="360"/>
+      </w:pPr>
+      <w:r>
+        <w:t xml:space="preserve">Cosmetology </w:t>
+      </w:r>
+    </w:p>
+    <w:p>
+      <w:pPr>
+        <w:keepNext w:val="0"/>
+        <w:keepLines w:val="0"/>
+        <w:widowControl/>
+        <w:numPr>
+          <w:ilvl w:val="0"/>
+          <w:numId w:val="35"/>
+        </w:numPr>
+        <w:suppressLineNumbers w:val="0"/>
+        <w:spacing w:before="0" w:beforeAutospacing="1" w:after="0" w:afterAutospacing="1"/>
+        <w:ind w:left="720" w:hanging="360"/>
+      </w:pPr>
+      <w:r>
+        <w:t xml:space="preserve">Dyeing and Bleaching </w:t>
+      </w:r>
+    </w:p>
+    <w:p>
+      <w:pPr>
+        <w:keepNext w:val="0"/>
+        <w:keepLines w:val="0"/>
+        <w:widowControl/>
+        <w:numPr>
+          <w:ilvl w:val="0"/>
+          <w:numId w:val="35"/>
+        </w:numPr>
+        <w:suppressLineNumbers w:val="0"/>
+        <w:spacing w:before="0" w:beforeAutospacing="1" w:after="0" w:afterAutospacing="1"/>
+        <w:ind w:left="720" w:hanging="360"/>
+      </w:pPr>
+      <w:r>
+        <w:t xml:space="preserve">Tourism </w:t>
+      </w:r>
+    </w:p>
+    <w:p>
+      <w:pPr>
+        <w:keepNext w:val="0"/>
+        <w:keepLines w:val="0"/>
+        <w:widowControl/>
+        <w:numPr>
+          <w:ilvl w:val="0"/>
+          <w:numId w:val="35"/>
+        </w:numPr>
+        <w:suppressLineNumbers w:val="0"/>
+        <w:spacing w:before="0" w:beforeAutospacing="1" w:after="0" w:afterAutospacing="1"/>
+        <w:ind w:left="720" w:hanging="360"/>
+      </w:pPr>
+      <w:r>
+        <w:t xml:space="preserve">GSM Phone Maintenance and Repairs </w:t>
+      </w:r>
+    </w:p>
+    <w:p>
+      <w:pPr>
+        <w:keepNext w:val="0"/>
+        <w:keepLines w:val="0"/>
+        <w:widowControl/>
+        <w:numPr>
+          <w:ilvl w:val="0"/>
+          <w:numId w:val="35"/>
+        </w:numPr>
+        <w:suppressLineNumbers w:val="0"/>
+        <w:spacing w:before="0" w:beforeAutospacing="1" w:after="0" w:afterAutospacing="1"/>
+        <w:ind w:left="720" w:hanging="360"/>
+      </w:pPr>
+      <w:r>
+        <w:t xml:space="preserve">Computer Hardware Maintenance </w:t>
+      </w:r>
+    </w:p>
+    <w:p>
+      <w:pPr>
+        <w:keepNext w:val="0"/>
+        <w:keepLines w:val="0"/>
+        <w:widowControl/>
+        <w:numPr>
+          <w:ilvl w:val="0"/>
+          <w:numId w:val="35"/>
+        </w:numPr>
+        <w:suppressLineNumbers w:val="0"/>
+        <w:spacing w:before="0" w:beforeAutospacing="1" w:after="0" w:afterAutospacing="1"/>
+        <w:ind w:left="720" w:hanging="360"/>
+      </w:pPr>
+      <w:r>
+        <w:t xml:space="preserve">Leather Goods Manufacturing and Repair </w:t>
+      </w:r>
+    </w:p>
+    <w:p>
+      <w:pPr>
+        <w:keepNext w:val="0"/>
+        <w:keepLines w:val="0"/>
+        <w:widowControl/>
+        <w:numPr>
+          <w:ilvl w:val="0"/>
+          <w:numId w:val="35"/>
+        </w:numPr>
+        <w:suppressLineNumbers w:val="0"/>
+        <w:spacing w:before="0" w:beforeAutospacing="1" w:after="0" w:afterAutospacing="1"/>
+        <w:ind w:left="720" w:hanging="360"/>
+      </w:pPr>
+      <w:r>
+        <w:t xml:space="preserve">Painting and Decoration </w:t>
+      </w:r>
+    </w:p>
+    <w:p>
+      <w:pPr>
+        <w:keepNext w:val="0"/>
+        <w:keepLines w:val="0"/>
+        <w:widowControl/>
+        <w:numPr>
+          <w:ilvl w:val="0"/>
+          <w:numId w:val="35"/>
+        </w:numPr>
+        <w:suppressLineNumbers w:val="0"/>
+        <w:spacing w:before="0" w:beforeAutospacing="1" w:after="0" w:afterAutospacing="1"/>
+        <w:ind w:left="720" w:hanging="360"/>
+      </w:pPr>
+      <w:r>
+        <w:t xml:space="preserve">Floor Works </w:t>
+      </w:r>
+    </w:p>
+    <w:p>
+      <w:pPr>
+        <w:keepNext w:val="0"/>
+        <w:keepLines w:val="0"/>
+        <w:widowControl/>
+        <w:numPr>
+          <w:ilvl w:val="0"/>
+          <w:numId w:val="35"/>
+        </w:numPr>
+        <w:suppressLineNumbers w:val="0"/>
+        <w:spacing w:before="0" w:beforeAutospacing="1" w:after="0" w:afterAutospacing="1"/>
+        <w:ind w:left="720" w:hanging="360"/>
+      </w:pPr>
+      <w:r>
+        <w:t xml:space="preserve">Upholstery </w:t>
+      </w:r>
+    </w:p>
+    <w:p>
+      <w:pPr>
+        <w:keepNext w:val="0"/>
+        <w:keepLines w:val="0"/>
+        <w:widowControl/>
+        <w:numPr>
+          <w:ilvl w:val="0"/>
+          <w:numId w:val="35"/>
+        </w:numPr>
+        <w:suppressLineNumbers w:val="0"/>
+        <w:spacing w:before="0" w:beforeAutospacing="1" w:after="0" w:afterAutospacing="1"/>
+        <w:ind w:left="720" w:hanging="360"/>
+      </w:pPr>
+      <w:r>
+        <w:t xml:space="preserve">Machine Woodworking </w:t>
+      </w:r>
+    </w:p>
+    <w:p>
+      <w:pPr>
+        <w:keepNext w:val="0"/>
+        <w:keepLines w:val="0"/>
+        <w:widowControl/>
+        <w:numPr>
+          <w:ilvl w:val="0"/>
+          <w:numId w:val="35"/>
+        </w:numPr>
+        <w:suppressLineNumbers w:val="0"/>
+        <w:spacing w:before="0" w:beforeAutospacing="1" w:after="0" w:afterAutospacing="1"/>
+        <w:ind w:left="720" w:hanging="360"/>
+      </w:pPr>
+      <w:r>
+        <w:t xml:space="preserve">Furniture Making </w:t>
+      </w:r>
+    </w:p>
+    <w:p>
+      <w:pPr>
+        <w:keepNext w:val="0"/>
+        <w:keepLines w:val="0"/>
+        <w:widowControl/>
+        <w:suppressLineNumbers w:val="0"/>
+      </w:pPr>
+      <w:r>
+        <w:pict>
+          <v:rect id="_x0000_i1048" o:spt="1" style="height:1.5pt;width:432pt;" fillcolor="#A0A0A0" filled="t" stroked="f" coordsize="21600,21600" o:hr="t" o:hrstd="t" o:hralign="center">
+            <v:path/>
+            <v:fill on="t" focussize="0,0"/>
+            <v:stroke on="f"/>
+            <v:imagedata o:title=""/>
+            <o:lock v:ext="edit"/>
+            <w10:wrap type="none"/>
+            <w10:anchorlock/>
+          </v:rect>
+        </w:pict>
       </w:r>
     </w:p>
     <w:p>
@@ -6051,7 +9442,147 @@
         <w:suppressLineNumbers w:val="0"/>
       </w:pPr>
       <w:r>
-        <w:t>Module 10 – Dashboard &amp; Analytics</w:t>
+        <w:t>Language Subjects</w:t>
+      </w:r>
+    </w:p>
+    <w:p>
+      <w:pPr>
+        <w:keepNext w:val="0"/>
+        <w:keepLines w:val="0"/>
+        <w:widowControl/>
+        <w:numPr>
+          <w:ilvl w:val="0"/>
+          <w:numId w:val="36"/>
+        </w:numPr>
+        <w:suppressLineNumbers w:val="0"/>
+        <w:spacing w:before="0" w:beforeAutospacing="1" w:after="0" w:afterAutospacing="1"/>
+        <w:ind w:left="720" w:hanging="360"/>
+      </w:pPr>
+      <w:r>
+        <w:t xml:space="preserve">English Language </w:t>
+      </w:r>
+    </w:p>
+    <w:p>
+      <w:pPr>
+        <w:keepNext w:val="0"/>
+        <w:keepLines w:val="0"/>
+        <w:widowControl/>
+        <w:numPr>
+          <w:ilvl w:val="0"/>
+          <w:numId w:val="36"/>
+        </w:numPr>
+        <w:suppressLineNumbers w:val="0"/>
+        <w:spacing w:before="0" w:beforeAutospacing="1" w:after="0" w:afterAutospacing="1"/>
+        <w:ind w:left="720" w:hanging="360"/>
+      </w:pPr>
+      <w:r>
+        <w:t xml:space="preserve">French </w:t>
+      </w:r>
+    </w:p>
+    <w:p>
+      <w:pPr>
+        <w:keepNext w:val="0"/>
+        <w:keepLines w:val="0"/>
+        <w:widowControl/>
+        <w:numPr>
+          <w:ilvl w:val="0"/>
+          <w:numId w:val="36"/>
+        </w:numPr>
+        <w:suppressLineNumbers w:val="0"/>
+        <w:spacing w:before="0" w:beforeAutospacing="1" w:after="0" w:afterAutospacing="1"/>
+        <w:ind w:left="720" w:hanging="360"/>
+      </w:pPr>
+      <w:r>
+        <w:t xml:space="preserve">Arabic </w:t>
+      </w:r>
+    </w:p>
+    <w:p>
+      <w:pPr>
+        <w:keepNext w:val="0"/>
+        <w:keepLines w:val="0"/>
+        <w:widowControl/>
+        <w:numPr>
+          <w:ilvl w:val="0"/>
+          <w:numId w:val="36"/>
+        </w:numPr>
+        <w:suppressLineNumbers w:val="0"/>
+        <w:spacing w:before="0" w:beforeAutospacing="1" w:after="0" w:afterAutospacing="1"/>
+        <w:ind w:left="720" w:hanging="360"/>
+      </w:pPr>
+      <w:r>
+        <w:t xml:space="preserve">Yoruba </w:t>
+      </w:r>
+    </w:p>
+    <w:p>
+      <w:pPr>
+        <w:keepNext w:val="0"/>
+        <w:keepLines w:val="0"/>
+        <w:widowControl/>
+        <w:numPr>
+          <w:ilvl w:val="0"/>
+          <w:numId w:val="36"/>
+        </w:numPr>
+        <w:suppressLineNumbers w:val="0"/>
+        <w:spacing w:before="0" w:beforeAutospacing="1" w:after="0" w:afterAutospacing="1"/>
+        <w:ind w:left="720" w:hanging="360"/>
+      </w:pPr>
+      <w:r>
+        <w:t xml:space="preserve">Igbo </w:t>
+      </w:r>
+    </w:p>
+    <w:p>
+      <w:pPr>
+        <w:keepNext w:val="0"/>
+        <w:keepLines w:val="0"/>
+        <w:widowControl/>
+        <w:numPr>
+          <w:ilvl w:val="0"/>
+          <w:numId w:val="36"/>
+        </w:numPr>
+        <w:suppressLineNumbers w:val="0"/>
+        <w:spacing w:before="0" w:beforeAutospacing="1" w:after="0" w:afterAutospacing="1"/>
+        <w:ind w:left="720" w:hanging="360"/>
+      </w:pPr>
+      <w:r>
+        <w:t xml:space="preserve">Hausa </w:t>
+      </w:r>
+    </w:p>
+    <w:p>
+      <w:pPr>
+        <w:keepNext w:val="0"/>
+        <w:keepLines w:val="0"/>
+        <w:widowControl/>
+        <w:numPr>
+          <w:ilvl w:val="0"/>
+          <w:numId w:val="36"/>
+        </w:numPr>
+        <w:suppressLineNumbers w:val="0"/>
+        <w:spacing w:before="0" w:beforeAutospacing="1" w:after="0" w:afterAutospacing="1"/>
+        <w:ind w:left="720" w:hanging="360"/>
+      </w:pPr>
+      <w:r>
+        <w:t xml:space="preserve">Other approved Nigerian languages </w:t>
+      </w:r>
+    </w:p>
+    <w:p>
+      <w:pPr>
+        <w:keepNext w:val="0"/>
+        <w:keepLines w:val="0"/>
+        <w:widowControl/>
+        <w:suppressLineNumbers w:val="0"/>
+      </w:pPr>
+      <w:r>
+        <w:pict>
+          <v:rect id="_x0000_i1049" o:spt="1" style="height:1.5pt;width:432pt;" fillcolor="#A0A0A0" filled="t" stroked="f" coordsize="21600,21600" o:hr="t" o:hrstd="t" o:hralign="center">
+            <v:path/>
+            <v:fill on="t" focussize="0,0"/>
+            <v:stroke on="f"/>
+            <v:imagedata o:title=""/>
+            <o:lock v:ext="edit"/>
+            <w10:wrap type="none"/>
+            <w10:anchorlock/>
+          </v:rect>
+        </w:pict>
       </w:r>
     </w:p>
     <w:p>
@@ -6063,44 +9594,224 @@
         <w:suppressLineNumbers w:val="0"/>
       </w:pPr>
       <w:r>
-        <w:t>Module 11 – Deployment</w:t>
-      </w:r>
-    </w:p>
-    <w:p>
-      <w:pPr>
-        <w:keepNext w:val="0"/>
-        <w:keepLines w:val="0"/>
-        <w:widowControl/>
-        <w:numPr>
-          <w:numId w:val="0"/>
-        </w:numPr>
-        <w:suppressLineNumbers w:val="0"/>
-        <w:spacing w:before="0" w:beforeAutospacing="1" w:after="0" w:afterAutospacing="1"/>
-        <w:ind w:left="360" w:leftChars="0"/>
+        <w:t>Summary of Major Subject Groups</w:t>
+      </w:r>
+    </w:p>
+    <w:p>
+      <w:pPr>
+        <w:keepNext w:val="0"/>
+        <w:keepLines w:val="0"/>
+        <w:widowControl/>
+        <w:numPr>
+          <w:ilvl w:val="0"/>
+          <w:numId w:val="37"/>
+        </w:numPr>
+        <w:suppressLineNumbers w:val="0"/>
+        <w:spacing w:before="0" w:beforeAutospacing="1" w:after="0" w:afterAutospacing="1"/>
+        <w:ind w:left="720" w:hanging="360"/>
+      </w:pPr>
+      <w:r>
+        <w:t xml:space="preserve">English Language </w:t>
+      </w:r>
+    </w:p>
+    <w:p>
+      <w:pPr>
+        <w:keepNext w:val="0"/>
+        <w:keepLines w:val="0"/>
+        <w:widowControl/>
+        <w:numPr>
+          <w:ilvl w:val="0"/>
+          <w:numId w:val="37"/>
+        </w:numPr>
+        <w:suppressLineNumbers w:val="0"/>
+        <w:spacing w:before="0" w:beforeAutospacing="1" w:after="0" w:afterAutospacing="1"/>
+        <w:ind w:left="720" w:hanging="360"/>
+      </w:pPr>
+      <w:r>
+        <w:t xml:space="preserve">Mathematics </w:t>
+      </w:r>
+    </w:p>
+    <w:p>
+      <w:pPr>
+        <w:keepNext w:val="0"/>
+        <w:keepLines w:val="0"/>
+        <w:widowControl/>
+        <w:numPr>
+          <w:ilvl w:val="0"/>
+          <w:numId w:val="37"/>
+        </w:numPr>
+        <w:suppressLineNumbers w:val="0"/>
+        <w:spacing w:before="0" w:beforeAutospacing="1" w:after="0" w:afterAutospacing="1"/>
+        <w:ind w:left="720" w:hanging="360"/>
+      </w:pPr>
+      <w:r>
+        <w:t xml:space="preserve">Sciences </w:t>
+      </w:r>
+    </w:p>
+    <w:p>
+      <w:pPr>
+        <w:keepNext w:val="0"/>
+        <w:keepLines w:val="0"/>
+        <w:widowControl/>
+        <w:numPr>
+          <w:ilvl w:val="0"/>
+          <w:numId w:val="37"/>
+        </w:numPr>
+        <w:suppressLineNumbers w:val="0"/>
+        <w:spacing w:before="0" w:beforeAutospacing="1" w:after="0" w:afterAutospacing="1"/>
+        <w:ind w:left="720" w:hanging="360"/>
+      </w:pPr>
+      <w:r>
+        <w:t xml:space="preserve">Commercial Subjects </w:t>
+      </w:r>
+    </w:p>
+    <w:p>
+      <w:pPr>
+        <w:keepNext w:val="0"/>
+        <w:keepLines w:val="0"/>
+        <w:widowControl/>
+        <w:numPr>
+          <w:ilvl w:val="0"/>
+          <w:numId w:val="37"/>
+        </w:numPr>
+        <w:suppressLineNumbers w:val="0"/>
+        <w:spacing w:before="0" w:beforeAutospacing="1" w:after="0" w:afterAutospacing="1"/>
+        <w:ind w:left="720" w:hanging="360"/>
+      </w:pPr>
+      <w:r>
+        <w:t xml:space="preserve">Arts/Humanities </w:t>
+      </w:r>
+    </w:p>
+    <w:p>
+      <w:pPr>
+        <w:keepNext w:val="0"/>
+        <w:keepLines w:val="0"/>
+        <w:widowControl/>
+        <w:numPr>
+          <w:ilvl w:val="0"/>
+          <w:numId w:val="37"/>
+        </w:numPr>
+        <w:suppressLineNumbers w:val="0"/>
+        <w:spacing w:before="0" w:beforeAutospacing="1" w:after="0" w:afterAutospacing="1"/>
+        <w:ind w:left="720" w:hanging="360"/>
+      </w:pPr>
+      <w:r>
+        <w:t xml:space="preserve">Technical Subjects </w:t>
+      </w:r>
+    </w:p>
+    <w:p>
+      <w:pPr>
+        <w:keepNext w:val="0"/>
+        <w:keepLines w:val="0"/>
+        <w:widowControl/>
+        <w:numPr>
+          <w:ilvl w:val="0"/>
+          <w:numId w:val="37"/>
+        </w:numPr>
+        <w:suppressLineNumbers w:val="0"/>
+        <w:spacing w:before="0" w:beforeAutospacing="1" w:after="0" w:afterAutospacing="1"/>
+        <w:ind w:left="720" w:hanging="360"/>
+      </w:pPr>
+      <w:r>
+        <w:t xml:space="preserve">Vocational/Home Economics </w:t>
+      </w:r>
+    </w:p>
+    <w:p>
+      <w:pPr>
+        <w:keepNext w:val="0"/>
+        <w:keepLines w:val="0"/>
+        <w:widowControl/>
+        <w:numPr>
+          <w:ilvl w:val="0"/>
+          <w:numId w:val="37"/>
+        </w:numPr>
+        <w:suppressLineNumbers w:val="0"/>
+        <w:spacing w:before="0" w:beforeAutospacing="1" w:after="0" w:afterAutospacing="1"/>
+        <w:ind w:left="720" w:hanging="360"/>
+      </w:pPr>
+      <w:r>
+        <w:t xml:space="preserve">ICT/Computer Studies </w:t>
+      </w:r>
+    </w:p>
+    <w:p>
+      <w:pPr>
+        <w:keepNext w:val="0"/>
+        <w:keepLines w:val="0"/>
+        <w:widowControl/>
+        <w:numPr>
+          <w:ilvl w:val="0"/>
+          <w:numId w:val="37"/>
+        </w:numPr>
+        <w:suppressLineNumbers w:val="0"/>
+        <w:spacing w:before="0" w:beforeAutospacing="1" w:after="0" w:afterAutospacing="1"/>
+        <w:ind w:left="720" w:hanging="360"/>
+      </w:pPr>
+      <w:r>
+        <w:t xml:space="preserve">Languages </w:t>
+      </w:r>
+    </w:p>
+    <w:p>
+      <w:pPr>
+        <w:keepNext w:val="0"/>
+        <w:keepLines w:val="0"/>
+        <w:widowControl/>
+        <w:numPr>
+          <w:ilvl w:val="0"/>
+          <w:numId w:val="37"/>
+        </w:numPr>
+        <w:suppressLineNumbers w:val="0"/>
+        <w:spacing w:before="0" w:beforeAutospacing="1" w:after="0" w:afterAutospacing="1"/>
+        <w:ind w:left="720" w:hanging="360"/>
+      </w:pPr>
+      <w:r>
+        <w:t xml:space="preserve">Religious Studies </w:t>
+      </w:r>
+    </w:p>
+    <w:p>
+      <w:pPr>
+        <w:keepNext w:val="0"/>
+        <w:keepLines w:val="0"/>
+        <w:widowControl/>
+        <w:numPr>
+          <w:ilvl w:val="0"/>
+          <w:numId w:val="37"/>
+        </w:numPr>
+        <w:suppressLineNumbers w:val="0"/>
+        <w:spacing w:before="0" w:beforeAutospacing="1" w:after="0" w:afterAutospacing="1"/>
+        <w:ind w:left="720" w:hanging="360"/>
+      </w:pPr>
+      <w:r>
+        <w:t xml:space="preserve">Civic Education </w:t>
+      </w:r>
+    </w:p>
+    <w:p>
+      <w:pPr>
+        <w:keepNext w:val="0"/>
+        <w:keepLines w:val="0"/>
+        <w:widowControl/>
+        <w:numPr>
+          <w:ilvl w:val="0"/>
+          <w:numId w:val="37"/>
+        </w:numPr>
+        <w:suppressLineNumbers w:val="0"/>
+        <w:spacing w:before="0" w:beforeAutospacing="1" w:after="0" w:afterAutospacing="1"/>
+        <w:ind w:left="720" w:hanging="360"/>
+      </w:pPr>
+      <w:r>
+        <w:t>Entrepreneurship/Trade Subjects</w:t>
+      </w:r>
+    </w:p>
+    <w:p>
+      <w:pPr>
+        <w:rPr>
+          <w:rFonts w:hint="default"/>
+          <w:sz w:val="18"/>
+          <w:szCs w:val="18"/>
+          <w:lang w:val="en-US"/>
+        </w:rPr>
       </w:pPr>
       <w:bookmarkStart w:id="0" w:name="_GoBack"/>
       <w:bookmarkEnd w:id="0"/>
-    </w:p>
-    <w:p>
-      <w:pPr>
-        <w:keepNext w:val="0"/>
-        <w:keepLines w:val="0"/>
-        <w:widowControl/>
-        <w:numPr>
-          <w:numId w:val="0"/>
-        </w:numPr>
-        <w:suppressLineNumbers w:val="0"/>
-        <w:spacing w:before="0" w:beforeAutospacing="1" w:after="0" w:afterAutospacing="1"/>
-        <w:ind w:left="360" w:leftChars="0"/>
-      </w:pPr>
-    </w:p>
-    <w:p>
-      <w:pPr>
-        <w:rPr>
-          <w:sz w:val="18"/>
-          <w:szCs w:val="18"/>
-        </w:rPr>
-      </w:pPr>
     </w:p>
     <w:sectPr>
       <w:pgSz w:w="11906" w:h="16838"/>
@@ -6115,6 +9826,304 @@
 <file path=word/numbering.xml><?xml version="1.0" encoding="utf-8"?>
 <w:numbering xmlns:wpc="http://schemas.microsoft.com/office/word/2010/wordprocessingCanvas" xmlns:mc="http://schemas.openxmlformats.org/markup-compatibility/2006" xmlns:o="urn:schemas-microsoft-com:office:office" xmlns:r="http://schemas.openxmlformats.org/officeDocument/2006/relationships" xmlns:m="http://schemas.openxmlformats.org/officeDocument/2006/math" xmlns:v="urn:schemas-microsoft-com:vml" xmlns:wp14="http://schemas.microsoft.com/office/word/2010/wordprocessingDrawing" xmlns:wp="http://schemas.openxmlformats.org/drawingml/2006/wordprocessingDrawing" xmlns:w10="urn:schemas-microsoft-com:office:word" xmlns:w="http://schemas.openxmlformats.org/wordprocessingml/2006/main" xmlns:w14="http://schemas.microsoft.com/office/word/2010/wordml" xmlns:wpg="http://schemas.microsoft.com/office/word/2010/wordprocessingGroup" xmlns:wpi="http://schemas.microsoft.com/office/word/2010/wordprocessingInk" xmlns:wne="http://schemas.microsoft.com/office/word/2006/wordml" xmlns:wps="http://schemas.microsoft.com/office/word/2010/wordprocessingShape" xmlns:wpsCustomData="http://www.wps.cn/officeDocument/2013/wpsCustomData" mc:Ignorable="w14 wp14">
   <w:abstractNum w:abstractNumId="0">
+    <w:nsid w:val="84BB0525"/>
+    <w:multiLevelType w:val="multilevel"/>
+    <w:tmpl w:val="84BB0525"/>
+    <w:lvl w:ilvl="0" w:tentative="0">
+      <w:start w:val="1"/>
+      <w:numFmt w:val="decimal"/>
+      <w:lvlText w:val="%1."/>
+      <w:lvlJc w:val="left"/>
+      <w:pPr>
+        <w:tabs>
+          <w:tab w:val="left" w:pos="720"/>
+        </w:tabs>
+        <w:ind w:left="720" w:hanging="360"/>
+      </w:pPr>
+      <w:rPr>
+        <w:sz w:val="24"/>
+        <w:szCs w:val="24"/>
+      </w:rPr>
+    </w:lvl>
+    <w:lvl w:ilvl="1" w:tentative="0">
+      <w:start w:val="1"/>
+      <w:numFmt w:val="decimal"/>
+      <w:lvlText w:val="%2."/>
+      <w:lvlJc w:val="left"/>
+      <w:pPr>
+        <w:tabs>
+          <w:tab w:val="left" w:pos="1440"/>
+        </w:tabs>
+        <w:ind w:left="1440" w:hanging="360"/>
+      </w:pPr>
+      <w:rPr>
+        <w:sz w:val="24"/>
+        <w:szCs w:val="24"/>
+      </w:rPr>
+    </w:lvl>
+    <w:lvl w:ilvl="2" w:tentative="0">
+      <w:start w:val="1"/>
+      <w:numFmt w:val="decimal"/>
+      <w:lvlText w:val="%3."/>
+      <w:lvlJc w:val="left"/>
+      <w:pPr>
+        <w:tabs>
+          <w:tab w:val="left" w:pos="2160"/>
+        </w:tabs>
+        <w:ind w:left="2160" w:hanging="360"/>
+      </w:pPr>
+      <w:rPr>
+        <w:sz w:val="24"/>
+        <w:szCs w:val="24"/>
+      </w:rPr>
+    </w:lvl>
+    <w:lvl w:ilvl="3" w:tentative="0">
+      <w:start w:val="1"/>
+      <w:numFmt w:val="decimal"/>
+      <w:lvlText w:val="%4."/>
+      <w:lvlJc w:val="left"/>
+      <w:pPr>
+        <w:tabs>
+          <w:tab w:val="left" w:pos="2517"/>
+        </w:tabs>
+        <w:ind w:left="2880" w:hanging="360"/>
+      </w:pPr>
+      <w:rPr>
+        <w:sz w:val="24"/>
+        <w:szCs w:val="24"/>
+      </w:rPr>
+    </w:lvl>
+    <w:lvl w:ilvl="4" w:tentative="0">
+      <w:start w:val="1"/>
+      <w:numFmt w:val="decimal"/>
+      <w:lvlText w:val="%5."/>
+      <w:lvlJc w:val="left"/>
+      <w:pPr>
+        <w:tabs>
+          <w:tab w:val="left" w:pos="3238"/>
+        </w:tabs>
+        <w:ind w:left="3600" w:hanging="360"/>
+      </w:pPr>
+      <w:rPr>
+        <w:sz w:val="24"/>
+        <w:szCs w:val="24"/>
+      </w:rPr>
+    </w:lvl>
+    <w:lvl w:ilvl="5" w:tentative="0">
+      <w:start w:val="1"/>
+      <w:numFmt w:val="decimal"/>
+      <w:lvlText w:val="%6."/>
+      <w:lvlJc w:val="left"/>
+      <w:pPr>
+        <w:tabs>
+          <w:tab w:val="left" w:pos="3958"/>
+        </w:tabs>
+        <w:ind w:left="4320" w:hanging="360"/>
+      </w:pPr>
+      <w:rPr>
+        <w:sz w:val="24"/>
+        <w:szCs w:val="24"/>
+      </w:rPr>
+    </w:lvl>
+    <w:lvl w:ilvl="6" w:tentative="0">
+      <w:start w:val="1"/>
+      <w:numFmt w:val="decimal"/>
+      <w:lvlText w:val="%7."/>
+      <w:lvlJc w:val="left"/>
+      <w:pPr>
+        <w:tabs>
+          <w:tab w:val="left" w:pos="4678"/>
+        </w:tabs>
+        <w:ind w:left="5040" w:hanging="360"/>
+      </w:pPr>
+      <w:rPr>
+        <w:sz w:val="24"/>
+        <w:szCs w:val="24"/>
+      </w:rPr>
+    </w:lvl>
+    <w:lvl w:ilvl="7" w:tentative="0">
+      <w:start w:val="1"/>
+      <w:numFmt w:val="decimal"/>
+      <w:lvlText w:val="%8."/>
+      <w:lvlJc w:val="left"/>
+      <w:pPr>
+        <w:tabs>
+          <w:tab w:val="left" w:pos="5398"/>
+        </w:tabs>
+        <w:ind w:left="5760" w:hanging="360"/>
+      </w:pPr>
+      <w:rPr>
+        <w:sz w:val="24"/>
+        <w:szCs w:val="24"/>
+      </w:rPr>
+    </w:lvl>
+    <w:lvl w:ilvl="8" w:tentative="0">
+      <w:start w:val="1"/>
+      <w:numFmt w:val="decimal"/>
+      <w:lvlText w:val="%9."/>
+      <w:lvlJc w:val="left"/>
+      <w:pPr>
+        <w:tabs>
+          <w:tab w:val="left" w:pos="6118"/>
+        </w:tabs>
+        <w:ind w:left="6480" w:hanging="360"/>
+      </w:pPr>
+      <w:rPr>
+        <w:sz w:val="24"/>
+        <w:szCs w:val="24"/>
+      </w:rPr>
+    </w:lvl>
+  </w:abstractNum>
+  <w:abstractNum w:abstractNumId="1">
+    <w:nsid w:val="96647B8F"/>
+    <w:multiLevelType w:val="multilevel"/>
+    <w:tmpl w:val="96647B8F"/>
+    <w:lvl w:ilvl="0" w:tentative="0">
+      <w:start w:val="1"/>
+      <w:numFmt w:val="decimal"/>
+      <w:lvlText w:val="%1."/>
+      <w:lvlJc w:val="left"/>
+      <w:pPr>
+        <w:tabs>
+          <w:tab w:val="left" w:pos="720"/>
+        </w:tabs>
+        <w:ind w:left="720" w:hanging="360"/>
+      </w:pPr>
+      <w:rPr>
+        <w:sz w:val="24"/>
+        <w:szCs w:val="24"/>
+      </w:rPr>
+    </w:lvl>
+    <w:lvl w:ilvl="1" w:tentative="0">
+      <w:start w:val="1"/>
+      <w:numFmt w:val="decimal"/>
+      <w:lvlText w:val="%2."/>
+      <w:lvlJc w:val="left"/>
+      <w:pPr>
+        <w:tabs>
+          <w:tab w:val="left" w:pos="1440"/>
+        </w:tabs>
+        <w:ind w:left="1440" w:hanging="360"/>
+      </w:pPr>
+      <w:rPr>
+        <w:sz w:val="24"/>
+        <w:szCs w:val="24"/>
+      </w:rPr>
+    </w:lvl>
+    <w:lvl w:ilvl="2" w:tentative="0">
+      <w:start w:val="1"/>
+      <w:numFmt w:val="decimal"/>
+      <w:lvlText w:val="%3."/>
+      <w:lvlJc w:val="left"/>
+      <w:pPr>
+        <w:tabs>
+          <w:tab w:val="left" w:pos="2160"/>
+        </w:tabs>
+        <w:ind w:left="2160" w:hanging="360"/>
+      </w:pPr>
+      <w:rPr>
+        <w:sz w:val="24"/>
+        <w:szCs w:val="24"/>
+      </w:rPr>
+    </w:lvl>
+    <w:lvl w:ilvl="3" w:tentative="0">
+      <w:start w:val="1"/>
+      <w:numFmt w:val="decimal"/>
+      <w:lvlText w:val="%4."/>
+      <w:lvlJc w:val="left"/>
+      <w:pPr>
+        <w:tabs>
+          <w:tab w:val="left" w:pos="2517"/>
+        </w:tabs>
+        <w:ind w:left="2880" w:hanging="360"/>
+      </w:pPr>
+      <w:rPr>
+        <w:sz w:val="24"/>
+        <w:szCs w:val="24"/>
+      </w:rPr>
+    </w:lvl>
+    <w:lvl w:ilvl="4" w:tentative="0">
+      <w:start w:val="1"/>
+      <w:numFmt w:val="decimal"/>
+      <w:lvlText w:val="%5."/>
+      <w:lvlJc w:val="left"/>
+      <w:pPr>
+        <w:tabs>
+          <w:tab w:val="left" w:pos="3238"/>
+        </w:tabs>
+        <w:ind w:left="3600" w:hanging="360"/>
+      </w:pPr>
+      <w:rPr>
+        <w:sz w:val="24"/>
+        <w:szCs w:val="24"/>
+      </w:rPr>
+    </w:lvl>
+    <w:lvl w:ilvl="5" w:tentative="0">
+      <w:start w:val="1"/>
+      <w:numFmt w:val="decimal"/>
+      <w:lvlText w:val="%6."/>
+      <w:lvlJc w:val="left"/>
+      <w:pPr>
+        <w:tabs>
+          <w:tab w:val="left" w:pos="3958"/>
+        </w:tabs>
+        <w:ind w:left="4320" w:hanging="360"/>
+      </w:pPr>
+      <w:rPr>
+        <w:sz w:val="24"/>
+        <w:szCs w:val="24"/>
+      </w:rPr>
+    </w:lvl>
+    <w:lvl w:ilvl="6" w:tentative="0">
+      <w:start w:val="1"/>
+      <w:numFmt w:val="decimal"/>
+      <w:lvlText w:val="%7."/>
+      <w:lvlJc w:val="left"/>
+      <w:pPr>
+        <w:tabs>
+          <w:tab w:val="left" w:pos="4678"/>
+        </w:tabs>
+        <w:ind w:left="5040" w:hanging="360"/>
+      </w:pPr>
+      <w:rPr>
+        <w:sz w:val="24"/>
+        <w:szCs w:val="24"/>
+      </w:rPr>
+    </w:lvl>
+    <w:lvl w:ilvl="7" w:tentative="0">
+      <w:start w:val="1"/>
+      <w:numFmt w:val="decimal"/>
+      <w:lvlText w:val="%8."/>
+      <w:lvlJc w:val="left"/>
+      <w:pPr>
+        <w:tabs>
+          <w:tab w:val="left" w:pos="5398"/>
+        </w:tabs>
+        <w:ind w:left="5760" w:hanging="360"/>
+      </w:pPr>
+      <w:rPr>
+        <w:sz w:val="24"/>
+        <w:szCs w:val="24"/>
+      </w:rPr>
+    </w:lvl>
+    <w:lvl w:ilvl="8" w:tentative="0">
+      <w:start w:val="1"/>
+      <w:numFmt w:val="decimal"/>
+      <w:lvlText w:val="%9."/>
+      <w:lvlJc w:val="left"/>
+      <w:pPr>
+        <w:tabs>
+          <w:tab w:val="left" w:pos="6118"/>
+        </w:tabs>
+        <w:ind w:left="6480" w:hanging="360"/>
+      </w:pPr>
+      <w:rPr>
+        <w:sz w:val="24"/>
+        <w:szCs w:val="24"/>
+      </w:rPr>
+    </w:lvl>
+  </w:abstractNum>
+  <w:abstractNum w:abstractNumId="2">
     <w:nsid w:val="99C28C20"/>
     <w:multiLevelType w:val="multilevel"/>
     <w:tmpl w:val="99C28C20"/>
@@ -6263,7 +10272,603 @@
       </w:rPr>
     </w:lvl>
   </w:abstractNum>
-  <w:abstractNum w:abstractNumId="1">
+  <w:abstractNum w:abstractNumId="3">
+    <w:nsid w:val="A2501FF9"/>
+    <w:multiLevelType w:val="multilevel"/>
+    <w:tmpl w:val="A2501FF9"/>
+    <w:lvl w:ilvl="0" w:tentative="0">
+      <w:start w:val="1"/>
+      <w:numFmt w:val="decimal"/>
+      <w:lvlText w:val="%1."/>
+      <w:lvlJc w:val="left"/>
+      <w:pPr>
+        <w:tabs>
+          <w:tab w:val="left" w:pos="720"/>
+        </w:tabs>
+        <w:ind w:left="720" w:hanging="360"/>
+      </w:pPr>
+      <w:rPr>
+        <w:sz w:val="24"/>
+        <w:szCs w:val="24"/>
+      </w:rPr>
+    </w:lvl>
+    <w:lvl w:ilvl="1" w:tentative="0">
+      <w:start w:val="1"/>
+      <w:numFmt w:val="decimal"/>
+      <w:lvlText w:val="%2."/>
+      <w:lvlJc w:val="left"/>
+      <w:pPr>
+        <w:tabs>
+          <w:tab w:val="left" w:pos="1440"/>
+        </w:tabs>
+        <w:ind w:left="1440" w:hanging="360"/>
+      </w:pPr>
+      <w:rPr>
+        <w:sz w:val="24"/>
+        <w:szCs w:val="24"/>
+      </w:rPr>
+    </w:lvl>
+    <w:lvl w:ilvl="2" w:tentative="0">
+      <w:start w:val="1"/>
+      <w:numFmt w:val="decimal"/>
+      <w:lvlText w:val="%3."/>
+      <w:lvlJc w:val="left"/>
+      <w:pPr>
+        <w:tabs>
+          <w:tab w:val="left" w:pos="2160"/>
+        </w:tabs>
+        <w:ind w:left="2160" w:hanging="360"/>
+      </w:pPr>
+      <w:rPr>
+        <w:sz w:val="24"/>
+        <w:szCs w:val="24"/>
+      </w:rPr>
+    </w:lvl>
+    <w:lvl w:ilvl="3" w:tentative="0">
+      <w:start w:val="1"/>
+      <w:numFmt w:val="decimal"/>
+      <w:lvlText w:val="%4."/>
+      <w:lvlJc w:val="left"/>
+      <w:pPr>
+        <w:tabs>
+          <w:tab w:val="left" w:pos="2517"/>
+        </w:tabs>
+        <w:ind w:left="2880" w:hanging="360"/>
+      </w:pPr>
+      <w:rPr>
+        <w:sz w:val="24"/>
+        <w:szCs w:val="24"/>
+      </w:rPr>
+    </w:lvl>
+    <w:lvl w:ilvl="4" w:tentative="0">
+      <w:start w:val="1"/>
+      <w:numFmt w:val="decimal"/>
+      <w:lvlText w:val="%5."/>
+      <w:lvlJc w:val="left"/>
+      <w:pPr>
+        <w:tabs>
+          <w:tab w:val="left" w:pos="3238"/>
+        </w:tabs>
+        <w:ind w:left="3600" w:hanging="360"/>
+      </w:pPr>
+      <w:rPr>
+        <w:sz w:val="24"/>
+        <w:szCs w:val="24"/>
+      </w:rPr>
+    </w:lvl>
+    <w:lvl w:ilvl="5" w:tentative="0">
+      <w:start w:val="1"/>
+      <w:numFmt w:val="decimal"/>
+      <w:lvlText w:val="%6."/>
+      <w:lvlJc w:val="left"/>
+      <w:pPr>
+        <w:tabs>
+          <w:tab w:val="left" w:pos="3958"/>
+        </w:tabs>
+        <w:ind w:left="4320" w:hanging="360"/>
+      </w:pPr>
+      <w:rPr>
+        <w:sz w:val="24"/>
+        <w:szCs w:val="24"/>
+      </w:rPr>
+    </w:lvl>
+    <w:lvl w:ilvl="6" w:tentative="0">
+      <w:start w:val="1"/>
+      <w:numFmt w:val="decimal"/>
+      <w:lvlText w:val="%7."/>
+      <w:lvlJc w:val="left"/>
+      <w:pPr>
+        <w:tabs>
+          <w:tab w:val="left" w:pos="4678"/>
+        </w:tabs>
+        <w:ind w:left="5040" w:hanging="360"/>
+      </w:pPr>
+      <w:rPr>
+        <w:sz w:val="24"/>
+        <w:szCs w:val="24"/>
+      </w:rPr>
+    </w:lvl>
+    <w:lvl w:ilvl="7" w:tentative="0">
+      <w:start w:val="1"/>
+      <w:numFmt w:val="decimal"/>
+      <w:lvlText w:val="%8."/>
+      <w:lvlJc w:val="left"/>
+      <w:pPr>
+        <w:tabs>
+          <w:tab w:val="left" w:pos="5398"/>
+        </w:tabs>
+        <w:ind w:left="5760" w:hanging="360"/>
+      </w:pPr>
+      <w:rPr>
+        <w:sz w:val="24"/>
+        <w:szCs w:val="24"/>
+      </w:rPr>
+    </w:lvl>
+    <w:lvl w:ilvl="8" w:tentative="0">
+      <w:start w:val="1"/>
+      <w:numFmt w:val="decimal"/>
+      <w:lvlText w:val="%9."/>
+      <w:lvlJc w:val="left"/>
+      <w:pPr>
+        <w:tabs>
+          <w:tab w:val="left" w:pos="6118"/>
+        </w:tabs>
+        <w:ind w:left="6480" w:hanging="360"/>
+      </w:pPr>
+      <w:rPr>
+        <w:sz w:val="24"/>
+        <w:szCs w:val="24"/>
+      </w:rPr>
+    </w:lvl>
+  </w:abstractNum>
+  <w:abstractNum w:abstractNumId="4">
+    <w:nsid w:val="A4FBF0A6"/>
+    <w:multiLevelType w:val="multilevel"/>
+    <w:tmpl w:val="A4FBF0A6"/>
+    <w:lvl w:ilvl="0" w:tentative="0">
+      <w:start w:val="1"/>
+      <w:numFmt w:val="decimal"/>
+      <w:lvlText w:val="%1."/>
+      <w:lvlJc w:val="left"/>
+      <w:pPr>
+        <w:tabs>
+          <w:tab w:val="left" w:pos="720"/>
+        </w:tabs>
+        <w:ind w:left="720" w:hanging="360"/>
+      </w:pPr>
+      <w:rPr>
+        <w:sz w:val="24"/>
+        <w:szCs w:val="24"/>
+      </w:rPr>
+    </w:lvl>
+    <w:lvl w:ilvl="1" w:tentative="0">
+      <w:start w:val="1"/>
+      <w:numFmt w:val="decimal"/>
+      <w:lvlText w:val="%2."/>
+      <w:lvlJc w:val="left"/>
+      <w:pPr>
+        <w:tabs>
+          <w:tab w:val="left" w:pos="1440"/>
+        </w:tabs>
+        <w:ind w:left="1440" w:hanging="360"/>
+      </w:pPr>
+      <w:rPr>
+        <w:sz w:val="24"/>
+        <w:szCs w:val="24"/>
+      </w:rPr>
+    </w:lvl>
+    <w:lvl w:ilvl="2" w:tentative="0">
+      <w:start w:val="1"/>
+      <w:numFmt w:val="decimal"/>
+      <w:lvlText w:val="%3."/>
+      <w:lvlJc w:val="left"/>
+      <w:pPr>
+        <w:tabs>
+          <w:tab w:val="left" w:pos="2160"/>
+        </w:tabs>
+        <w:ind w:left="2160" w:hanging="360"/>
+      </w:pPr>
+      <w:rPr>
+        <w:sz w:val="24"/>
+        <w:szCs w:val="24"/>
+      </w:rPr>
+    </w:lvl>
+    <w:lvl w:ilvl="3" w:tentative="0">
+      <w:start w:val="1"/>
+      <w:numFmt w:val="decimal"/>
+      <w:lvlText w:val="%4."/>
+      <w:lvlJc w:val="left"/>
+      <w:pPr>
+        <w:tabs>
+          <w:tab w:val="left" w:pos="2517"/>
+        </w:tabs>
+        <w:ind w:left="2880" w:hanging="360"/>
+      </w:pPr>
+      <w:rPr>
+        <w:sz w:val="24"/>
+        <w:szCs w:val="24"/>
+      </w:rPr>
+    </w:lvl>
+    <w:lvl w:ilvl="4" w:tentative="0">
+      <w:start w:val="1"/>
+      <w:numFmt w:val="decimal"/>
+      <w:lvlText w:val="%5."/>
+      <w:lvlJc w:val="left"/>
+      <w:pPr>
+        <w:tabs>
+          <w:tab w:val="left" w:pos="3238"/>
+        </w:tabs>
+        <w:ind w:left="3600" w:hanging="360"/>
+      </w:pPr>
+      <w:rPr>
+        <w:sz w:val="24"/>
+        <w:szCs w:val="24"/>
+      </w:rPr>
+    </w:lvl>
+    <w:lvl w:ilvl="5" w:tentative="0">
+      <w:start w:val="1"/>
+      <w:numFmt w:val="decimal"/>
+      <w:lvlText w:val="%6."/>
+      <w:lvlJc w:val="left"/>
+      <w:pPr>
+        <w:tabs>
+          <w:tab w:val="left" w:pos="3958"/>
+        </w:tabs>
+        <w:ind w:left="4320" w:hanging="360"/>
+      </w:pPr>
+      <w:rPr>
+        <w:sz w:val="24"/>
+        <w:szCs w:val="24"/>
+      </w:rPr>
+    </w:lvl>
+    <w:lvl w:ilvl="6" w:tentative="0">
+      <w:start w:val="1"/>
+      <w:numFmt w:val="decimal"/>
+      <w:lvlText w:val="%7."/>
+      <w:lvlJc w:val="left"/>
+      <w:pPr>
+        <w:tabs>
+          <w:tab w:val="left" w:pos="4678"/>
+        </w:tabs>
+        <w:ind w:left="5040" w:hanging="360"/>
+      </w:pPr>
+      <w:rPr>
+        <w:sz w:val="24"/>
+        <w:szCs w:val="24"/>
+      </w:rPr>
+    </w:lvl>
+    <w:lvl w:ilvl="7" w:tentative="0">
+      <w:start w:val="1"/>
+      <w:numFmt w:val="decimal"/>
+      <w:lvlText w:val="%8."/>
+      <w:lvlJc w:val="left"/>
+      <w:pPr>
+        <w:tabs>
+          <w:tab w:val="left" w:pos="5398"/>
+        </w:tabs>
+        <w:ind w:left="5760" w:hanging="360"/>
+      </w:pPr>
+      <w:rPr>
+        <w:sz w:val="24"/>
+        <w:szCs w:val="24"/>
+      </w:rPr>
+    </w:lvl>
+    <w:lvl w:ilvl="8" w:tentative="0">
+      <w:start w:val="1"/>
+      <w:numFmt w:val="decimal"/>
+      <w:lvlText w:val="%9."/>
+      <w:lvlJc w:val="left"/>
+      <w:pPr>
+        <w:tabs>
+          <w:tab w:val="left" w:pos="6118"/>
+        </w:tabs>
+        <w:ind w:left="6480" w:hanging="360"/>
+      </w:pPr>
+      <w:rPr>
+        <w:sz w:val="24"/>
+        <w:szCs w:val="24"/>
+      </w:rPr>
+    </w:lvl>
+  </w:abstractNum>
+  <w:abstractNum w:abstractNumId="5">
+    <w:nsid w:val="A55DF3F2"/>
+    <w:multiLevelType w:val="multilevel"/>
+    <w:tmpl w:val="A55DF3F2"/>
+    <w:lvl w:ilvl="0" w:tentative="0">
+      <w:start w:val="1"/>
+      <w:numFmt w:val="bullet"/>
+      <w:lvlText w:val=""/>
+      <w:lvlJc w:val="left"/>
+      <w:pPr>
+        <w:tabs>
+          <w:tab w:val="left" w:pos="720"/>
+        </w:tabs>
+        <w:ind w:left="720" w:hanging="360"/>
+      </w:pPr>
+      <w:rPr>
+        <w:rFonts w:ascii="Symbol" w:hAnsi="Symbol" w:cs="Symbol"/>
+        <w:sz w:val="20"/>
+      </w:rPr>
+    </w:lvl>
+    <w:lvl w:ilvl="1" w:tentative="0">
+      <w:start w:val="1"/>
+      <w:numFmt w:val="bullet"/>
+      <w:lvlText w:val="o"/>
+      <w:lvlJc w:val="left"/>
+      <w:pPr>
+        <w:tabs>
+          <w:tab w:val="left" w:pos="1440"/>
+        </w:tabs>
+        <w:ind w:left="1440" w:hanging="360"/>
+      </w:pPr>
+      <w:rPr>
+        <w:rFonts w:ascii="Courier New" w:hAnsi="Courier New" w:cs="Courier New"/>
+        <w:sz w:val="20"/>
+      </w:rPr>
+    </w:lvl>
+    <w:lvl w:ilvl="2" w:tentative="0">
+      <w:start w:val="1"/>
+      <w:numFmt w:val="bullet"/>
+      <w:lvlText w:val=""/>
+      <w:lvlJc w:val="left"/>
+      <w:pPr>
+        <w:tabs>
+          <w:tab w:val="left" w:pos="2160"/>
+        </w:tabs>
+        <w:ind w:left="2160" w:hanging="360"/>
+      </w:pPr>
+      <w:rPr>
+        <w:rFonts w:ascii="Wingdings" w:hAnsi="Wingdings" w:cs="Wingdings"/>
+        <w:sz w:val="20"/>
+      </w:rPr>
+    </w:lvl>
+    <w:lvl w:ilvl="3" w:tentative="0">
+      <w:start w:val="1"/>
+      <w:numFmt w:val="bullet"/>
+      <w:lvlText w:val=""/>
+      <w:lvlJc w:val="left"/>
+      <w:pPr>
+        <w:tabs>
+          <w:tab w:val="left" w:pos="2880"/>
+        </w:tabs>
+        <w:ind w:left="2880" w:hanging="360"/>
+      </w:pPr>
+      <w:rPr>
+        <w:rFonts w:hint="default" w:ascii="Wingdings" w:hAnsi="Wingdings" w:cs="Wingdings"/>
+        <w:sz w:val="20"/>
+      </w:rPr>
+    </w:lvl>
+    <w:lvl w:ilvl="4" w:tentative="0">
+      <w:start w:val="1"/>
+      <w:numFmt w:val="bullet"/>
+      <w:lvlText w:val=""/>
+      <w:lvlJc w:val="left"/>
+      <w:pPr>
+        <w:tabs>
+          <w:tab w:val="left" w:pos="3600"/>
+        </w:tabs>
+        <w:ind w:left="3600" w:hanging="360"/>
+      </w:pPr>
+      <w:rPr>
+        <w:rFonts w:hint="default" w:ascii="Wingdings" w:hAnsi="Wingdings" w:cs="Wingdings"/>
+        <w:sz w:val="20"/>
+      </w:rPr>
+    </w:lvl>
+    <w:lvl w:ilvl="5" w:tentative="0">
+      <w:start w:val="1"/>
+      <w:numFmt w:val="bullet"/>
+      <w:lvlText w:val=""/>
+      <w:lvlJc w:val="left"/>
+      <w:pPr>
+        <w:tabs>
+          <w:tab w:val="left" w:pos="4320"/>
+        </w:tabs>
+        <w:ind w:left="4320" w:hanging="360"/>
+      </w:pPr>
+      <w:rPr>
+        <w:rFonts w:hint="default" w:ascii="Wingdings" w:hAnsi="Wingdings" w:cs="Wingdings"/>
+        <w:sz w:val="20"/>
+      </w:rPr>
+    </w:lvl>
+    <w:lvl w:ilvl="6" w:tentative="0">
+      <w:start w:val="1"/>
+      <w:numFmt w:val="bullet"/>
+      <w:lvlText w:val=""/>
+      <w:lvlJc w:val="left"/>
+      <w:pPr>
+        <w:tabs>
+          <w:tab w:val="left" w:pos="5040"/>
+        </w:tabs>
+        <w:ind w:left="5040" w:hanging="360"/>
+      </w:pPr>
+      <w:rPr>
+        <w:rFonts w:hint="default" w:ascii="Wingdings" w:hAnsi="Wingdings" w:cs="Wingdings"/>
+        <w:sz w:val="20"/>
+      </w:rPr>
+    </w:lvl>
+    <w:lvl w:ilvl="7" w:tentative="0">
+      <w:start w:val="1"/>
+      <w:numFmt w:val="bullet"/>
+      <w:lvlText w:val=""/>
+      <w:lvlJc w:val="left"/>
+      <w:pPr>
+        <w:tabs>
+          <w:tab w:val="left" w:pos="5760"/>
+        </w:tabs>
+        <w:ind w:left="5760" w:hanging="360"/>
+      </w:pPr>
+      <w:rPr>
+        <w:rFonts w:hint="default" w:ascii="Wingdings" w:hAnsi="Wingdings" w:cs="Wingdings"/>
+        <w:sz w:val="20"/>
+      </w:rPr>
+    </w:lvl>
+    <w:lvl w:ilvl="8" w:tentative="0">
+      <w:start w:val="1"/>
+      <w:numFmt w:val="bullet"/>
+      <w:lvlText w:val=""/>
+      <w:lvlJc w:val="left"/>
+      <w:pPr>
+        <w:tabs>
+          <w:tab w:val="left" w:pos="6480"/>
+        </w:tabs>
+        <w:ind w:left="6480" w:hanging="360"/>
+      </w:pPr>
+      <w:rPr>
+        <w:rFonts w:hint="default" w:ascii="Wingdings" w:hAnsi="Wingdings" w:cs="Wingdings"/>
+        <w:sz w:val="20"/>
+      </w:rPr>
+    </w:lvl>
+  </w:abstractNum>
+  <w:abstractNum w:abstractNumId="6">
+    <w:nsid w:val="AC9ACA30"/>
+    <w:multiLevelType w:val="multilevel"/>
+    <w:tmpl w:val="AC9ACA30"/>
+    <w:lvl w:ilvl="0" w:tentative="0">
+      <w:start w:val="1"/>
+      <w:numFmt w:val="decimal"/>
+      <w:lvlText w:val="%1."/>
+      <w:lvlJc w:val="left"/>
+      <w:pPr>
+        <w:tabs>
+          <w:tab w:val="left" w:pos="720"/>
+        </w:tabs>
+        <w:ind w:left="720" w:hanging="360"/>
+      </w:pPr>
+      <w:rPr>
+        <w:sz w:val="24"/>
+        <w:szCs w:val="24"/>
+      </w:rPr>
+    </w:lvl>
+    <w:lvl w:ilvl="1" w:tentative="0">
+      <w:start w:val="1"/>
+      <w:numFmt w:val="decimal"/>
+      <w:lvlText w:val="%2."/>
+      <w:lvlJc w:val="left"/>
+      <w:pPr>
+        <w:tabs>
+          <w:tab w:val="left" w:pos="1440"/>
+        </w:tabs>
+        <w:ind w:left="1440" w:hanging="360"/>
+      </w:pPr>
+      <w:rPr>
+        <w:sz w:val="24"/>
+        <w:szCs w:val="24"/>
+      </w:rPr>
+    </w:lvl>
+    <w:lvl w:ilvl="2" w:tentative="0">
+      <w:start w:val="1"/>
+      <w:numFmt w:val="decimal"/>
+      <w:lvlText w:val="%3."/>
+      <w:lvlJc w:val="left"/>
+      <w:pPr>
+        <w:tabs>
+          <w:tab w:val="left" w:pos="2160"/>
+        </w:tabs>
+        <w:ind w:left="2160" w:hanging="360"/>
+      </w:pPr>
+      <w:rPr>
+        <w:sz w:val="24"/>
+        <w:szCs w:val="24"/>
+      </w:rPr>
+    </w:lvl>
+    <w:lvl w:ilvl="3" w:tentative="0">
+      <w:start w:val="1"/>
+      <w:numFmt w:val="decimal"/>
+      <w:lvlText w:val="%4."/>
+      <w:lvlJc w:val="left"/>
+      <w:pPr>
+        <w:tabs>
+          <w:tab w:val="left" w:pos="2517"/>
+        </w:tabs>
+        <w:ind w:left="2880" w:hanging="360"/>
+      </w:pPr>
+      <w:rPr>
+        <w:sz w:val="24"/>
+        <w:szCs w:val="24"/>
+      </w:rPr>
+    </w:lvl>
+    <w:lvl w:ilvl="4" w:tentative="0">
+      <w:start w:val="1"/>
+      <w:numFmt w:val="decimal"/>
+      <w:lvlText w:val="%5."/>
+      <w:lvlJc w:val="left"/>
+      <w:pPr>
+        <w:tabs>
+          <w:tab w:val="left" w:pos="3238"/>
+        </w:tabs>
+        <w:ind w:left="3600" w:hanging="360"/>
+      </w:pPr>
+      <w:rPr>
+        <w:sz w:val="24"/>
+        <w:szCs w:val="24"/>
+      </w:rPr>
+    </w:lvl>
+    <w:lvl w:ilvl="5" w:tentative="0">
+      <w:start w:val="1"/>
+      <w:numFmt w:val="decimal"/>
+      <w:lvlText w:val="%6."/>
+      <w:lvlJc w:val="left"/>
+      <w:pPr>
+        <w:tabs>
+          <w:tab w:val="left" w:pos="3958"/>
+        </w:tabs>
+        <w:ind w:left="4320" w:hanging="360"/>
+      </w:pPr>
+      <w:rPr>
+        <w:sz w:val="24"/>
+        <w:szCs w:val="24"/>
+      </w:rPr>
+    </w:lvl>
+    <w:lvl w:ilvl="6" w:tentative="0">
+      <w:start w:val="1"/>
+      <w:numFmt w:val="decimal"/>
+      <w:lvlText w:val="%7."/>
+      <w:lvlJc w:val="left"/>
+      <w:pPr>
+        <w:tabs>
+          <w:tab w:val="left" w:pos="4678"/>
+        </w:tabs>
+        <w:ind w:left="5040" w:hanging="360"/>
+      </w:pPr>
+      <w:rPr>
+        <w:sz w:val="24"/>
+        <w:szCs w:val="24"/>
+      </w:rPr>
+    </w:lvl>
+    <w:lvl w:ilvl="7" w:tentative="0">
+      <w:start w:val="1"/>
+      <w:numFmt w:val="decimal"/>
+      <w:lvlText w:val="%8."/>
+      <w:lvlJc w:val="left"/>
+      <w:pPr>
+        <w:tabs>
+          <w:tab w:val="left" w:pos="5398"/>
+        </w:tabs>
+        <w:ind w:left="5760" w:hanging="360"/>
+      </w:pPr>
+      <w:rPr>
+        <w:sz w:val="24"/>
+        <w:szCs w:val="24"/>
+      </w:rPr>
+    </w:lvl>
+    <w:lvl w:ilvl="8" w:tentative="0">
+      <w:start w:val="1"/>
+      <w:numFmt w:val="decimal"/>
+      <w:lvlText w:val="%9."/>
+      <w:lvlJc w:val="left"/>
+      <w:pPr>
+        <w:tabs>
+          <w:tab w:val="left" w:pos="6118"/>
+        </w:tabs>
+        <w:ind w:left="6480" w:hanging="360"/>
+      </w:pPr>
+      <w:rPr>
+        <w:sz w:val="24"/>
+        <w:szCs w:val="24"/>
+      </w:rPr>
+    </w:lvl>
+  </w:abstractNum>
+  <w:abstractNum w:abstractNumId="7">
     <w:nsid w:val="BB789B6C"/>
     <w:multiLevelType w:val="multilevel"/>
     <w:tmpl w:val="BB789B6C"/>
@@ -6412,7 +11017,156 @@
       </w:rPr>
     </w:lvl>
   </w:abstractNum>
-  <w:abstractNum w:abstractNumId="2">
+  <w:abstractNum w:abstractNumId="8">
+    <w:nsid w:val="DE1DC406"/>
+    <w:multiLevelType w:val="multilevel"/>
+    <w:tmpl w:val="DE1DC406"/>
+    <w:lvl w:ilvl="0" w:tentative="0">
+      <w:start w:val="1"/>
+      <w:numFmt w:val="decimal"/>
+      <w:lvlText w:val="%1."/>
+      <w:lvlJc w:val="left"/>
+      <w:pPr>
+        <w:tabs>
+          <w:tab w:val="left" w:pos="720"/>
+        </w:tabs>
+        <w:ind w:left="720" w:hanging="360"/>
+      </w:pPr>
+      <w:rPr>
+        <w:sz w:val="24"/>
+        <w:szCs w:val="24"/>
+      </w:rPr>
+    </w:lvl>
+    <w:lvl w:ilvl="1" w:tentative="0">
+      <w:start w:val="1"/>
+      <w:numFmt w:val="decimal"/>
+      <w:lvlText w:val="%2."/>
+      <w:lvlJc w:val="left"/>
+      <w:pPr>
+        <w:tabs>
+          <w:tab w:val="left" w:pos="1440"/>
+        </w:tabs>
+        <w:ind w:left="1440" w:hanging="360"/>
+      </w:pPr>
+      <w:rPr>
+        <w:sz w:val="24"/>
+        <w:szCs w:val="24"/>
+      </w:rPr>
+    </w:lvl>
+    <w:lvl w:ilvl="2" w:tentative="0">
+      <w:start w:val="1"/>
+      <w:numFmt w:val="decimal"/>
+      <w:lvlText w:val="%3."/>
+      <w:lvlJc w:val="left"/>
+      <w:pPr>
+        <w:tabs>
+          <w:tab w:val="left" w:pos="2160"/>
+        </w:tabs>
+        <w:ind w:left="2160" w:hanging="360"/>
+      </w:pPr>
+      <w:rPr>
+        <w:sz w:val="24"/>
+        <w:szCs w:val="24"/>
+      </w:rPr>
+    </w:lvl>
+    <w:lvl w:ilvl="3" w:tentative="0">
+      <w:start w:val="1"/>
+      <w:numFmt w:val="decimal"/>
+      <w:lvlText w:val="%4."/>
+      <w:lvlJc w:val="left"/>
+      <w:pPr>
+        <w:tabs>
+          <w:tab w:val="left" w:pos="2517"/>
+        </w:tabs>
+        <w:ind w:left="2880" w:hanging="360"/>
+      </w:pPr>
+      <w:rPr>
+        <w:sz w:val="24"/>
+        <w:szCs w:val="24"/>
+      </w:rPr>
+    </w:lvl>
+    <w:lvl w:ilvl="4" w:tentative="0">
+      <w:start w:val="1"/>
+      <w:numFmt w:val="decimal"/>
+      <w:lvlText w:val="%5."/>
+      <w:lvlJc w:val="left"/>
+      <w:pPr>
+        <w:tabs>
+          <w:tab w:val="left" w:pos="3238"/>
+        </w:tabs>
+        <w:ind w:left="3600" w:hanging="360"/>
+      </w:pPr>
+      <w:rPr>
+        <w:sz w:val="24"/>
+        <w:szCs w:val="24"/>
+      </w:rPr>
+    </w:lvl>
+    <w:lvl w:ilvl="5" w:tentative="0">
+      <w:start w:val="1"/>
+      <w:numFmt w:val="decimal"/>
+      <w:lvlText w:val="%6."/>
+      <w:lvlJc w:val="left"/>
+      <w:pPr>
+        <w:tabs>
+          <w:tab w:val="left" w:pos="3958"/>
+        </w:tabs>
+        <w:ind w:left="4320" w:hanging="360"/>
+      </w:pPr>
+      <w:rPr>
+        <w:sz w:val="24"/>
+        <w:szCs w:val="24"/>
+      </w:rPr>
+    </w:lvl>
+    <w:lvl w:ilvl="6" w:tentative="0">
+      <w:start w:val="1"/>
+      <w:numFmt w:val="decimal"/>
+      <w:lvlText w:val="%7."/>
+      <w:lvlJc w:val="left"/>
+      <w:pPr>
+        <w:tabs>
+          <w:tab w:val="left" w:pos="4678"/>
+        </w:tabs>
+        <w:ind w:left="5040" w:hanging="360"/>
+      </w:pPr>
+      <w:rPr>
+        <w:sz w:val="24"/>
+        <w:szCs w:val="24"/>
+      </w:rPr>
+    </w:lvl>
+    <w:lvl w:ilvl="7" w:tentative="0">
+      <w:start w:val="1"/>
+      <w:numFmt w:val="decimal"/>
+      <w:lvlText w:val="%8."/>
+      <w:lvlJc w:val="left"/>
+      <w:pPr>
+        <w:tabs>
+          <w:tab w:val="left" w:pos="5398"/>
+        </w:tabs>
+        <w:ind w:left="5760" w:hanging="360"/>
+      </w:pPr>
+      <w:rPr>
+        <w:sz w:val="24"/>
+        <w:szCs w:val="24"/>
+      </w:rPr>
+    </w:lvl>
+    <w:lvl w:ilvl="8" w:tentative="0">
+      <w:start w:val="1"/>
+      <w:numFmt w:val="decimal"/>
+      <w:lvlText w:val="%9."/>
+      <w:lvlJc w:val="left"/>
+      <w:pPr>
+        <w:tabs>
+          <w:tab w:val="left" w:pos="6118"/>
+        </w:tabs>
+        <w:ind w:left="6480" w:hanging="360"/>
+      </w:pPr>
+      <w:rPr>
+        <w:sz w:val="24"/>
+        <w:szCs w:val="24"/>
+      </w:rPr>
+    </w:lvl>
+  </w:abstractNum>
+  <w:abstractNum w:abstractNumId="9">
     <w:nsid w:val="E10F2D30"/>
     <w:multiLevelType w:val="multilevel"/>
     <w:tmpl w:val="E10F2D30"/>
@@ -6561,7 +11315,7 @@
       </w:rPr>
     </w:lvl>
   </w:abstractNum>
-  <w:abstractNum w:abstractNumId="3">
+  <w:abstractNum w:abstractNumId="10">
     <w:nsid w:val="E32E6F48"/>
     <w:multiLevelType w:val="multilevel"/>
     <w:tmpl w:val="E32E6F48"/>
@@ -6710,7 +11464,7 @@
       </w:rPr>
     </w:lvl>
   </w:abstractNum>
-  <w:abstractNum w:abstractNumId="4">
+  <w:abstractNum w:abstractNumId="11">
     <w:nsid w:val="E5126FA1"/>
     <w:multiLevelType w:val="multilevel"/>
     <w:tmpl w:val="E5126FA1"/>
@@ -6859,7 +11613,454 @@
       </w:rPr>
     </w:lvl>
   </w:abstractNum>
-  <w:abstractNum w:abstractNumId="5">
+  <w:abstractNum w:abstractNumId="12">
+    <w:nsid w:val="F26DAAD1"/>
+    <w:multiLevelType w:val="multilevel"/>
+    <w:tmpl w:val="F26DAAD1"/>
+    <w:lvl w:ilvl="0" w:tentative="0">
+      <w:start w:val="1"/>
+      <w:numFmt w:val="decimal"/>
+      <w:lvlText w:val="%1."/>
+      <w:lvlJc w:val="left"/>
+      <w:pPr>
+        <w:tabs>
+          <w:tab w:val="left" w:pos="720"/>
+        </w:tabs>
+        <w:ind w:left="720" w:hanging="360"/>
+      </w:pPr>
+      <w:rPr>
+        <w:sz w:val="24"/>
+        <w:szCs w:val="24"/>
+      </w:rPr>
+    </w:lvl>
+    <w:lvl w:ilvl="1" w:tentative="0">
+      <w:start w:val="1"/>
+      <w:numFmt w:val="decimal"/>
+      <w:lvlText w:val="%2."/>
+      <w:lvlJc w:val="left"/>
+      <w:pPr>
+        <w:tabs>
+          <w:tab w:val="left" w:pos="1440"/>
+        </w:tabs>
+        <w:ind w:left="1440" w:hanging="360"/>
+      </w:pPr>
+      <w:rPr>
+        <w:sz w:val="24"/>
+        <w:szCs w:val="24"/>
+      </w:rPr>
+    </w:lvl>
+    <w:lvl w:ilvl="2" w:tentative="0">
+      <w:start w:val="1"/>
+      <w:numFmt w:val="decimal"/>
+      <w:lvlText w:val="%3."/>
+      <w:lvlJc w:val="left"/>
+      <w:pPr>
+        <w:tabs>
+          <w:tab w:val="left" w:pos="2160"/>
+        </w:tabs>
+        <w:ind w:left="2160" w:hanging="360"/>
+      </w:pPr>
+      <w:rPr>
+        <w:sz w:val="24"/>
+        <w:szCs w:val="24"/>
+      </w:rPr>
+    </w:lvl>
+    <w:lvl w:ilvl="3" w:tentative="0">
+      <w:start w:val="1"/>
+      <w:numFmt w:val="decimal"/>
+      <w:lvlText w:val="%4."/>
+      <w:lvlJc w:val="left"/>
+      <w:pPr>
+        <w:tabs>
+          <w:tab w:val="left" w:pos="2517"/>
+        </w:tabs>
+        <w:ind w:left="2880" w:hanging="360"/>
+      </w:pPr>
+      <w:rPr>
+        <w:sz w:val="24"/>
+        <w:szCs w:val="24"/>
+      </w:rPr>
+    </w:lvl>
+    <w:lvl w:ilvl="4" w:tentative="0">
+      <w:start w:val="1"/>
+      <w:numFmt w:val="decimal"/>
+      <w:lvlText w:val="%5."/>
+      <w:lvlJc w:val="left"/>
+      <w:pPr>
+        <w:tabs>
+          <w:tab w:val="left" w:pos="3238"/>
+        </w:tabs>
+        <w:ind w:left="3600" w:hanging="360"/>
+      </w:pPr>
+      <w:rPr>
+        <w:sz w:val="24"/>
+        <w:szCs w:val="24"/>
+      </w:rPr>
+    </w:lvl>
+    <w:lvl w:ilvl="5" w:tentative="0">
+      <w:start w:val="1"/>
+      <w:numFmt w:val="decimal"/>
+      <w:lvlText w:val="%6."/>
+      <w:lvlJc w:val="left"/>
+      <w:pPr>
+        <w:tabs>
+          <w:tab w:val="left" w:pos="3958"/>
+        </w:tabs>
+        <w:ind w:left="4320" w:hanging="360"/>
+      </w:pPr>
+      <w:rPr>
+        <w:sz w:val="24"/>
+        <w:szCs w:val="24"/>
+      </w:rPr>
+    </w:lvl>
+    <w:lvl w:ilvl="6" w:tentative="0">
+      <w:start w:val="1"/>
+      <w:numFmt w:val="decimal"/>
+      <w:lvlText w:val="%7."/>
+      <w:lvlJc w:val="left"/>
+      <w:pPr>
+        <w:tabs>
+          <w:tab w:val="left" w:pos="4678"/>
+        </w:tabs>
+        <w:ind w:left="5040" w:hanging="360"/>
+      </w:pPr>
+      <w:rPr>
+        <w:sz w:val="24"/>
+        <w:szCs w:val="24"/>
+      </w:rPr>
+    </w:lvl>
+    <w:lvl w:ilvl="7" w:tentative="0">
+      <w:start w:val="1"/>
+      <w:numFmt w:val="decimal"/>
+      <w:lvlText w:val="%8."/>
+      <w:lvlJc w:val="left"/>
+      <w:pPr>
+        <w:tabs>
+          <w:tab w:val="left" w:pos="5398"/>
+        </w:tabs>
+        <w:ind w:left="5760" w:hanging="360"/>
+      </w:pPr>
+      <w:rPr>
+        <w:sz w:val="24"/>
+        <w:szCs w:val="24"/>
+      </w:rPr>
+    </w:lvl>
+    <w:lvl w:ilvl="8" w:tentative="0">
+      <w:start w:val="1"/>
+      <w:numFmt w:val="decimal"/>
+      <w:lvlText w:val="%9."/>
+      <w:lvlJc w:val="left"/>
+      <w:pPr>
+        <w:tabs>
+          <w:tab w:val="left" w:pos="6118"/>
+        </w:tabs>
+        <w:ind w:left="6480" w:hanging="360"/>
+      </w:pPr>
+      <w:rPr>
+        <w:sz w:val="24"/>
+        <w:szCs w:val="24"/>
+      </w:rPr>
+    </w:lvl>
+  </w:abstractNum>
+  <w:abstractNum w:abstractNumId="13">
+    <w:nsid w:val="FD3916EE"/>
+    <w:multiLevelType w:val="multilevel"/>
+    <w:tmpl w:val="FD3916EE"/>
+    <w:lvl w:ilvl="0" w:tentative="0">
+      <w:start w:val="1"/>
+      <w:numFmt w:val="bullet"/>
+      <w:lvlText w:val=""/>
+      <w:lvlJc w:val="left"/>
+      <w:pPr>
+        <w:tabs>
+          <w:tab w:val="left" w:pos="720"/>
+        </w:tabs>
+        <w:ind w:left="720" w:hanging="360"/>
+      </w:pPr>
+      <w:rPr>
+        <w:rFonts w:hint="default" w:ascii="Symbol" w:hAnsi="Symbol" w:cs="Symbol"/>
+        <w:sz w:val="20"/>
+      </w:rPr>
+    </w:lvl>
+    <w:lvl w:ilvl="1" w:tentative="0">
+      <w:start w:val="1"/>
+      <w:numFmt w:val="bullet"/>
+      <w:lvlText w:val="o"/>
+      <w:lvlJc w:val="left"/>
+      <w:pPr>
+        <w:tabs>
+          <w:tab w:val="left" w:pos="1440"/>
+        </w:tabs>
+        <w:ind w:left="1440" w:hanging="360"/>
+      </w:pPr>
+      <w:rPr>
+        <w:rFonts w:hint="default" w:ascii="Courier New" w:hAnsi="Courier New" w:cs="Courier New"/>
+        <w:sz w:val="20"/>
+      </w:rPr>
+    </w:lvl>
+    <w:lvl w:ilvl="2" w:tentative="0">
+      <w:start w:val="1"/>
+      <w:numFmt w:val="bullet"/>
+      <w:lvlText w:val=""/>
+      <w:lvlJc w:val="left"/>
+      <w:pPr>
+        <w:tabs>
+          <w:tab w:val="left" w:pos="2160"/>
+        </w:tabs>
+        <w:ind w:left="2160" w:hanging="360"/>
+      </w:pPr>
+      <w:rPr>
+        <w:rFonts w:hint="default" w:ascii="Wingdings" w:hAnsi="Wingdings" w:cs="Wingdings"/>
+        <w:sz w:val="20"/>
+      </w:rPr>
+    </w:lvl>
+    <w:lvl w:ilvl="3" w:tentative="0">
+      <w:start w:val="1"/>
+      <w:numFmt w:val="bullet"/>
+      <w:lvlText w:val=""/>
+      <w:lvlJc w:val="left"/>
+      <w:pPr>
+        <w:tabs>
+          <w:tab w:val="left" w:pos="2880"/>
+        </w:tabs>
+        <w:ind w:left="2880" w:hanging="360"/>
+      </w:pPr>
+      <w:rPr>
+        <w:rFonts w:hint="default" w:ascii="Wingdings" w:hAnsi="Wingdings" w:cs="Wingdings"/>
+        <w:sz w:val="20"/>
+      </w:rPr>
+    </w:lvl>
+    <w:lvl w:ilvl="4" w:tentative="0">
+      <w:start w:val="1"/>
+      <w:numFmt w:val="bullet"/>
+      <w:lvlText w:val=""/>
+      <w:lvlJc w:val="left"/>
+      <w:pPr>
+        <w:tabs>
+          <w:tab w:val="left" w:pos="3600"/>
+        </w:tabs>
+        <w:ind w:left="3600" w:hanging="360"/>
+      </w:pPr>
+      <w:rPr>
+        <w:rFonts w:hint="default" w:ascii="Wingdings" w:hAnsi="Wingdings" w:cs="Wingdings"/>
+        <w:sz w:val="20"/>
+      </w:rPr>
+    </w:lvl>
+    <w:lvl w:ilvl="5" w:tentative="0">
+      <w:start w:val="1"/>
+      <w:numFmt w:val="bullet"/>
+      <w:lvlText w:val=""/>
+      <w:lvlJc w:val="left"/>
+      <w:pPr>
+        <w:tabs>
+          <w:tab w:val="left" w:pos="4320"/>
+        </w:tabs>
+        <w:ind w:left="4320" w:hanging="360"/>
+      </w:pPr>
+      <w:rPr>
+        <w:rFonts w:hint="default" w:ascii="Wingdings" w:hAnsi="Wingdings" w:cs="Wingdings"/>
+        <w:sz w:val="20"/>
+      </w:rPr>
+    </w:lvl>
+    <w:lvl w:ilvl="6" w:tentative="0">
+      <w:start w:val="1"/>
+      <w:numFmt w:val="bullet"/>
+      <w:lvlText w:val=""/>
+      <w:lvlJc w:val="left"/>
+      <w:pPr>
+        <w:tabs>
+          <w:tab w:val="left" w:pos="5040"/>
+        </w:tabs>
+        <w:ind w:left="5040" w:hanging="360"/>
+      </w:pPr>
+      <w:rPr>
+        <w:rFonts w:hint="default" w:ascii="Wingdings" w:hAnsi="Wingdings" w:cs="Wingdings"/>
+        <w:sz w:val="20"/>
+      </w:rPr>
+    </w:lvl>
+    <w:lvl w:ilvl="7" w:tentative="0">
+      <w:start w:val="1"/>
+      <w:numFmt w:val="bullet"/>
+      <w:lvlText w:val=""/>
+      <w:lvlJc w:val="left"/>
+      <w:pPr>
+        <w:tabs>
+          <w:tab w:val="left" w:pos="5760"/>
+        </w:tabs>
+        <w:ind w:left="5760" w:hanging="360"/>
+      </w:pPr>
+      <w:rPr>
+        <w:rFonts w:hint="default" w:ascii="Wingdings" w:hAnsi="Wingdings" w:cs="Wingdings"/>
+        <w:sz w:val="20"/>
+      </w:rPr>
+    </w:lvl>
+    <w:lvl w:ilvl="8" w:tentative="0">
+      <w:start w:val="1"/>
+      <w:numFmt w:val="bullet"/>
+      <w:lvlText w:val=""/>
+      <w:lvlJc w:val="left"/>
+      <w:pPr>
+        <w:tabs>
+          <w:tab w:val="left" w:pos="6480"/>
+        </w:tabs>
+        <w:ind w:left="6480" w:hanging="360"/>
+      </w:pPr>
+      <w:rPr>
+        <w:rFonts w:hint="default" w:ascii="Wingdings" w:hAnsi="Wingdings" w:cs="Wingdings"/>
+        <w:sz w:val="20"/>
+      </w:rPr>
+    </w:lvl>
+  </w:abstractNum>
+  <w:abstractNum w:abstractNumId="14">
+    <w:nsid w:val="05DA2862"/>
+    <w:multiLevelType w:val="multilevel"/>
+    <w:tmpl w:val="05DA2862"/>
+    <w:lvl w:ilvl="0" w:tentative="0">
+      <w:start w:val="1"/>
+      <w:numFmt w:val="bullet"/>
+      <w:lvlText w:val=""/>
+      <w:lvlJc w:val="left"/>
+      <w:pPr>
+        <w:tabs>
+          <w:tab w:val="left" w:pos="720"/>
+        </w:tabs>
+        <w:ind w:left="720" w:hanging="360"/>
+      </w:pPr>
+      <w:rPr>
+        <w:rFonts w:hint="default" w:ascii="Symbol" w:hAnsi="Symbol" w:cs="Symbol"/>
+        <w:sz w:val="20"/>
+      </w:rPr>
+    </w:lvl>
+    <w:lvl w:ilvl="1" w:tentative="0">
+      <w:start w:val="1"/>
+      <w:numFmt w:val="bullet"/>
+      <w:lvlText w:val="o"/>
+      <w:lvlJc w:val="left"/>
+      <w:pPr>
+        <w:tabs>
+          <w:tab w:val="left" w:pos="1440"/>
+        </w:tabs>
+        <w:ind w:left="1440" w:hanging="360"/>
+      </w:pPr>
+      <w:rPr>
+        <w:rFonts w:hint="default" w:ascii="Courier New" w:hAnsi="Courier New" w:cs="Courier New"/>
+        <w:sz w:val="20"/>
+      </w:rPr>
+    </w:lvl>
+    <w:lvl w:ilvl="2" w:tentative="0">
+      <w:start w:val="1"/>
+      <w:numFmt w:val="bullet"/>
+      <w:lvlText w:val=""/>
+      <w:lvlJc w:val="left"/>
+      <w:pPr>
+        <w:tabs>
+          <w:tab w:val="left" w:pos="2160"/>
+        </w:tabs>
+        <w:ind w:left="2160" w:hanging="360"/>
+      </w:pPr>
+      <w:rPr>
+        <w:rFonts w:hint="default" w:ascii="Wingdings" w:hAnsi="Wingdings" w:cs="Wingdings"/>
+        <w:sz w:val="20"/>
+      </w:rPr>
+    </w:lvl>
+    <w:lvl w:ilvl="3" w:tentative="0">
+      <w:start w:val="1"/>
+      <w:numFmt w:val="bullet"/>
+      <w:lvlText w:val=""/>
+      <w:lvlJc w:val="left"/>
+      <w:pPr>
+        <w:tabs>
+          <w:tab w:val="left" w:pos="2880"/>
+        </w:tabs>
+        <w:ind w:left="2880" w:hanging="360"/>
+      </w:pPr>
+      <w:rPr>
+        <w:rFonts w:hint="default" w:ascii="Wingdings" w:hAnsi="Wingdings" w:cs="Wingdings"/>
+        <w:sz w:val="20"/>
+      </w:rPr>
+    </w:lvl>
+    <w:lvl w:ilvl="4" w:tentative="0">
+      <w:start w:val="1"/>
+      <w:numFmt w:val="bullet"/>
+      <w:lvlText w:val=""/>
+      <w:lvlJc w:val="left"/>
+      <w:pPr>
+        <w:tabs>
+          <w:tab w:val="left" w:pos="3600"/>
+        </w:tabs>
+        <w:ind w:left="3600" w:hanging="360"/>
+      </w:pPr>
+      <w:rPr>
+        <w:rFonts w:hint="default" w:ascii="Wingdings" w:hAnsi="Wingdings" w:cs="Wingdings"/>
+        <w:sz w:val="20"/>
+      </w:rPr>
+    </w:lvl>
+    <w:lvl w:ilvl="5" w:tentative="0">
+      <w:start w:val="1"/>
+      <w:numFmt w:val="bullet"/>
+      <w:lvlText w:val=""/>
+      <w:lvlJc w:val="left"/>
+      <w:pPr>
+        <w:tabs>
+          <w:tab w:val="left" w:pos="4320"/>
+        </w:tabs>
+        <w:ind w:left="4320" w:hanging="360"/>
+      </w:pPr>
+      <w:rPr>
+        <w:rFonts w:hint="default" w:ascii="Wingdings" w:hAnsi="Wingdings" w:cs="Wingdings"/>
+        <w:sz w:val="20"/>
+      </w:rPr>
+    </w:lvl>
+    <w:lvl w:ilvl="6" w:tentative="0">
+      <w:start w:val="1"/>
+      <w:numFmt w:val="bullet"/>
+      <w:lvlText w:val=""/>
+      <w:lvlJc w:val="left"/>
+      <w:pPr>
+        <w:tabs>
+          <w:tab w:val="left" w:pos="5040"/>
+        </w:tabs>
+        <w:ind w:left="5040" w:hanging="360"/>
+      </w:pPr>
+      <w:rPr>
+        <w:rFonts w:hint="default" w:ascii="Wingdings" w:hAnsi="Wingdings" w:cs="Wingdings"/>
+        <w:sz w:val="20"/>
+      </w:rPr>
+    </w:lvl>
+    <w:lvl w:ilvl="7" w:tentative="0">
+      <w:start w:val="1"/>
+      <w:numFmt w:val="bullet"/>
+      <w:lvlText w:val=""/>
+      <w:lvlJc w:val="left"/>
+      <w:pPr>
+        <w:tabs>
+          <w:tab w:val="left" w:pos="5760"/>
+        </w:tabs>
+        <w:ind w:left="5760" w:hanging="360"/>
+      </w:pPr>
+      <w:rPr>
+        <w:rFonts w:hint="default" w:ascii="Wingdings" w:hAnsi="Wingdings" w:cs="Wingdings"/>
+        <w:sz w:val="20"/>
+      </w:rPr>
+    </w:lvl>
+    <w:lvl w:ilvl="8" w:tentative="0">
+      <w:start w:val="1"/>
+      <w:numFmt w:val="bullet"/>
+      <w:lvlText w:val=""/>
+      <w:lvlJc w:val="left"/>
+      <w:pPr>
+        <w:tabs>
+          <w:tab w:val="left" w:pos="6480"/>
+        </w:tabs>
+        <w:ind w:left="6480" w:hanging="360"/>
+      </w:pPr>
+      <w:rPr>
+        <w:rFonts w:hint="default" w:ascii="Wingdings" w:hAnsi="Wingdings" w:cs="Wingdings"/>
+        <w:sz w:val="20"/>
+      </w:rPr>
+    </w:lvl>
+  </w:abstractNum>
+  <w:abstractNum w:abstractNumId="15">
     <w:nsid w:val="08C2609C"/>
     <w:multiLevelType w:val="multilevel"/>
     <w:tmpl w:val="08C2609C"/>
@@ -7008,7 +12209,7 @@
       </w:rPr>
     </w:lvl>
   </w:abstractNum>
-  <w:abstractNum w:abstractNumId="6">
+  <w:abstractNum w:abstractNumId="16">
     <w:nsid w:val="0D862214"/>
     <w:multiLevelType w:val="multilevel"/>
     <w:tmpl w:val="0D862214"/>
@@ -7157,7 +12358,7 @@
       </w:rPr>
     </w:lvl>
   </w:abstractNum>
-  <w:abstractNum w:abstractNumId="7">
+  <w:abstractNum w:abstractNumId="17">
     <w:nsid w:val="19D064C6"/>
     <w:multiLevelType w:val="multilevel"/>
     <w:tmpl w:val="19D064C6"/>
@@ -7306,7 +12507,7 @@
       </w:rPr>
     </w:lvl>
   </w:abstractNum>
-  <w:abstractNum w:abstractNumId="8">
+  <w:abstractNum w:abstractNumId="18">
     <w:nsid w:val="1D835136"/>
     <w:multiLevelType w:val="multilevel"/>
     <w:tmpl w:val="1D835136"/>
@@ -7455,7 +12656,7 @@
       </w:rPr>
     </w:lvl>
   </w:abstractNum>
-  <w:abstractNum w:abstractNumId="9">
+  <w:abstractNum w:abstractNumId="19">
     <w:nsid w:val="2A850BD2"/>
     <w:multiLevelType w:val="multilevel"/>
     <w:tmpl w:val="2A850BD2"/>
@@ -7604,7 +12805,7 @@
       </w:rPr>
     </w:lvl>
   </w:abstractNum>
-  <w:abstractNum w:abstractNumId="10">
+  <w:abstractNum w:abstractNumId="20">
     <w:nsid w:val="2AAE0463"/>
     <w:multiLevelType w:val="multilevel"/>
     <w:tmpl w:val="2AAE0463"/>
@@ -7753,7 +12954,156 @@
       </w:rPr>
     </w:lvl>
   </w:abstractNum>
-  <w:abstractNum w:abstractNumId="11">
+  <w:abstractNum w:abstractNumId="21">
+    <w:nsid w:val="39DBA67D"/>
+    <w:multiLevelType w:val="multilevel"/>
+    <w:tmpl w:val="39DBA67D"/>
+    <w:lvl w:ilvl="0" w:tentative="0">
+      <w:start w:val="1"/>
+      <w:numFmt w:val="decimal"/>
+      <w:lvlText w:val="%1."/>
+      <w:lvlJc w:val="left"/>
+      <w:pPr>
+        <w:tabs>
+          <w:tab w:val="left" w:pos="720"/>
+        </w:tabs>
+        <w:ind w:left="720" w:hanging="360"/>
+      </w:pPr>
+      <w:rPr>
+        <w:sz w:val="24"/>
+        <w:szCs w:val="24"/>
+      </w:rPr>
+    </w:lvl>
+    <w:lvl w:ilvl="1" w:tentative="0">
+      <w:start w:val="1"/>
+      <w:numFmt w:val="decimal"/>
+      <w:lvlText w:val="%2."/>
+      <w:lvlJc w:val="left"/>
+      <w:pPr>
+        <w:tabs>
+          <w:tab w:val="left" w:pos="1440"/>
+        </w:tabs>
+        <w:ind w:left="1440" w:hanging="360"/>
+      </w:pPr>
+      <w:rPr>
+        <w:sz w:val="24"/>
+        <w:szCs w:val="24"/>
+      </w:rPr>
+    </w:lvl>
+    <w:lvl w:ilvl="2" w:tentative="0">
+      <w:start w:val="1"/>
+      <w:numFmt w:val="decimal"/>
+      <w:lvlText w:val="%3."/>
+      <w:lvlJc w:val="left"/>
+      <w:pPr>
+        <w:tabs>
+          <w:tab w:val="left" w:pos="2160"/>
+        </w:tabs>
+        <w:ind w:left="2160" w:hanging="360"/>
+      </w:pPr>
+      <w:rPr>
+        <w:sz w:val="24"/>
+        <w:szCs w:val="24"/>
+      </w:rPr>
+    </w:lvl>
+    <w:lvl w:ilvl="3" w:tentative="0">
+      <w:start w:val="1"/>
+      <w:numFmt w:val="decimal"/>
+      <w:lvlText w:val="%4."/>
+      <w:lvlJc w:val="left"/>
+      <w:pPr>
+        <w:tabs>
+          <w:tab w:val="left" w:pos="2517"/>
+        </w:tabs>
+        <w:ind w:left="2880" w:hanging="360"/>
+      </w:pPr>
+      <w:rPr>
+        <w:sz w:val="24"/>
+        <w:szCs w:val="24"/>
+      </w:rPr>
+    </w:lvl>
+    <w:lvl w:ilvl="4" w:tentative="0">
+      <w:start w:val="1"/>
+      <w:numFmt w:val="decimal"/>
+      <w:lvlText w:val="%5."/>
+      <w:lvlJc w:val="left"/>
+      <w:pPr>
+        <w:tabs>
+          <w:tab w:val="left" w:pos="3238"/>
+        </w:tabs>
+        <w:ind w:left="3600" w:hanging="360"/>
+      </w:pPr>
+      <w:rPr>
+        <w:sz w:val="24"/>
+        <w:szCs w:val="24"/>
+      </w:rPr>
+    </w:lvl>
+    <w:lvl w:ilvl="5" w:tentative="0">
+      <w:start w:val="1"/>
+      <w:numFmt w:val="decimal"/>
+      <w:lvlText w:val="%6."/>
+      <w:lvlJc w:val="left"/>
+      <w:pPr>
+        <w:tabs>
+          <w:tab w:val="left" w:pos="3958"/>
+        </w:tabs>
+        <w:ind w:left="4320" w:hanging="360"/>
+      </w:pPr>
+      <w:rPr>
+        <w:sz w:val="24"/>
+        <w:szCs w:val="24"/>
+      </w:rPr>
+    </w:lvl>
+    <w:lvl w:ilvl="6" w:tentative="0">
+      <w:start w:val="1"/>
+      <w:numFmt w:val="decimal"/>
+      <w:lvlText w:val="%7."/>
+      <w:lvlJc w:val="left"/>
+      <w:pPr>
+        <w:tabs>
+          <w:tab w:val="left" w:pos="4678"/>
+        </w:tabs>
+        <w:ind w:left="5040" w:hanging="360"/>
+      </w:pPr>
+      <w:rPr>
+        <w:sz w:val="24"/>
+        <w:szCs w:val="24"/>
+      </w:rPr>
+    </w:lvl>
+    <w:lvl w:ilvl="7" w:tentative="0">
+      <w:start w:val="1"/>
+      <w:numFmt w:val="decimal"/>
+      <w:lvlText w:val="%8."/>
+      <w:lvlJc w:val="left"/>
+      <w:pPr>
+        <w:tabs>
+          <w:tab w:val="left" w:pos="5398"/>
+        </w:tabs>
+        <w:ind w:left="5760" w:hanging="360"/>
+      </w:pPr>
+      <w:rPr>
+        <w:sz w:val="24"/>
+        <w:szCs w:val="24"/>
+      </w:rPr>
+    </w:lvl>
+    <w:lvl w:ilvl="8" w:tentative="0">
+      <w:start w:val="1"/>
+      <w:numFmt w:val="decimal"/>
+      <w:lvlText w:val="%9."/>
+      <w:lvlJc w:val="left"/>
+      <w:pPr>
+        <w:tabs>
+          <w:tab w:val="left" w:pos="6118"/>
+        </w:tabs>
+        <w:ind w:left="6480" w:hanging="360"/>
+      </w:pPr>
+      <w:rPr>
+        <w:sz w:val="24"/>
+        <w:szCs w:val="24"/>
+      </w:rPr>
+    </w:lvl>
+  </w:abstractNum>
+  <w:abstractNum w:abstractNumId="22">
     <w:nsid w:val="3FA7AD9C"/>
     <w:multiLevelType w:val="multilevel"/>
     <w:tmpl w:val="3FA7AD9C"/>
@@ -7902,7 +13252,7 @@
       </w:rPr>
     </w:lvl>
   </w:abstractNum>
-  <w:abstractNum w:abstractNumId="12">
+  <w:abstractNum w:abstractNumId="23">
     <w:nsid w:val="4A961A29"/>
     <w:multiLevelType w:val="multilevel"/>
     <w:tmpl w:val="4A961A29"/>
@@ -8051,7 +13401,156 @@
       </w:rPr>
     </w:lvl>
   </w:abstractNum>
-  <w:abstractNum w:abstractNumId="13">
+  <w:abstractNum w:abstractNumId="24">
+    <w:nsid w:val="505A4101"/>
+    <w:multiLevelType w:val="multilevel"/>
+    <w:tmpl w:val="505A4101"/>
+    <w:lvl w:ilvl="0" w:tentative="0">
+      <w:start w:val="1"/>
+      <w:numFmt w:val="decimal"/>
+      <w:lvlText w:val="%1."/>
+      <w:lvlJc w:val="left"/>
+      <w:pPr>
+        <w:tabs>
+          <w:tab w:val="left" w:pos="720"/>
+        </w:tabs>
+        <w:ind w:left="720" w:hanging="360"/>
+      </w:pPr>
+      <w:rPr>
+        <w:sz w:val="24"/>
+        <w:szCs w:val="24"/>
+      </w:rPr>
+    </w:lvl>
+    <w:lvl w:ilvl="1" w:tentative="0">
+      <w:start w:val="1"/>
+      <w:numFmt w:val="decimal"/>
+      <w:lvlText w:val="%2."/>
+      <w:lvlJc w:val="left"/>
+      <w:pPr>
+        <w:tabs>
+          <w:tab w:val="left" w:pos="1440"/>
+        </w:tabs>
+        <w:ind w:left="1440" w:hanging="360"/>
+      </w:pPr>
+      <w:rPr>
+        <w:sz w:val="24"/>
+        <w:szCs w:val="24"/>
+      </w:rPr>
+    </w:lvl>
+    <w:lvl w:ilvl="2" w:tentative="0">
+      <w:start w:val="1"/>
+      <w:numFmt w:val="decimal"/>
+      <w:lvlText w:val="%3."/>
+      <w:lvlJc w:val="left"/>
+      <w:pPr>
+        <w:tabs>
+          <w:tab w:val="left" w:pos="2160"/>
+        </w:tabs>
+        <w:ind w:left="2160" w:hanging="360"/>
+      </w:pPr>
+      <w:rPr>
+        <w:sz w:val="24"/>
+        <w:szCs w:val="24"/>
+      </w:rPr>
+    </w:lvl>
+    <w:lvl w:ilvl="3" w:tentative="0">
+      <w:start w:val="1"/>
+      <w:numFmt w:val="decimal"/>
+      <w:lvlText w:val="%4."/>
+      <w:lvlJc w:val="left"/>
+      <w:pPr>
+        <w:tabs>
+          <w:tab w:val="left" w:pos="2517"/>
+        </w:tabs>
+        <w:ind w:left="2880" w:hanging="360"/>
+      </w:pPr>
+      <w:rPr>
+        <w:sz w:val="24"/>
+        <w:szCs w:val="24"/>
+      </w:rPr>
+    </w:lvl>
+    <w:lvl w:ilvl="4" w:tentative="0">
+      <w:start w:val="1"/>
+      <w:numFmt w:val="decimal"/>
+      <w:lvlText w:val="%5."/>
+      <w:lvlJc w:val="left"/>
+      <w:pPr>
+        <w:tabs>
+          <w:tab w:val="left" w:pos="3238"/>
+        </w:tabs>
+        <w:ind w:left="3600" w:hanging="360"/>
+      </w:pPr>
+      <w:rPr>
+        <w:sz w:val="24"/>
+        <w:szCs w:val="24"/>
+      </w:rPr>
+    </w:lvl>
+    <w:lvl w:ilvl="5" w:tentative="0">
+      <w:start w:val="1"/>
+      <w:numFmt w:val="decimal"/>
+      <w:lvlText w:val="%6."/>
+      <w:lvlJc w:val="left"/>
+      <w:pPr>
+        <w:tabs>
+          <w:tab w:val="left" w:pos="3958"/>
+        </w:tabs>
+        <w:ind w:left="4320" w:hanging="360"/>
+      </w:pPr>
+      <w:rPr>
+        <w:sz w:val="24"/>
+        <w:szCs w:val="24"/>
+      </w:rPr>
+    </w:lvl>
+    <w:lvl w:ilvl="6" w:tentative="0">
+      <w:start w:val="1"/>
+      <w:numFmt w:val="decimal"/>
+      <w:lvlText w:val="%7."/>
+      <w:lvlJc w:val="left"/>
+      <w:pPr>
+        <w:tabs>
+          <w:tab w:val="left" w:pos="4678"/>
+        </w:tabs>
+        <w:ind w:left="5040" w:hanging="360"/>
+      </w:pPr>
+      <w:rPr>
+        <w:sz w:val="24"/>
+        <w:szCs w:val="24"/>
+      </w:rPr>
+    </w:lvl>
+    <w:lvl w:ilvl="7" w:tentative="0">
+      <w:start w:val="1"/>
+      <w:numFmt w:val="decimal"/>
+      <w:lvlText w:val="%8."/>
+      <w:lvlJc w:val="left"/>
+      <w:pPr>
+        <w:tabs>
+          <w:tab w:val="left" w:pos="5398"/>
+        </w:tabs>
+        <w:ind w:left="5760" w:hanging="360"/>
+      </w:pPr>
+      <w:rPr>
+        <w:sz w:val="24"/>
+        <w:szCs w:val="24"/>
+      </w:rPr>
+    </w:lvl>
+    <w:lvl w:ilvl="8" w:tentative="0">
+      <w:start w:val="1"/>
+      <w:numFmt w:val="decimal"/>
+      <w:lvlText w:val="%9."/>
+      <w:lvlJc w:val="left"/>
+      <w:pPr>
+        <w:tabs>
+          <w:tab w:val="left" w:pos="6118"/>
+        </w:tabs>
+        <w:ind w:left="6480" w:hanging="360"/>
+      </w:pPr>
+      <w:rPr>
+        <w:sz w:val="24"/>
+        <w:szCs w:val="24"/>
+      </w:rPr>
+    </w:lvl>
+  </w:abstractNum>
+  <w:abstractNum w:abstractNumId="25">
     <w:nsid w:val="535957E5"/>
     <w:multiLevelType w:val="multilevel"/>
     <w:tmpl w:val="535957E5"/>
@@ -8200,7 +13699,156 @@
       </w:rPr>
     </w:lvl>
   </w:abstractNum>
-  <w:abstractNum w:abstractNumId="14">
+  <w:abstractNum w:abstractNumId="26">
+    <w:nsid w:val="53CE0349"/>
+    <w:multiLevelType w:val="multilevel"/>
+    <w:tmpl w:val="53CE0349"/>
+    <w:lvl w:ilvl="0" w:tentative="0">
+      <w:start w:val="1"/>
+      <w:numFmt w:val="decimal"/>
+      <w:lvlText w:val="%1."/>
+      <w:lvlJc w:val="left"/>
+      <w:pPr>
+        <w:tabs>
+          <w:tab w:val="left" w:pos="720"/>
+        </w:tabs>
+        <w:ind w:left="720" w:hanging="360"/>
+      </w:pPr>
+      <w:rPr>
+        <w:sz w:val="24"/>
+        <w:szCs w:val="24"/>
+      </w:rPr>
+    </w:lvl>
+    <w:lvl w:ilvl="1" w:tentative="0">
+      <w:start w:val="1"/>
+      <w:numFmt w:val="decimal"/>
+      <w:lvlText w:val="%2."/>
+      <w:lvlJc w:val="left"/>
+      <w:pPr>
+        <w:tabs>
+          <w:tab w:val="left" w:pos="1440"/>
+        </w:tabs>
+        <w:ind w:left="1440" w:hanging="360"/>
+      </w:pPr>
+      <w:rPr>
+        <w:sz w:val="24"/>
+        <w:szCs w:val="24"/>
+      </w:rPr>
+    </w:lvl>
+    <w:lvl w:ilvl="2" w:tentative="0">
+      <w:start w:val="1"/>
+      <w:numFmt w:val="decimal"/>
+      <w:lvlText w:val="%3."/>
+      <w:lvlJc w:val="left"/>
+      <w:pPr>
+        <w:tabs>
+          <w:tab w:val="left" w:pos="2160"/>
+        </w:tabs>
+        <w:ind w:left="2160" w:hanging="360"/>
+      </w:pPr>
+      <w:rPr>
+        <w:sz w:val="24"/>
+        <w:szCs w:val="24"/>
+      </w:rPr>
+    </w:lvl>
+    <w:lvl w:ilvl="3" w:tentative="0">
+      <w:start w:val="1"/>
+      <w:numFmt w:val="decimal"/>
+      <w:lvlText w:val="%4."/>
+      <w:lvlJc w:val="left"/>
+      <w:pPr>
+        <w:tabs>
+          <w:tab w:val="left" w:pos="2517"/>
+        </w:tabs>
+        <w:ind w:left="2880" w:hanging="360"/>
+      </w:pPr>
+      <w:rPr>
+        <w:sz w:val="24"/>
+        <w:szCs w:val="24"/>
+      </w:rPr>
+    </w:lvl>
+    <w:lvl w:ilvl="4" w:tentative="0">
+      <w:start w:val="1"/>
+      <w:numFmt w:val="decimal"/>
+      <w:lvlText w:val="%5."/>
+      <w:lvlJc w:val="left"/>
+      <w:pPr>
+        <w:tabs>
+          <w:tab w:val="left" w:pos="3238"/>
+        </w:tabs>
+        <w:ind w:left="3600" w:hanging="360"/>
+      </w:pPr>
+      <w:rPr>
+        <w:sz w:val="24"/>
+        <w:szCs w:val="24"/>
+      </w:rPr>
+    </w:lvl>
+    <w:lvl w:ilvl="5" w:tentative="0">
+      <w:start w:val="1"/>
+      <w:numFmt w:val="decimal"/>
+      <w:lvlText w:val="%6."/>
+      <w:lvlJc w:val="left"/>
+      <w:pPr>
+        <w:tabs>
+          <w:tab w:val="left" w:pos="3958"/>
+        </w:tabs>
+        <w:ind w:left="4320" w:hanging="360"/>
+      </w:pPr>
+      <w:rPr>
+        <w:sz w:val="24"/>
+        <w:szCs w:val="24"/>
+      </w:rPr>
+    </w:lvl>
+    <w:lvl w:ilvl="6" w:tentative="0">
+      <w:start w:val="1"/>
+      <w:numFmt w:val="decimal"/>
+      <w:lvlText w:val="%7."/>
+      <w:lvlJc w:val="left"/>
+      <w:pPr>
+        <w:tabs>
+          <w:tab w:val="left" w:pos="4678"/>
+        </w:tabs>
+        <w:ind w:left="5040" w:hanging="360"/>
+      </w:pPr>
+      <w:rPr>
+        <w:sz w:val="24"/>
+        <w:szCs w:val="24"/>
+      </w:rPr>
+    </w:lvl>
+    <w:lvl w:ilvl="7" w:tentative="0">
+      <w:start w:val="1"/>
+      <w:numFmt w:val="decimal"/>
+      <w:lvlText w:val="%8."/>
+      <w:lvlJc w:val="left"/>
+      <w:pPr>
+        <w:tabs>
+          <w:tab w:val="left" w:pos="5398"/>
+        </w:tabs>
+        <w:ind w:left="5760" w:hanging="360"/>
+      </w:pPr>
+      <w:rPr>
+        <w:sz w:val="24"/>
+        <w:szCs w:val="24"/>
+      </w:rPr>
+    </w:lvl>
+    <w:lvl w:ilvl="8" w:tentative="0">
+      <w:start w:val="1"/>
+      <w:numFmt w:val="decimal"/>
+      <w:lvlText w:val="%9."/>
+      <w:lvlJc w:val="left"/>
+      <w:pPr>
+        <w:tabs>
+          <w:tab w:val="left" w:pos="6118"/>
+        </w:tabs>
+        <w:ind w:left="6480" w:hanging="360"/>
+      </w:pPr>
+      <w:rPr>
+        <w:sz w:val="24"/>
+        <w:szCs w:val="24"/>
+      </w:rPr>
+    </w:lvl>
+  </w:abstractNum>
+  <w:abstractNum w:abstractNumId="27">
     <w:nsid w:val="5EF31910"/>
     <w:multiLevelType w:val="multilevel"/>
     <w:tmpl w:val="5EF31910"/>
@@ -8349,7 +13997,7 @@
       </w:rPr>
     </w:lvl>
   </w:abstractNum>
-  <w:abstractNum w:abstractNumId="15">
+  <w:abstractNum w:abstractNumId="28">
     <w:nsid w:val="6CFF685E"/>
     <w:multiLevelType w:val="multilevel"/>
     <w:tmpl w:val="6CFF685E"/>
@@ -8498,7 +14146,7 @@
       </w:rPr>
     </w:lvl>
   </w:abstractNum>
-  <w:abstractNum w:abstractNumId="16">
+  <w:abstractNum w:abstractNumId="29">
     <w:nsid w:val="71A3DF60"/>
     <w:multiLevelType w:val="multilevel"/>
     <w:tmpl w:val="71A3DF60"/>
@@ -8647,7 +14295,7 @@
       </w:rPr>
     </w:lvl>
   </w:abstractNum>
-  <w:abstractNum w:abstractNumId="17">
+  <w:abstractNum w:abstractNumId="30">
     <w:nsid w:val="71B30E48"/>
     <w:multiLevelType w:val="multilevel"/>
     <w:tmpl w:val="71B30E48"/>
@@ -8796,7 +14444,156 @@
       </w:rPr>
     </w:lvl>
   </w:abstractNum>
-  <w:abstractNum w:abstractNumId="18">
+  <w:abstractNum w:abstractNumId="31">
+    <w:nsid w:val="73BE1988"/>
+    <w:multiLevelType w:val="multilevel"/>
+    <w:tmpl w:val="73BE1988"/>
+    <w:lvl w:ilvl="0" w:tentative="0">
+      <w:start w:val="1"/>
+      <w:numFmt w:val="bullet"/>
+      <w:lvlText w:val=""/>
+      <w:lvlJc w:val="left"/>
+      <w:pPr>
+        <w:tabs>
+          <w:tab w:val="left" w:pos="720"/>
+        </w:tabs>
+        <w:ind w:left="720" w:hanging="360"/>
+      </w:pPr>
+      <w:rPr>
+        <w:rFonts w:ascii="Symbol" w:hAnsi="Symbol" w:cs="Symbol"/>
+        <w:sz w:val="20"/>
+      </w:rPr>
+    </w:lvl>
+    <w:lvl w:ilvl="1" w:tentative="0">
+      <w:start w:val="1"/>
+      <w:numFmt w:val="bullet"/>
+      <w:lvlText w:val="o"/>
+      <w:lvlJc w:val="left"/>
+      <w:pPr>
+        <w:tabs>
+          <w:tab w:val="left" w:pos="1440"/>
+        </w:tabs>
+        <w:ind w:left="1440" w:hanging="360"/>
+      </w:pPr>
+      <w:rPr>
+        <w:rFonts w:ascii="Courier New" w:hAnsi="Courier New" w:cs="Courier New"/>
+        <w:sz w:val="20"/>
+      </w:rPr>
+    </w:lvl>
+    <w:lvl w:ilvl="2" w:tentative="0">
+      <w:start w:val="1"/>
+      <w:numFmt w:val="bullet"/>
+      <w:lvlText w:val=""/>
+      <w:lvlJc w:val="left"/>
+      <w:pPr>
+        <w:tabs>
+          <w:tab w:val="left" w:pos="2160"/>
+        </w:tabs>
+        <w:ind w:left="2160" w:hanging="360"/>
+      </w:pPr>
+      <w:rPr>
+        <w:rFonts w:ascii="Wingdings" w:hAnsi="Wingdings" w:cs="Wingdings"/>
+        <w:sz w:val="20"/>
+      </w:rPr>
+    </w:lvl>
+    <w:lvl w:ilvl="3" w:tentative="0">
+      <w:start w:val="1"/>
+      <w:numFmt w:val="bullet"/>
+      <w:lvlText w:val=""/>
+      <w:lvlJc w:val="left"/>
+      <w:pPr>
+        <w:tabs>
+          <w:tab w:val="left" w:pos="2880"/>
+        </w:tabs>
+        <w:ind w:left="2880" w:hanging="360"/>
+      </w:pPr>
+      <w:rPr>
+        <w:rFonts w:hint="default" w:ascii="Wingdings" w:hAnsi="Wingdings" w:cs="Wingdings"/>
+        <w:sz w:val="20"/>
+      </w:rPr>
+    </w:lvl>
+    <w:lvl w:ilvl="4" w:tentative="0">
+      <w:start w:val="1"/>
+      <w:numFmt w:val="bullet"/>
+      <w:lvlText w:val=""/>
+      <w:lvlJc w:val="left"/>
+      <w:pPr>
+        <w:tabs>
+          <w:tab w:val="left" w:pos="3600"/>
+        </w:tabs>
+        <w:ind w:left="3600" w:hanging="360"/>
+      </w:pPr>
+      <w:rPr>
+        <w:rFonts w:hint="default" w:ascii="Wingdings" w:hAnsi="Wingdings" w:cs="Wingdings"/>
+        <w:sz w:val="20"/>
+      </w:rPr>
+    </w:lvl>
+    <w:lvl w:ilvl="5" w:tentative="0">
+      <w:start w:val="1"/>
+      <w:numFmt w:val="bullet"/>
+      <w:lvlText w:val=""/>
+      <w:lvlJc w:val="left"/>
+      <w:pPr>
+        <w:tabs>
+          <w:tab w:val="left" w:pos="4320"/>
+        </w:tabs>
+        <w:ind w:left="4320" w:hanging="360"/>
+      </w:pPr>
+      <w:rPr>
+        <w:rFonts w:hint="default" w:ascii="Wingdings" w:hAnsi="Wingdings" w:cs="Wingdings"/>
+        <w:sz w:val="20"/>
+      </w:rPr>
+    </w:lvl>
+    <w:lvl w:ilvl="6" w:tentative="0">
+      <w:start w:val="1"/>
+      <w:numFmt w:val="bullet"/>
+      <w:lvlText w:val=""/>
+      <w:lvlJc w:val="left"/>
+      <w:pPr>
+        <w:tabs>
+          <w:tab w:val="left" w:pos="5040"/>
+        </w:tabs>
+        <w:ind w:left="5040" w:hanging="360"/>
+      </w:pPr>
+      <w:rPr>
+        <w:rFonts w:hint="default" w:ascii="Wingdings" w:hAnsi="Wingdings" w:cs="Wingdings"/>
+        <w:sz w:val="20"/>
+      </w:rPr>
+    </w:lvl>
+    <w:lvl w:ilvl="7" w:tentative="0">
+      <w:start w:val="1"/>
+      <w:numFmt w:val="bullet"/>
+      <w:lvlText w:val=""/>
+      <w:lvlJc w:val="left"/>
+      <w:pPr>
+        <w:tabs>
+          <w:tab w:val="left" w:pos="5760"/>
+        </w:tabs>
+        <w:ind w:left="5760" w:hanging="360"/>
+      </w:pPr>
+      <w:rPr>
+        <w:rFonts w:hint="default" w:ascii="Wingdings" w:hAnsi="Wingdings" w:cs="Wingdings"/>
+        <w:sz w:val="20"/>
+      </w:rPr>
+    </w:lvl>
+    <w:lvl w:ilvl="8" w:tentative="0">
+      <w:start w:val="1"/>
+      <w:numFmt w:val="bullet"/>
+      <w:lvlText w:val=""/>
+      <w:lvlJc w:val="left"/>
+      <w:pPr>
+        <w:tabs>
+          <w:tab w:val="left" w:pos="6480"/>
+        </w:tabs>
+        <w:ind w:left="6480" w:hanging="360"/>
+      </w:pPr>
+      <w:rPr>
+        <w:rFonts w:hint="default" w:ascii="Wingdings" w:hAnsi="Wingdings" w:cs="Wingdings"/>
+        <w:sz w:val="20"/>
+      </w:rPr>
+    </w:lvl>
+  </w:abstractNum>
+  <w:abstractNum w:abstractNumId="32">
     <w:nsid w:val="7EDB45A7"/>
     <w:multiLevelType w:val="multilevel"/>
     <w:tmpl w:val="7EDB45A7"/>
@@ -8946,61 +14743,223 @@
     </w:lvl>
   </w:abstractNum>
   <w:num w:numId="1">
+    <w:abstractNumId w:val="23"/>
+  </w:num>
+  <w:num w:numId="2">
+    <w:abstractNumId w:val="28"/>
+  </w:num>
+  <w:num w:numId="3">
+    <w:abstractNumId w:val="22"/>
+  </w:num>
+  <w:num w:numId="4">
+    <w:abstractNumId w:val="18"/>
+  </w:num>
+  <w:num w:numId="5">
+    <w:abstractNumId w:val="17"/>
+  </w:num>
+  <w:num w:numId="6">
+    <w:abstractNumId w:val="7"/>
+  </w:num>
+  <w:num w:numId="7">
+    <w:abstractNumId w:val="32"/>
+  </w:num>
+  <w:num w:numId="8">
+    <w:abstractNumId w:val="16"/>
+  </w:num>
+  <w:num w:numId="9">
+    <w:abstractNumId w:val="27"/>
+  </w:num>
+  <w:num w:numId="10">
+    <w:abstractNumId w:val="11"/>
+  </w:num>
+  <w:num w:numId="11">
+    <w:abstractNumId w:val="15"/>
+  </w:num>
+  <w:num w:numId="12">
+    <w:abstractNumId w:val="9"/>
+  </w:num>
+  <w:num w:numId="13">
+    <w:abstractNumId w:val="2"/>
+  </w:num>
+  <w:num w:numId="14">
+    <w:abstractNumId w:val="30"/>
+  </w:num>
+  <w:num w:numId="15">
+    <w:abstractNumId w:val="20"/>
+  </w:num>
+  <w:num w:numId="16">
+    <w:abstractNumId w:val="25"/>
+  </w:num>
+  <w:num w:numId="17">
+    <w:abstractNumId w:val="10"/>
+  </w:num>
+  <w:num w:numId="18">
+    <w:abstractNumId w:val="19"/>
+  </w:num>
+  <w:num w:numId="19">
+    <w:abstractNumId w:val="29"/>
+  </w:num>
+  <w:num w:numId="20">
+    <w:abstractNumId w:val="3"/>
+  </w:num>
+  <w:num w:numId="21">
+    <w:abstractNumId w:val="8"/>
+  </w:num>
+  <w:num w:numId="22">
+    <w:abstractNumId w:val="8"/>
+    <w:lvlOverride w:ilvl="0">
+      <w:startOverride w:val="1"/>
+    </w:lvlOverride>
+    <w:lvlOverride w:ilvl="1">
+      <w:startOverride w:val="1"/>
+    </w:lvlOverride>
+    <w:lvlOverride w:ilvl="2">
+      <w:startOverride w:val="1"/>
+    </w:lvlOverride>
+    <w:lvlOverride w:ilvl="3">
+      <w:startOverride w:val="1"/>
+    </w:lvlOverride>
+    <w:lvlOverride w:ilvl="4">
+      <w:startOverride w:val="1"/>
+    </w:lvlOverride>
+    <w:lvlOverride w:ilvl="5">
+      <w:startOverride w:val="1"/>
+    </w:lvlOverride>
+    <w:lvlOverride w:ilvl="6">
+      <w:startOverride w:val="1"/>
+    </w:lvlOverride>
+    <w:lvlOverride w:ilvl="7">
+      <w:startOverride w:val="1"/>
+    </w:lvlOverride>
+    <w:lvlOverride w:ilvl="8">
+      <w:startOverride w:val="1"/>
+    </w:lvlOverride>
+  </w:num>
+  <w:num w:numId="23">
+    <w:abstractNumId w:val="8"/>
+    <w:lvlOverride w:ilvl="0">
+      <w:startOverride w:val="1"/>
+    </w:lvlOverride>
+    <w:lvlOverride w:ilvl="1">
+      <w:startOverride w:val="1"/>
+    </w:lvlOverride>
+    <w:lvlOverride w:ilvl="2">
+      <w:startOverride w:val="1"/>
+    </w:lvlOverride>
+    <w:lvlOverride w:ilvl="3">
+      <w:startOverride w:val="1"/>
+    </w:lvlOverride>
+    <w:lvlOverride w:ilvl="4">
+      <w:startOverride w:val="1"/>
+    </w:lvlOverride>
+    <w:lvlOverride w:ilvl="5">
+      <w:startOverride w:val="1"/>
+    </w:lvlOverride>
+    <w:lvlOverride w:ilvl="6">
+      <w:startOverride w:val="1"/>
+    </w:lvlOverride>
+    <w:lvlOverride w:ilvl="7">
+      <w:startOverride w:val="1"/>
+    </w:lvlOverride>
+    <w:lvlOverride w:ilvl="8">
+      <w:startOverride w:val="1"/>
+    </w:lvlOverride>
+  </w:num>
+  <w:num w:numId="24">
+    <w:abstractNumId w:val="5"/>
+  </w:num>
+  <w:num w:numId="25">
+    <w:abstractNumId w:val="26"/>
+  </w:num>
+  <w:num w:numId="26">
+    <w:abstractNumId w:val="26"/>
+    <w:lvlOverride w:ilvl="0">
+      <w:startOverride w:val="1"/>
+    </w:lvlOverride>
+    <w:lvlOverride w:ilvl="1">
+      <w:startOverride w:val="1"/>
+    </w:lvlOverride>
+    <w:lvlOverride w:ilvl="2">
+      <w:startOverride w:val="1"/>
+    </w:lvlOverride>
+    <w:lvlOverride w:ilvl="3">
+      <w:startOverride w:val="1"/>
+    </w:lvlOverride>
+    <w:lvlOverride w:ilvl="4">
+      <w:startOverride w:val="1"/>
+    </w:lvlOverride>
+    <w:lvlOverride w:ilvl="5">
+      <w:startOverride w:val="1"/>
+    </w:lvlOverride>
+    <w:lvlOverride w:ilvl="6">
+      <w:startOverride w:val="1"/>
+    </w:lvlOverride>
+    <w:lvlOverride w:ilvl="7">
+      <w:startOverride w:val="1"/>
+    </w:lvlOverride>
+    <w:lvlOverride w:ilvl="8">
+      <w:startOverride w:val="1"/>
+    </w:lvlOverride>
+  </w:num>
+  <w:num w:numId="27">
+    <w:abstractNumId w:val="26"/>
+    <w:lvlOverride w:ilvl="0">
+      <w:startOverride w:val="1"/>
+    </w:lvlOverride>
+    <w:lvlOverride w:ilvl="1">
+      <w:startOverride w:val="1"/>
+    </w:lvlOverride>
+    <w:lvlOverride w:ilvl="2">
+      <w:startOverride w:val="1"/>
+    </w:lvlOverride>
+    <w:lvlOverride w:ilvl="3">
+      <w:startOverride w:val="1"/>
+    </w:lvlOverride>
+    <w:lvlOverride w:ilvl="4">
+      <w:startOverride w:val="1"/>
+    </w:lvlOverride>
+    <w:lvlOverride w:ilvl="5">
+      <w:startOverride w:val="1"/>
+    </w:lvlOverride>
+    <w:lvlOverride w:ilvl="6">
+      <w:startOverride w:val="1"/>
+    </w:lvlOverride>
+    <w:lvlOverride w:ilvl="7">
+      <w:startOverride w:val="1"/>
+    </w:lvlOverride>
+    <w:lvlOverride w:ilvl="8">
+      <w:startOverride w:val="1"/>
+    </w:lvlOverride>
+  </w:num>
+  <w:num w:numId="28">
+    <w:abstractNumId w:val="31"/>
+  </w:num>
+  <w:num w:numId="29">
+    <w:abstractNumId w:val="24"/>
+  </w:num>
+  <w:num w:numId="30">
+    <w:abstractNumId w:val="21"/>
+  </w:num>
+  <w:num w:numId="31">
+    <w:abstractNumId w:val="1"/>
+  </w:num>
+  <w:num w:numId="32">
     <w:abstractNumId w:val="12"/>
   </w:num>
-  <w:num w:numId="2">
-    <w:abstractNumId w:val="15"/>
+  <w:num w:numId="33">
+    <w:abstractNumId w:val="0"/>
   </w:num>
-  <w:num w:numId="3">
-    <w:abstractNumId w:val="11"/>
-  </w:num>
-  <w:num w:numId="4">
-    <w:abstractNumId w:val="8"/>
-  </w:num>
-  <w:num w:numId="5">
-    <w:abstractNumId w:val="7"/>
-  </w:num>
-  <w:num w:numId="6">
-    <w:abstractNumId w:val="1"/>
-  </w:num>
-  <w:num w:numId="7">
-    <w:abstractNumId w:val="18"/>
-  </w:num>
-  <w:num w:numId="8">
+  <w:num w:numId="34">
     <w:abstractNumId w:val="6"/>
   </w:num>
-  <w:num w:numId="9">
-    <w:abstractNumId w:val="14"/>
-  </w:num>
-  <w:num w:numId="10">
+  <w:num w:numId="35">
     <w:abstractNumId w:val="4"/>
   </w:num>
-  <w:num w:numId="11">
-    <w:abstractNumId w:val="5"/>
-  </w:num>
-  <w:num w:numId="12">
-    <w:abstractNumId w:val="2"/>
-  </w:num>
-  <w:num w:numId="13">
-    <w:abstractNumId w:val="0"/>
-  </w:num>
-  <w:num w:numId="14">
-    <w:abstractNumId w:val="17"/>
-  </w:num>
-  <w:num w:numId="15">
-    <w:abstractNumId w:val="10"/>
-  </w:num>
-  <w:num w:numId="16">
+  <w:num w:numId="36">
     <w:abstractNumId w:val="13"/>
   </w:num>
-  <w:num w:numId="17">
-    <w:abstractNumId w:val="3"/>
-  </w:num>
-  <w:num w:numId="18">
-    <w:abstractNumId w:val="9"/>
-  </w:num>
-  <w:num w:numId="19">
-    <w:abstractNumId w:val="16"/>
+  <w:num w:numId="37">
+    <w:abstractNumId w:val="14"/>
   </w:num>
 </w:numbering>
 </file>
@@ -9081,7 +15040,7 @@
     <w:lsdException w:qFormat="1" w:unhideWhenUsed="0" w:uiPriority="0" w:semiHidden="0" w:name="Title"/>
     <w:lsdException w:unhideWhenUsed="0" w:uiPriority="0" w:semiHidden="0" w:name="Closing"/>
     <w:lsdException w:unhideWhenUsed="0" w:uiPriority="0" w:semiHidden="0" w:name="Signature"/>
-    <w:lsdException w:unhideWhenUsed="0" w:uiPriority="0" w:name="Default Paragraph Font"/>
+    <w:lsdException w:qFormat="1" w:unhideWhenUsed="0" w:uiPriority="0" w:name="Default Paragraph Font"/>
     <w:lsdException w:unhideWhenUsed="0" w:uiPriority="0" w:semiHidden="0" w:name="Body Text"/>
     <w:lsdException w:unhideWhenUsed="0" w:uiPriority="0" w:semiHidden="0" w:name="Body Text Indent"/>
     <w:lsdException w:unhideWhenUsed="0" w:uiPriority="0" w:semiHidden="0" w:name="List Continue"/>
@@ -9108,7 +15067,7 @@
     <w:lsdException w:unhideWhenUsed="0" w:uiPriority="0" w:semiHidden="0" w:name="Document Map"/>
     <w:lsdException w:unhideWhenUsed="0" w:uiPriority="0" w:semiHidden="0" w:name="Plain Text"/>
     <w:lsdException w:unhideWhenUsed="0" w:uiPriority="0" w:semiHidden="0" w:name="E-mail Signature"/>
-    <w:lsdException w:unhideWhenUsed="0" w:uiPriority="0" w:semiHidden="0" w:name="Normal (Web)"/>
+    <w:lsdException w:qFormat="1" w:unhideWhenUsed="0" w:uiPriority="0" w:semiHidden="0" w:name="Normal (Web)"/>
     <w:lsdException w:unhideWhenUsed="0" w:uiPriority="0" w:semiHidden="0" w:name="HTML Acronym"/>
     <w:lsdException w:unhideWhenUsed="0" w:uiPriority="0" w:semiHidden="0" w:name="HTML Address"/>
     <w:lsdException w:unhideWhenUsed="0" w:uiPriority="0" w:semiHidden="0" w:name="HTML Cite"/>
@@ -9338,6 +15297,7 @@
   <w:style w:type="character" w:default="1" w:styleId="5">
     <w:name w:val="Default Paragraph Font"/>
     <w:semiHidden/>
+    <w:qFormat/>
     <w:uiPriority w:val="0"/>
   </w:style>
   <w:style w:type="table" w:default="1" w:styleId="6">
@@ -9388,6 +15348,7 @@
   </w:style>
   <w:style w:type="paragraph" w:styleId="8">
     <w:name w:val="Normal (Web)"/>
+    <w:qFormat/>
     <w:uiPriority w:val="0"/>
     <w:pPr>
       <w:spacing w:before="0" w:beforeAutospacing="1" w:after="0" w:afterAutospacing="1"/>
@@ -9395,6 +15356,7 @@
       <w:jc w:val="left"/>
     </w:pPr>
     <w:rPr>
+      <w:rFonts w:ascii="Times New Roman" w:hAnsi="Times New Roman" w:eastAsia="SimSun" w:cs="Times New Roman"/>
       <w:kern w:val="0"/>
       <w:sz w:val="24"/>
       <w:szCs w:val="24"/>
